--- a/lectures/9월 16일 주제별 통합 (핵심정리+3영상).docx
+++ b/lectures/9월 16일 주제별 통합 (핵심정리+3영상).docx
@@ -15,7 +15,7 @@
           <w:color w:val="1A1A1A"/>
           <w:sz w:val="21"/>
         </w:rPr>
-        <w:t>2026. 9. 16. 주제별 통합  ·  앞 대본 핵심정리 + 검증 + 당일 3영상</w:t>
+        <w:t>2026. 9. 16.  ·  대본 핵심정리 + 당일 방송 + 공개 검증을 주제별로 합친 노트</w:t>
       </w:r>
     </w:p>
     <w:p>
@@ -31,7 +31,7 @@
           <w:color w:val="1A1A1A"/>
           <w:sz w:val="26"/>
         </w:rPr>
-        <w:t>핵심정리 × 3영상</w:t>
+        <w:t>내용 위주</w:t>
       </w:r>
     </w:p>
     <w:p>
@@ -52,7 +52,7 @@
     </w:p>
     <w:p>
       <w:pPr>
-        <w:spacing w:after="160" w:before="0" w:line="283" w:lineRule="auto"/>
+        <w:spacing w:after="200" w:before="0" w:line="283" w:lineRule="auto"/>
         <w:jc w:val="center"/>
       </w:pPr>
       <w:r>
@@ -64,22 +64,6 @@
           <w:sz w:val="24"/>
         </w:rPr>
         <w:t>금리 · 유가 · 중앙은행 · AI · 속도조절 · 반도체 · 주식 · 환원 · 부동산 · 환율</w:t>
-      </w:r>
-    </w:p>
-    <w:p>
-      <w:pPr>
-        <w:spacing w:after="200" w:before="0" w:line="283" w:lineRule="auto"/>
-        <w:jc w:val="center"/>
-      </w:pPr>
-      <w:r>
-        <w:rPr>
-          <w:rFonts w:ascii="맑은 고딕" w:hAnsi="맑은 고딕" w:eastAsia="맑은 고딕"/>
-          <w:b w:val="0"/>
-          <w:i w:val="0"/>
-          <w:color w:val="1A1A1A"/>
-          <w:sz w:val="21"/>
-        </w:rPr>
-        <w:t>V1 노근창 17분  ·  V2 박병창 39분  ·  V3 금리해설 28분  ·  시계는 영상마다 0부터</w:t>
       </w:r>
     </w:p>
     <w:tbl>
@@ -153,7 +137,7 @@
                 <w:color w:val="1A1A1A"/>
                 <w:sz w:val="21"/>
               </w:rPr>
-              <w:t>AI는 성장 엔진이자 채권을 빨아들이는 구조다. 속도조절론은 세 방송 모두 노이즈. 캡엑스는 안 멈춘다.</w:t>
+              <w:t>AI는 성장 엔진이자 채권을 빨아들이는 구조다. 속도조절론은 노이즈. 캡엑스는 안 멈춘다.</w:t>
             </w:r>
           </w:p>
           <w:p>
@@ -221,7 +205,7 @@
           <w:color w:val="1E407C"/>
           <w:sz w:val="26"/>
         </w:rPr>
-        <w:t>자료가 어디서 왔는지</w:t>
+        <w:t>이 노트를 읽는 법</w:t>
       </w:r>
     </w:p>
     <w:tbl>
@@ -240,9 +224,8 @@
         </w:tblBorders>
       </w:tblPr>
       <w:tblGrid>
-        <w:gridCol w:w="3364"/>
-        <w:gridCol w:w="3364"/>
-        <w:gridCol w:w="3364"/>
+        <w:gridCol w:w="5046"/>
+        <w:gridCol w:w="5046"/>
       </w:tblGrid>
       <w:tr>
         <w:trPr>
@@ -250,7 +233,7 @@
         </w:trPr>
         <w:tc>
           <w:tcPr>
-            <w:tcW w:type="dxa" w:w="2268"/>
+            <w:tcW w:type="dxa" w:w="2041"/>
             <w:shd w:val="clear" w:color="auto" w:fill="0F2043"/>
             <w:tcMar>
               <w:top w:w="60" w:type="dxa"/>
@@ -273,13 +256,13 @@
                 <w:color w:val="FFFFFF"/>
                 <w:sz w:val="19"/>
               </w:rPr>
-              <w:t>층</w:t>
+              <w:t>표시</w:t>
             </w:r>
           </w:p>
         </w:tc>
         <w:tc>
           <w:tcPr>
-            <w:tcW w:type="dxa" w:w="4082"/>
+            <w:tcW w:type="dxa" w:w="7937"/>
             <w:shd w:val="clear" w:color="auto" w:fill="0F2043"/>
             <w:tcMar>
               <w:top w:w="60" w:type="dxa"/>
@@ -302,36 +285,7 @@
                 <w:color w:val="FFFFFF"/>
                 <w:sz w:val="19"/>
               </w:rPr>
-              <w:t>내용</w:t>
-            </w:r>
-          </w:p>
-        </w:tc>
-        <w:tc>
-          <w:tcPr>
-            <w:tcW w:type="dxa" w:w="3628"/>
-            <w:shd w:val="clear" w:color="auto" w:fill="0F2043"/>
-            <w:tcMar>
-              <w:top w:w="60" w:type="dxa"/>
-              <w:left w:w="80" w:type="dxa"/>
-              <w:bottom w:w="60" w:type="dxa"/>
-              <w:right w:w="80" w:type="dxa"/>
-            </w:tcMar>
-          </w:tcPr>
-          <w:p>
-            <w:pPr>
-              <w:spacing w:before="0" w:after="0" w:line="269" w:lineRule="auto"/>
-              <w:jc w:val="center"/>
-            </w:pPr>
-            <w:r/>
-            <w:r>
-              <w:rPr>
-                <w:rFonts w:ascii="맑은 고딕" w:hAnsi="맑은 고딕" w:eastAsia="맑은 고딕"/>
-                <w:b/>
-                <w:i w:val="0"/>
-                <w:color w:val="FFFFFF"/>
-                <w:sz w:val="19"/>
-              </w:rPr>
-              <w:t>쓰는 법</w:t>
+              <w:t>뜻</w:t>
             </w:r>
           </w:p>
         </w:tc>
@@ -342,7 +296,7 @@
         </w:trPr>
         <w:tc>
           <w:tcPr>
-            <w:tcW w:type="dxa" w:w="2268"/>
+            <w:tcW w:type="dxa" w:w="2041"/>
             <w:shd w:val="clear" w:color="auto" w:fill="FFFFFF"/>
             <w:tcMar>
               <w:top w:w="60" w:type="dxa"/>
@@ -365,13 +319,13 @@
                 <w:color w:val="1A1A1A"/>
                 <w:sz w:val="19"/>
               </w:rPr>
-              <w:t>A. 앞 대본 핵심정리</w:t>
+              <w:t>사실</w:t>
             </w:r>
           </w:p>
         </w:tc>
         <w:tc>
           <w:tcPr>
-            <w:tcW w:type="dxa" w:w="4082"/>
+            <w:tcW w:type="dxa" w:w="7937"/>
             <w:shd w:val="clear" w:color="auto" w:fill="FFFFFF"/>
             <w:tcMar>
               <w:top w:w="60" w:type="dxa"/>
@@ -394,13 +348,110 @@
                 <w:color w:val="1A1A1A"/>
                 <w:sz w:val="19"/>
               </w:rPr>
-              <w:t>9개 주제 + 환율·외국인 + 체크리스트</w:t>
+              <w:t>공개 숫자·일정·공시로 확인된 것</w:t>
+            </w:r>
+          </w:p>
+        </w:tc>
+      </w:tr>
+      <w:tr>
+        <w:trPr>
+          <w:cantSplit/>
+        </w:trPr>
+        <w:tc>
+          <w:tcPr>
+            <w:tcW w:type="dxa" w:w="2041"/>
+            <w:shd w:val="clear" w:color="auto" w:fill="F7F9FC"/>
+            <w:tcMar>
+              <w:top w:w="60" w:type="dxa"/>
+              <w:left w:w="80" w:type="dxa"/>
+              <w:bottom w:w="60" w:type="dxa"/>
+              <w:right w:w="80" w:type="dxa"/>
+            </w:tcMar>
+          </w:tcPr>
+          <w:p>
+            <w:pPr>
+              <w:spacing w:before="0" w:after="0" w:line="269" w:lineRule="auto"/>
+              <w:jc w:val="left"/>
+            </w:pPr>
+            <w:r/>
+            <w:r>
+              <w:rPr>
+                <w:rFonts w:ascii="맑은 고딕" w:hAnsi="맑은 고딕" w:eastAsia="맑은 고딕"/>
+                <w:b/>
+                <w:i w:val="0"/>
+                <w:color w:val="1A1A1A"/>
+                <w:sz w:val="19"/>
+              </w:rPr>
+              <w:t>부분 / 주의</w:t>
             </w:r>
           </w:p>
         </w:tc>
         <w:tc>
           <w:tcPr>
-            <w:tcW w:type="dxa" w:w="3628"/>
+            <w:tcW w:type="dxa" w:w="7937"/>
+            <w:shd w:val="clear" w:color="auto" w:fill="F7F9FC"/>
+            <w:tcMar>
+              <w:top w:w="60" w:type="dxa"/>
+              <w:left w:w="80" w:type="dxa"/>
+              <w:bottom w:w="60" w:type="dxa"/>
+              <w:right w:w="80" w:type="dxa"/>
+            </w:tcMar>
+          </w:tcPr>
+          <w:p>
+            <w:pPr>
+              <w:spacing w:before="0" w:after="0" w:line="269" w:lineRule="auto"/>
+              <w:jc w:val="center"/>
+            </w:pPr>
+            <w:r/>
+            <w:r>
+              <w:rPr>
+                <w:rFonts w:ascii="맑은 고딕" w:hAnsi="맑은 고딕" w:eastAsia="맑은 고딕"/>
+                <w:b w:val="0"/>
+                <w:i w:val="0"/>
+                <w:color w:val="1A1A1A"/>
+                <w:sz w:val="19"/>
+              </w:rPr>
+              <w:t>방향은 맞지만 시제·범위·인물이 틀린 것</w:t>
+            </w:r>
+          </w:p>
+        </w:tc>
+      </w:tr>
+      <w:tr>
+        <w:trPr>
+          <w:cantSplit/>
+        </w:trPr>
+        <w:tc>
+          <w:tcPr>
+            <w:tcW w:type="dxa" w:w="2041"/>
+            <w:shd w:val="clear" w:color="auto" w:fill="FFFFFF"/>
+            <w:tcMar>
+              <w:top w:w="60" w:type="dxa"/>
+              <w:left w:w="80" w:type="dxa"/>
+              <w:bottom w:w="60" w:type="dxa"/>
+              <w:right w:w="80" w:type="dxa"/>
+            </w:tcMar>
+          </w:tcPr>
+          <w:p>
+            <w:pPr>
+              <w:spacing w:before="0" w:after="0" w:line="269" w:lineRule="auto"/>
+              <w:jc w:val="left"/>
+            </w:pPr>
+            <w:r/>
+            <w:r>
+              <w:rPr>
+                <w:rFonts w:ascii="맑은 고딕" w:hAnsi="맑은 고딕" w:eastAsia="맑은 고딕"/>
+                <w:b/>
+                <w:i w:val="0"/>
+                <w:color w:val="1A1A1A"/>
+                <w:sz w:val="19"/>
+              </w:rPr>
+              <w:t>해석</w:t>
+            </w:r>
+          </w:p>
+        </w:tc>
+        <w:tc>
+          <w:tcPr>
+            <w:tcW w:type="dxa" w:w="7937"/>
             <w:shd w:val="clear" w:color="auto" w:fill="FFFFFF"/>
             <w:tcMar>
               <w:top w:w="60" w:type="dxa"/>
@@ -423,7 +474,7 @@
                 <w:color w:val="1A1A1A"/>
                 <w:sz w:val="19"/>
               </w:rPr>
-              <w:t>기본 골격. 시제만 고쳐서 유지</w:t>
+              <w:t>논리로 쓸 수는 있으나 확정처럼 쓰면 안 되는 것</w:t>
             </w:r>
           </w:p>
         </w:tc>
@@ -434,7 +485,7 @@
         </w:trPr>
         <w:tc>
           <w:tcPr>
-            <w:tcW w:type="dxa" w:w="2268"/>
+            <w:tcW w:type="dxa" w:w="2041"/>
             <w:shd w:val="clear" w:color="auto" w:fill="F7F9FC"/>
             <w:tcMar>
               <w:top w:w="60" w:type="dxa"/>
@@ -457,13 +508,13 @@
                 <w:color w:val="1A1A1A"/>
                 <w:sz w:val="19"/>
               </w:rPr>
-              <w:t>B. 공개 검증</w:t>
+              <w:t>쓰지 말 것</w:t>
             </w:r>
           </w:p>
         </w:tc>
         <w:tc>
           <w:tcPr>
-            <w:tcW w:type="dxa" w:w="4082"/>
+            <w:tcW w:type="dxa" w:w="7937"/>
             <w:shd w:val="clear" w:color="auto" w:fill="F7F9FC"/>
             <w:tcMar>
               <w:top w:w="60" w:type="dxa"/>
@@ -486,128 +537,7 @@
                 <w:color w:val="1A1A1A"/>
                 <w:sz w:val="19"/>
               </w:rPr>
-              <w:t>9/15–16 금리·유가·연준·BOJ·수출·환원</w:t>
-            </w:r>
-          </w:p>
-        </w:tc>
-        <w:tc>
-          <w:tcPr>
-            <w:tcW w:type="dxa" w:w="3628"/>
-            <w:shd w:val="clear" w:color="auto" w:fill="F7F9FC"/>
-            <w:tcMar>
-              <w:top w:w="60" w:type="dxa"/>
-              <w:left w:w="80" w:type="dxa"/>
-              <w:bottom w:w="60" w:type="dxa"/>
-              <w:right w:w="80" w:type="dxa"/>
-            </w:tcMar>
-          </w:tcPr>
-          <w:p>
-            <w:pPr>
-              <w:spacing w:before="0" w:after="0" w:line="269" w:lineRule="auto"/>
-              <w:jc w:val="center"/>
-            </w:pPr>
-            <w:r/>
-            <w:r>
-              <w:rPr>
-                <w:rFonts w:ascii="맑은 고딕" w:hAnsi="맑은 고딕" w:eastAsia="맑은 고딕"/>
-                <w:b w:val="0"/>
-                <w:i w:val="0"/>
-                <w:color w:val="1A1A1A"/>
-                <w:sz w:val="19"/>
-              </w:rPr>
-              <w:t>사실 / 부분 / 주의 / 해석</w:t>
-            </w:r>
-          </w:p>
-        </w:tc>
-      </w:tr>
-      <w:tr>
-        <w:trPr>
-          <w:cantSplit/>
-        </w:trPr>
-        <w:tc>
-          <w:tcPr>
-            <w:tcW w:type="dxa" w:w="2268"/>
-            <w:shd w:val="clear" w:color="auto" w:fill="FFFFFF"/>
-            <w:tcMar>
-              <w:top w:w="60" w:type="dxa"/>
-              <w:left w:w="80" w:type="dxa"/>
-              <w:bottom w:w="60" w:type="dxa"/>
-              <w:right w:w="80" w:type="dxa"/>
-            </w:tcMar>
-          </w:tcPr>
-          <w:p>
-            <w:pPr>
-              <w:spacing w:before="0" w:after="0" w:line="269" w:lineRule="auto"/>
-              <w:jc w:val="left"/>
-            </w:pPr>
-            <w:r/>
-            <w:r>
-              <w:rPr>
-                <w:rFonts w:ascii="맑은 고딕" w:hAnsi="맑은 고딕" w:eastAsia="맑은 고딕"/>
-                <w:b/>
-                <w:i w:val="0"/>
-                <w:color w:val="1A1A1A"/>
-                <w:sz w:val="19"/>
-              </w:rPr>
-              <w:t>C. 당일 3영상</w:t>
-            </w:r>
-          </w:p>
-        </w:tc>
-        <w:tc>
-          <w:tcPr>
-            <w:tcW w:type="dxa" w:w="4082"/>
-            <w:shd w:val="clear" w:color="auto" w:fill="FFFFFF"/>
-            <w:tcMar>
-              <w:top w:w="60" w:type="dxa"/>
-              <w:left w:w="80" w:type="dxa"/>
-              <w:bottom w:w="60" w:type="dxa"/>
-              <w:right w:w="80" w:type="dxa"/>
-            </w:tcMar>
-          </w:tcPr>
-          <w:p>
-            <w:pPr>
-              <w:spacing w:before="0" w:after="0" w:line="269" w:lineRule="auto"/>
-              <w:jc w:val="center"/>
-            </w:pPr>
-            <w:r/>
-            <w:r>
-              <w:rPr>
-                <w:rFonts w:ascii="맑은 고딕" w:hAnsi="맑은 고딕" w:eastAsia="맑은 고딕"/>
-                <w:b w:val="0"/>
-                <w:i w:val="0"/>
-                <w:color w:val="1A1A1A"/>
-                <w:sz w:val="19"/>
-              </w:rPr>
-              <w:t>노근창·박병창·금리해설</w:t>
-            </w:r>
-          </w:p>
-        </w:tc>
-        <w:tc>
-          <w:tcPr>
-            <w:tcW w:type="dxa" w:w="3628"/>
-            <w:shd w:val="clear" w:color="auto" w:fill="FFFFFF"/>
-            <w:tcMar>
-              <w:top w:w="60" w:type="dxa"/>
-              <w:left w:w="80" w:type="dxa"/>
-              <w:bottom w:w="60" w:type="dxa"/>
-              <w:right w:w="80" w:type="dxa"/>
-            </w:tcMar>
-          </w:tcPr>
-          <w:p>
-            <w:pPr>
-              <w:spacing w:before="0" w:after="0" w:line="269" w:lineRule="auto"/>
-              <w:jc w:val="center"/>
-            </w:pPr>
-            <w:r/>
-            <w:r>
-              <w:rPr>
-                <w:rFonts w:ascii="맑은 고딕" w:hAnsi="맑은 고딕" w:eastAsia="맑은 고딕"/>
-                <w:b w:val="0"/>
-                <w:i w:val="0"/>
-                <w:color w:val="1A1A1A"/>
-                <w:sz w:val="19"/>
-              </w:rPr>
-              <w:t>V번호+타임코드로 보강</w:t>
+              <w:t>연준 QT 현재형, 엔 140 현재가, 원/달러 1,300 고정, 삼성 연 1만 4,000원 확정</w:t>
             </w:r>
           </w:p>
         </w:tc>
@@ -617,6 +547,58 @@
       <w:pPr>
         <w:spacing w:after="160" w:before="40"/>
       </w:pPr>
+    </w:p>
+    <w:p>
+      <w:pPr>
+        <w:spacing w:after="50" w:before="0" w:line="276" w:lineRule="auto"/>
+        <w:ind w:left="312" w:hanging="198"/>
+      </w:pPr>
+      <w:r>
+        <w:rPr>
+          <w:rFonts w:ascii="맑은 고딕" w:hAnsi="맑은 고딕" w:eastAsia="맑은 고딕"/>
+          <w:b w:val="0"/>
+          <w:i w:val="0"/>
+          <w:color w:val="1E407C"/>
+          <w:sz w:val="22"/>
+        </w:rPr>
+        <w:t xml:space="preserve">• </w:t>
+      </w:r>
+      <w:r>
+        <w:rPr>
+          <w:rFonts w:ascii="맑은 고딕" w:hAnsi="맑은 고딕" w:eastAsia="맑은 고딕"/>
+          <w:b w:val="0"/>
+          <w:i w:val="0"/>
+          <w:color w:val="1A1A1A"/>
+          <w:sz w:val="22"/>
+        </w:rPr>
+        <w:t>방송 세 편(노근창·박병창·금리해설)과 앞 대본을 한 주제로 합쳤다. 시계와 영상 번호는 넣지 않는다.</w:t>
+      </w:r>
+    </w:p>
+    <w:p>
+      <w:pPr>
+        <w:spacing w:after="50" w:before="0" w:line="276" w:lineRule="auto"/>
+        <w:ind w:left="312" w:hanging="198"/>
+      </w:pPr>
+      <w:r>
+        <w:rPr>
+          <w:rFonts w:ascii="맑은 고딕" w:hAnsi="맑은 고딕" w:eastAsia="맑은 고딕"/>
+          <w:b w:val="0"/>
+          <w:i w:val="0"/>
+          <w:color w:val="1E407C"/>
+          <w:sz w:val="22"/>
+        </w:rPr>
+        <w:t xml:space="preserve">• </w:t>
+      </w:r>
+      <w:r>
+        <w:rPr>
+          <w:rFonts w:ascii="맑은 고딕" w:hAnsi="맑은 고딕" w:eastAsia="맑은 고딕"/>
+          <w:b w:val="0"/>
+          <w:i w:val="0"/>
+          <w:color w:val="1A1A1A"/>
+          <w:sz w:val="22"/>
+        </w:rPr>
+        <w:t>세 방송 모두 한국시간 9/17 03:00 FOMC 발표 전. 결과는 이 노트에 없다.</w:t>
+      </w:r>
     </w:p>
     <w:p>
       <w:pPr>
@@ -658,7 +640,7 @@
           <w:color w:val="1E407C"/>
           <w:sz w:val="26"/>
         </w:rPr>
-        <w:t>앞 정리</w:t>
+        <w:t>핵심</w:t>
       </w:r>
     </w:p>
     <w:p>
@@ -684,7 +666,7 @@
           <w:color w:val="1A1A1A"/>
           <w:sz w:val="22"/>
         </w:rPr>
-        <w:t>10년물 5% ≠ 즉시 위기. 법적 선이 아니라 심리가 주목하는 숫자.</w:t>
+        <w:t>10년물 5%는 법적 위기선이 아니다. 심리가 주목하는 숫자다.</w:t>
       </w:r>
     </w:p>
     <w:p>
@@ -710,7 +692,7 @@
           <w:color w:val="1A1A1A"/>
           <w:sz w:val="22"/>
         </w:rPr>
-        <w:t>장단기 역전=침체 공식은 2022~23년에 빗나갔다.</w:t>
+        <w:t>장단기 역전=침체 공식은 이미 한 번 빗나갔다. 2s10s는 2022.7–2024.8(26개월) 역전했고, 2023 GDP는 +2.9%였다.</w:t>
       </w:r>
     </w:p>
     <w:p>
@@ -736,7 +718,7 @@
           <w:color w:val="1A1A1A"/>
           <w:sz w:val="22"/>
         </w:rPr>
-        <w:t>이번 상승은 수급: 국채 발행 + AI·하이퍼스케일러 조달 + 전쟁·유가.</w:t>
+        <w:t>이번 상승의 축은 수급이다. 국채 발행 + AI·하이퍼스케일러 조달 + 전쟁·유가가 장기물을 같이 민다.</w:t>
       </w:r>
     </w:p>
     <w:p>
@@ -762,59 +744,7 @@
           <w:color w:val="1A1A1A"/>
           <w:sz w:val="22"/>
         </w:rPr>
-        <w:t>5.5% 가능. 수준보다 속도. 완만하면 적응, 급등이면 충격.</w:t>
-      </w:r>
-    </w:p>
-    <w:p>
-      <w:pPr>
-        <w:spacing w:after="50" w:before="0" w:line="276" w:lineRule="auto"/>
-        <w:ind w:left="312" w:hanging="198"/>
-      </w:pPr>
-      <w:r>
-        <w:rPr>
-          <w:rFonts w:ascii="맑은 고딕" w:hAnsi="맑은 고딕" w:eastAsia="맑은 고딕"/>
-          <w:b w:val="0"/>
-          <w:i w:val="0"/>
-          <w:color w:val="1E407C"/>
-          <w:sz w:val="22"/>
-        </w:rPr>
-        <w:t xml:space="preserve">• </w:t>
-      </w:r>
-      <w:r>
-        <w:rPr>
-          <w:rFonts w:ascii="맑은 고딕" w:hAnsi="맑은 고딕" w:eastAsia="맑은 고딕"/>
-          <w:b w:val="0"/>
-          <w:i w:val="0"/>
-          <w:color w:val="1A1A1A"/>
-          <w:sz w:val="22"/>
-        </w:rPr>
-        <w:t>2022년은 과잉 유동성 긴축. 지금은 실물 투자·미중 분리·자본 수요.</w:t>
-      </w:r>
-    </w:p>
-    <w:p>
-      <w:pPr>
-        <w:spacing w:after="50" w:before="0" w:line="276" w:lineRule="auto"/>
-        <w:ind w:left="312" w:hanging="198"/>
-      </w:pPr>
-      <w:r>
-        <w:rPr>
-          <w:rFonts w:ascii="맑은 고딕" w:hAnsi="맑은 고딕" w:eastAsia="맑은 고딕"/>
-          <w:b w:val="0"/>
-          <w:i w:val="0"/>
-          <w:color w:val="1E407C"/>
-          <w:sz w:val="22"/>
-        </w:rPr>
-        <w:t xml:space="preserve">• </w:t>
-      </w:r>
-      <w:r>
-        <w:rPr>
-          <w:rFonts w:ascii="맑은 고딕" w:hAnsi="맑은 고딕" w:eastAsia="맑은 고딕"/>
-          <w:b w:val="0"/>
-          <w:i w:val="0"/>
-          <w:color w:val="1A1A1A"/>
-          <w:sz w:val="22"/>
-        </w:rPr>
-        <w:t>무위험수익률 상승은 밸류에이션 부담. 빠른 5.5%면 조정, 성장과 함께 완만하면 소화.</w:t>
+        <w:t>2022년은 과잉 유동성을 거둬들이는 긴축이었다. 지금은 실물 투자·미중 분리·자본 수요가 금리를 받친다.</w:t>
       </w:r>
     </w:p>
     <w:p>
@@ -829,238 +759,7 @@
           <w:color w:val="1E407C"/>
           <w:sz w:val="26"/>
         </w:rPr>
-        <w:t>3영상이 보탠 것</w:t>
-      </w:r>
-    </w:p>
-    <w:p>
-      <w:pPr>
-        <w:spacing w:after="50" w:before="0" w:line="276" w:lineRule="auto"/>
-        <w:ind w:left="312" w:hanging="198"/>
-      </w:pPr>
-      <w:r>
-        <w:rPr>
-          <w:rFonts w:ascii="맑은 고딕" w:hAnsi="맑은 고딕" w:eastAsia="맑은 고딕"/>
-          <w:b w:val="0"/>
-          <w:i w:val="0"/>
-          <w:color w:val="1E407C"/>
-          <w:sz w:val="22"/>
-        </w:rPr>
-        <w:t xml:space="preserve">• </w:t>
-      </w:r>
-      <w:r>
-        <w:rPr>
-          <w:rFonts w:ascii="맑은 고딕" w:hAnsi="맑은 고딕" w:eastAsia="맑은 고딕"/>
-          <w:b/>
-          <w:i w:val="0"/>
-          <w:color w:val="1A1A1A"/>
-          <w:sz w:val="22"/>
-        </w:rPr>
-        <w:t xml:space="preserve">V1 00:08  </w:t>
-      </w:r>
-      <w:r>
-        <w:rPr>
-          <w:rFonts w:ascii="맑은 고딕" w:hAnsi="맑은 고딕" w:eastAsia="맑은 고딕"/>
-          <w:b w:val="0"/>
-          <w:i w:val="0"/>
-          <w:color w:val="1A1A1A"/>
-          <w:sz w:val="22"/>
-        </w:rPr>
-        <w:t>5.041%까지 갔다가 4.996%로 후퇴. 유가 되돌림과 같이 움직임.</w:t>
-      </w:r>
-    </w:p>
-    <w:p>
-      <w:pPr>
-        <w:spacing w:after="50" w:before="0" w:line="276" w:lineRule="auto"/>
-        <w:ind w:left="312" w:hanging="198"/>
-      </w:pPr>
-      <w:r>
-        <w:rPr>
-          <w:rFonts w:ascii="맑은 고딕" w:hAnsi="맑은 고딕" w:eastAsia="맑은 고딕"/>
-          <w:b w:val="0"/>
-          <w:i w:val="0"/>
-          <w:color w:val="1E407C"/>
-          <w:sz w:val="22"/>
-        </w:rPr>
-        <w:t xml:space="preserve">• </w:t>
-      </w:r>
-      <w:r>
-        <w:rPr>
-          <w:rFonts w:ascii="맑은 고딕" w:hAnsi="맑은 고딕" w:eastAsia="맑은 고딕"/>
-          <w:b/>
-          <w:i w:val="0"/>
-          <w:color w:val="1A1A1A"/>
-          <w:sz w:val="22"/>
-        </w:rPr>
-        <w:t xml:space="preserve">V2 19:09  </w:t>
-      </w:r>
-      <w:r>
-        <w:rPr>
-          <w:rFonts w:ascii="맑은 고딕" w:hAnsi="맑은 고딕" w:eastAsia="맑은 고딕"/>
-          <w:b w:val="0"/>
-          <w:i w:val="0"/>
-          <w:color w:val="1A1A1A"/>
-          <w:sz w:val="22"/>
-        </w:rPr>
-        <w:t>4.5%도 괜찮다, 5%도 괜찮다는 뉴노멀 논리가 2~3주 만에 만들어졌다. 가스라이팅 가능.</w:t>
-      </w:r>
-    </w:p>
-    <w:p>
-      <w:pPr>
-        <w:spacing w:after="50" w:before="0" w:line="276" w:lineRule="auto"/>
-        <w:ind w:left="312" w:hanging="198"/>
-      </w:pPr>
-      <w:r>
-        <w:rPr>
-          <w:rFonts w:ascii="맑은 고딕" w:hAnsi="맑은 고딕" w:eastAsia="맑은 고딕"/>
-          <w:b w:val="0"/>
-          <w:i w:val="0"/>
-          <w:color w:val="1E407C"/>
-          <w:sz w:val="22"/>
-        </w:rPr>
-        <w:t xml:space="preserve">• </w:t>
-      </w:r>
-      <w:r>
-        <w:rPr>
-          <w:rFonts w:ascii="맑은 고딕" w:hAnsi="맑은 고딕" w:eastAsia="맑은 고딕"/>
-          <w:b/>
-          <w:i w:val="0"/>
-          <w:color w:val="1A1A1A"/>
-          <w:sz w:val="22"/>
-        </w:rPr>
-        <w:t xml:space="preserve">V2 23:20  </w:t>
-      </w:r>
-      <w:r>
-        <w:rPr>
-          <w:rFonts w:ascii="맑은 고딕" w:hAnsi="맑은 고딕" w:eastAsia="맑은 고딕"/>
-          <w:b w:val="0"/>
-          <w:i w:val="0"/>
-          <w:color w:val="1A1A1A"/>
-          <w:sz w:val="22"/>
-        </w:rPr>
-        <w:t>인상하면 30년·10년·2년이 오히려 내려갈 수 있다. 2년 4.66% vs 기준 3.50–3.75는 약 100bp, 25bp 네 번분. 채권 오버슈팅.</w:t>
-      </w:r>
-    </w:p>
-    <w:p>
-      <w:pPr>
-        <w:spacing w:after="50" w:before="0" w:line="276" w:lineRule="auto"/>
-        <w:ind w:left="312" w:hanging="198"/>
-      </w:pPr>
-      <w:r>
-        <w:rPr>
-          <w:rFonts w:ascii="맑은 고딕" w:hAnsi="맑은 고딕" w:eastAsia="맑은 고딕"/>
-          <w:b w:val="0"/>
-          <w:i w:val="0"/>
-          <w:color w:val="1E407C"/>
-          <w:sz w:val="22"/>
-        </w:rPr>
-        <w:t xml:space="preserve">• </w:t>
-      </w:r>
-      <w:r>
-        <w:rPr>
-          <w:rFonts w:ascii="맑은 고딕" w:hAnsi="맑은 고딕" w:eastAsia="맑은 고딕"/>
-          <w:b/>
-          <w:i w:val="0"/>
-          <w:color w:val="1A1A1A"/>
-          <w:sz w:val="22"/>
-        </w:rPr>
-        <w:t xml:space="preserve">V2 24:52  </w:t>
-      </w:r>
-      <w:r>
-        <w:rPr>
-          <w:rFonts w:ascii="맑은 고딕" w:hAnsi="맑은 고딕" w:eastAsia="맑은 고딕"/>
-          <w:b w:val="0"/>
-          <w:i w:val="0"/>
-          <w:color w:val="1A1A1A"/>
-          <w:sz w:val="22"/>
-        </w:rPr>
-        <w:t>에브리싱 랠리(주식·부동산·코인·금)는 화폐가치 하락. 중물가·중금리면 반대가 정상. 2008 직전 5.25%, S&amp;P 666→8,000, 18년.</w:t>
-      </w:r>
-    </w:p>
-    <w:p>
-      <w:pPr>
-        <w:spacing w:after="50" w:before="0" w:line="276" w:lineRule="auto"/>
-        <w:ind w:left="312" w:hanging="198"/>
-      </w:pPr>
-      <w:r>
-        <w:rPr>
-          <w:rFonts w:ascii="맑은 고딕" w:hAnsi="맑은 고딕" w:eastAsia="맑은 고딕"/>
-          <w:b w:val="0"/>
-          <w:i w:val="0"/>
-          <w:color w:val="1E407C"/>
-          <w:sz w:val="22"/>
-        </w:rPr>
-        <w:t xml:space="preserve">• </w:t>
-      </w:r>
-      <w:r>
-        <w:rPr>
-          <w:rFonts w:ascii="맑은 고딕" w:hAnsi="맑은 고딕" w:eastAsia="맑은 고딕"/>
-          <w:b/>
-          <w:i w:val="0"/>
-          <w:color w:val="1A1A1A"/>
-          <w:sz w:val="22"/>
-        </w:rPr>
-        <w:t xml:space="preserve">V3 11:02  </w:t>
-      </w:r>
-      <w:r>
-        <w:rPr>
-          <w:rFonts w:ascii="맑은 고딕" w:hAnsi="맑은 고딕" w:eastAsia="맑은 고딕"/>
-          <w:b w:val="0"/>
-          <w:i w:val="0"/>
-          <w:color w:val="1A1A1A"/>
-          <w:sz w:val="22"/>
-        </w:rPr>
-        <w:t>5%가 낯선 것은 2010년대 제로금리 세대의 적응 문제. 예전에 5%는 싼 편. 끝은 금리 단독이 아니라 신용스프레드.</w:t>
-      </w:r>
-    </w:p>
-    <w:p>
-      <w:pPr>
-        <w:spacing w:after="50" w:before="0" w:line="276" w:lineRule="auto"/>
-        <w:ind w:left="312" w:hanging="198"/>
-      </w:pPr>
-      <w:r>
-        <w:rPr>
-          <w:rFonts w:ascii="맑은 고딕" w:hAnsi="맑은 고딕" w:eastAsia="맑은 고딕"/>
-          <w:b w:val="0"/>
-          <w:i w:val="0"/>
-          <w:color w:val="1E407C"/>
-          <w:sz w:val="22"/>
-        </w:rPr>
-        <w:t xml:space="preserve">• </w:t>
-      </w:r>
-      <w:r>
-        <w:rPr>
-          <w:rFonts w:ascii="맑은 고딕" w:hAnsi="맑은 고딕" w:eastAsia="맑은 고딕"/>
-          <w:b/>
-          <w:i w:val="0"/>
-          <w:color w:val="1A1A1A"/>
-          <w:sz w:val="22"/>
-        </w:rPr>
-        <w:t xml:space="preserve">V3 06:45  </w:t>
-      </w:r>
-      <w:r>
-        <w:rPr>
-          <w:rFonts w:ascii="맑은 고딕" w:hAnsi="맑은 고딕" w:eastAsia="맑은 고딕"/>
-          <w:b w:val="0"/>
-          <w:i w:val="0"/>
-          <w:color w:val="1A1A1A"/>
-          <w:sz w:val="22"/>
-        </w:rPr>
-        <w:t>금리가 더 안 오르고 이 수준이면 AI 성장의 발목을 잡지는 않는다. 고혈압이지 뇌졸중은 아니다.</w:t>
-      </w:r>
-    </w:p>
-    <w:p>
-      <w:pPr>
-        <w:spacing w:before="200" w:after="80"/>
-      </w:pPr>
-      <w:r>
-        <w:rPr>
-          <w:rFonts w:ascii="맑은 고딕" w:hAnsi="맑은 고딕" w:eastAsia="맑은 고딕"/>
-          <w:b/>
-          <w:i w:val="0"/>
-          <w:color w:val="1E407C"/>
-          <w:sz w:val="26"/>
-        </w:rPr>
-        <w:t>검증</w:t>
+        <w:t>숫자</w:t>
       </w:r>
     </w:p>
     <w:tbl>
@@ -1262,7 +961,7 @@
                 <w:color w:val="1A1A1A"/>
                 <w:sz w:val="19"/>
               </w:rPr>
-              <w:t>9/15 장중 5.041%, 2007 이후 최고. 공식 9/14 4.97%</w:t>
+              <w:t>9/15 장중 5.041%, 2007 이후 최고. 공식 9/14 4.97%. 당일 4.996%로 후퇴</w:t>
             </w:r>
           </w:p>
         </w:tc>
@@ -1354,7 +1053,7 @@
                 <w:color w:val="1A1A1A"/>
                 <w:sz w:val="19"/>
               </w:rPr>
-              <w:t>9/8 4.80% → 9/15 5.04%. 약 24bp</w:t>
+              <w:t>9/8 4.80% → 9/15 5.04%. 약 24bp. 레벨보다 이 속도가 문제</w:t>
             </w:r>
           </w:p>
         </w:tc>
@@ -1446,7 +1145,7 @@
                 <w:color w:val="1A1A1A"/>
                 <w:sz w:val="19"/>
               </w:rPr>
-              <w:t>2s10s는 2022.7–2024.8(26개월). 2023 GDP +2.9%. 원문의 2022–23은 짧음</w:t>
+              <w:t>원문의 2022–23은 짧다. 역전 구간은 26개월</w:t>
             </w:r>
           </w:p>
         </w:tc>
@@ -1727,103 +1426,232 @@
           </w:p>
         </w:tc>
       </w:tr>
-      <w:tr>
-        <w:trPr>
-          <w:cantSplit/>
-        </w:trPr>
-        <w:tc>
-          <w:tcPr>
-            <w:tcW w:type="dxa" w:w="2041"/>
-            <w:shd w:val="clear" w:color="auto" w:fill="FFFFFF"/>
-            <w:tcMar>
-              <w:top w:w="60" w:type="dxa"/>
-              <w:left w:w="80" w:type="dxa"/>
-              <w:bottom w:w="60" w:type="dxa"/>
-              <w:right w:w="80" w:type="dxa"/>
-            </w:tcMar>
-          </w:tcPr>
-          <w:p>
-            <w:pPr>
-              <w:spacing w:before="0" w:after="0" w:line="269" w:lineRule="auto"/>
-              <w:jc w:val="left"/>
-            </w:pPr>
-            <w:r/>
-            <w:r>
-              <w:rPr>
-                <w:rFonts w:ascii="맑은 고딕" w:hAnsi="맑은 고딕" w:eastAsia="맑은 고딕"/>
-                <w:b/>
-                <w:i w:val="0"/>
-                <w:color w:val="1A1A1A"/>
-                <w:sz w:val="19"/>
-              </w:rPr>
-              <w:t>에브리싱=화폐가치</w:t>
-            </w:r>
-          </w:p>
-        </w:tc>
-        <w:tc>
-          <w:tcPr>
-            <w:tcW w:type="dxa" w:w="1247"/>
-            <w:shd w:val="clear" w:color="auto" w:fill="FFFFFF"/>
-            <w:tcMar>
-              <w:top w:w="60" w:type="dxa"/>
-              <w:left w:w="80" w:type="dxa"/>
-              <w:bottom w:w="60" w:type="dxa"/>
-              <w:right w:w="80" w:type="dxa"/>
-            </w:tcMar>
-          </w:tcPr>
-          <w:p>
-            <w:pPr>
-              <w:spacing w:before="0" w:after="0" w:line="269" w:lineRule="auto"/>
-              <w:jc w:val="center"/>
-            </w:pPr>
-            <w:r/>
-            <w:r>
-              <w:rPr>
-                <w:rFonts w:ascii="맑은 고딕" w:hAnsi="맑은 고딕" w:eastAsia="맑은 고딕"/>
-                <w:b w:val="0"/>
-                <w:i w:val="0"/>
-                <w:color w:val="1A1A1A"/>
-                <w:sz w:val="19"/>
-              </w:rPr>
-              <w:t>해석</w:t>
-            </w:r>
-          </w:p>
-        </w:tc>
-        <w:tc>
-          <w:tcPr>
-            <w:tcW w:type="dxa" w:w="6690"/>
-            <w:shd w:val="clear" w:color="auto" w:fill="FFFFFF"/>
-            <w:tcMar>
-              <w:top w:w="60" w:type="dxa"/>
-              <w:left w:w="80" w:type="dxa"/>
-              <w:bottom w:w="60" w:type="dxa"/>
-              <w:right w:w="80" w:type="dxa"/>
-            </w:tcMar>
-          </w:tcPr>
-          <w:p>
-            <w:pPr>
-              <w:spacing w:before="0" w:after="0" w:line="269" w:lineRule="auto"/>
-              <w:jc w:val="center"/>
-            </w:pPr>
-            <w:r/>
-            <w:r>
-              <w:rPr>
-                <w:rFonts w:ascii="맑은 고딕" w:hAnsi="맑은 고딕" w:eastAsia="맑은 고딕"/>
-                <w:b w:val="0"/>
-                <w:i w:val="0"/>
-                <w:color w:val="1A1A1A"/>
-                <w:sz w:val="19"/>
-              </w:rPr>
-              <w:t>경로 설명. 인과 단정은 과함</w:t>
-            </w:r>
-          </w:p>
-        </w:tc>
-      </w:tr>
     </w:tbl>
     <w:p>
       <w:pPr>
         <w:spacing w:after="160" w:before="40"/>
       </w:pPr>
+    </w:p>
+    <w:p>
+      <w:pPr>
+        <w:spacing w:before="200" w:after="80"/>
+      </w:pPr>
+      <w:r>
+        <w:rPr>
+          <w:rFonts w:ascii="맑은 고딕" w:hAnsi="맑은 고딕" w:eastAsia="맑은 고딕"/>
+          <w:b/>
+          <w:i w:val="0"/>
+          <w:color w:val="1E407C"/>
+          <w:sz w:val="26"/>
+        </w:rPr>
+        <w:t>어떻게 읽을까</w:t>
+      </w:r>
+    </w:p>
+    <w:p>
+      <w:pPr>
+        <w:spacing w:after="50" w:before="0" w:line="276" w:lineRule="auto"/>
+        <w:ind w:left="312" w:hanging="198"/>
+      </w:pPr>
+      <w:r>
+        <w:rPr>
+          <w:rFonts w:ascii="맑은 고딕" w:hAnsi="맑은 고딕" w:eastAsia="맑은 고딕"/>
+          <w:b w:val="0"/>
+          <w:i w:val="0"/>
+          <w:color w:val="1E407C"/>
+          <w:sz w:val="22"/>
+        </w:rPr>
+        <w:t xml:space="preserve">• </w:t>
+      </w:r>
+      <w:r>
+        <w:rPr>
+          <w:rFonts w:ascii="맑은 고딕" w:hAnsi="맑은 고딕" w:eastAsia="맑은 고딕"/>
+          <w:b/>
+          <w:i w:val="0"/>
+          <w:color w:val="1A1A1A"/>
+          <w:sz w:val="22"/>
+        </w:rPr>
+        <w:t xml:space="preserve">뉴노멀  </w:t>
+      </w:r>
+      <w:r>
+        <w:rPr>
+          <w:rFonts w:ascii="맑은 고딕" w:hAnsi="맑은 고딕" w:eastAsia="맑은 고딕"/>
+          <w:b w:val="0"/>
+          <w:i w:val="0"/>
+          <w:color w:val="1A1A1A"/>
+          <w:sz w:val="22"/>
+        </w:rPr>
+        <w:t>4.5%도 괜찮다, 5%도 괜찮다는 뉴노멀 논리가 2–3주 만에 만들어졌다. 적응인지 가스라이팅인지는 속도가 가른다.</w:t>
+      </w:r>
+    </w:p>
+    <w:p>
+      <w:pPr>
+        <w:spacing w:after="50" w:before="0" w:line="276" w:lineRule="auto"/>
+        <w:ind w:left="312" w:hanging="198"/>
+      </w:pPr>
+      <w:r>
+        <w:rPr>
+          <w:rFonts w:ascii="맑은 고딕" w:hAnsi="맑은 고딕" w:eastAsia="맑은 고딕"/>
+          <w:b w:val="0"/>
+          <w:i w:val="0"/>
+          <w:color w:val="1E407C"/>
+          <w:sz w:val="22"/>
+        </w:rPr>
+        <w:t xml:space="preserve">• </w:t>
+      </w:r>
+      <w:r>
+        <w:rPr>
+          <w:rFonts w:ascii="맑은 고딕" w:hAnsi="맑은 고딕" w:eastAsia="맑은 고딕"/>
+          <w:b/>
+          <w:i w:val="0"/>
+          <w:color w:val="1A1A1A"/>
+          <w:sz w:val="22"/>
+        </w:rPr>
+        <w:t xml:space="preserve">오버슈팅  </w:t>
+      </w:r>
+      <w:r>
+        <w:rPr>
+          <w:rFonts w:ascii="맑은 고딕" w:hAnsi="맑은 고딕" w:eastAsia="맑은 고딕"/>
+          <w:b w:val="0"/>
+          <w:i w:val="0"/>
+          <w:color w:val="1A1A1A"/>
+          <w:sz w:val="22"/>
+        </w:rPr>
+        <w:t>인상하면 30년·10년·2년이 오히려 내려갈 수 있다. 2년 4.66% vs 기준 3.50–3.75%는 약 100bp, 25bp 네 번분. 채권이 이미 오버슈팅했을 수 있다.</w:t>
+      </w:r>
+    </w:p>
+    <w:p>
+      <w:pPr>
+        <w:spacing w:after="50" w:before="0" w:line="276" w:lineRule="auto"/>
+        <w:ind w:left="312" w:hanging="198"/>
+      </w:pPr>
+      <w:r>
+        <w:rPr>
+          <w:rFonts w:ascii="맑은 고딕" w:hAnsi="맑은 고딕" w:eastAsia="맑은 고딕"/>
+          <w:b w:val="0"/>
+          <w:i w:val="0"/>
+          <w:color w:val="1E407C"/>
+          <w:sz w:val="22"/>
+        </w:rPr>
+        <w:t xml:space="preserve">• </w:t>
+      </w:r>
+      <w:r>
+        <w:rPr>
+          <w:rFonts w:ascii="맑은 고딕" w:hAnsi="맑은 고딕" w:eastAsia="맑은 고딕"/>
+          <w:b/>
+          <w:i w:val="0"/>
+          <w:color w:val="1A1A1A"/>
+          <w:sz w:val="22"/>
+        </w:rPr>
+        <w:t xml:space="preserve">적응  </w:t>
+      </w:r>
+      <w:r>
+        <w:rPr>
+          <w:rFonts w:ascii="맑은 고딕" w:hAnsi="맑은 고딕" w:eastAsia="맑은 고딕"/>
+          <w:b w:val="0"/>
+          <w:i w:val="0"/>
+          <w:color w:val="1A1A1A"/>
+          <w:sz w:val="22"/>
+        </w:rPr>
+        <w:t>5%가 낯선 것은 2010년대 제로금리 세대의 적응 문제다. 예전에는 5%가 싼 편이었다. 끝은 금리 단독이 아니라 신용스프레드다.</w:t>
+      </w:r>
+    </w:p>
+    <w:p>
+      <w:pPr>
+        <w:spacing w:after="50" w:before="0" w:line="276" w:lineRule="auto"/>
+        <w:ind w:left="312" w:hanging="198"/>
+      </w:pPr>
+      <w:r>
+        <w:rPr>
+          <w:rFonts w:ascii="맑은 고딕" w:hAnsi="맑은 고딕" w:eastAsia="맑은 고딕"/>
+          <w:b w:val="0"/>
+          <w:i w:val="0"/>
+          <w:color w:val="1E407C"/>
+          <w:sz w:val="22"/>
+        </w:rPr>
+        <w:t xml:space="preserve">• </w:t>
+      </w:r>
+      <w:r>
+        <w:rPr>
+          <w:rFonts w:ascii="맑은 고딕" w:hAnsi="맑은 고딕" w:eastAsia="맑은 고딕"/>
+          <w:b/>
+          <w:i w:val="0"/>
+          <w:color w:val="1A1A1A"/>
+          <w:sz w:val="22"/>
+        </w:rPr>
+        <w:t xml:space="preserve">AI  </w:t>
+      </w:r>
+      <w:r>
+        <w:rPr>
+          <w:rFonts w:ascii="맑은 고딕" w:hAnsi="맑은 고딕" w:eastAsia="맑은 고딕"/>
+          <w:b w:val="0"/>
+          <w:i w:val="0"/>
+          <w:color w:val="1A1A1A"/>
+          <w:sz w:val="22"/>
+        </w:rPr>
+        <w:t>금리가 더 안 오르고 이 수준이면 AI 성장의 발목을 잡지는 않는다. 고혈압이지 뇌졸중은 아니다.</w:t>
+      </w:r>
+    </w:p>
+    <w:p>
+      <w:pPr>
+        <w:spacing w:after="50" w:before="0" w:line="276" w:lineRule="auto"/>
+        <w:ind w:left="312" w:hanging="198"/>
+      </w:pPr>
+      <w:r>
+        <w:rPr>
+          <w:rFonts w:ascii="맑은 고딕" w:hAnsi="맑은 고딕" w:eastAsia="맑은 고딕"/>
+          <w:b w:val="0"/>
+          <w:i w:val="0"/>
+          <w:color w:val="1E407C"/>
+          <w:sz w:val="22"/>
+        </w:rPr>
+        <w:t xml:space="preserve">• </w:t>
+      </w:r>
+      <w:r>
+        <w:rPr>
+          <w:rFonts w:ascii="맑은 고딕" w:hAnsi="맑은 고딕" w:eastAsia="맑은 고딕"/>
+          <w:b/>
+          <w:i w:val="0"/>
+          <w:color w:val="1A1A1A"/>
+          <w:sz w:val="22"/>
+        </w:rPr>
+        <w:t xml:space="preserve">에브리싱  </w:t>
+      </w:r>
+      <w:r>
+        <w:rPr>
+          <w:rFonts w:ascii="맑은 고딕" w:hAnsi="맑은 고딕" w:eastAsia="맑은 고딕"/>
+          <w:b w:val="0"/>
+          <w:i w:val="0"/>
+          <w:color w:val="1A1A1A"/>
+          <w:sz w:val="22"/>
+        </w:rPr>
+        <w:t>에브리싱 랠리(주식·부동산·코인·금)는 화폐가치 하락으로 읽는 시각이 있다. 중물가·중금리면 반대가 정상이다. 2008 직전 5.25%, S&amp;P 666→8,000, 18년. 경로 설명이지 인과 단정은 과하다.</w:t>
+      </w:r>
+    </w:p>
+    <w:p>
+      <w:pPr>
+        <w:spacing w:after="50" w:before="0" w:line="276" w:lineRule="auto"/>
+        <w:ind w:left="312" w:hanging="198"/>
+      </w:pPr>
+      <w:r>
+        <w:rPr>
+          <w:rFonts w:ascii="맑은 고딕" w:hAnsi="맑은 고딕" w:eastAsia="맑은 고딕"/>
+          <w:b w:val="0"/>
+          <w:i w:val="0"/>
+          <w:color w:val="1E407C"/>
+          <w:sz w:val="22"/>
+        </w:rPr>
+        <w:t xml:space="preserve">• </w:t>
+      </w:r>
+      <w:r>
+        <w:rPr>
+          <w:rFonts w:ascii="맑은 고딕" w:hAnsi="맑은 고딕" w:eastAsia="맑은 고딕"/>
+          <w:b w:val="0"/>
+          <w:i w:val="0"/>
+          <w:color w:val="1A1A1A"/>
+          <w:sz w:val="22"/>
+        </w:rPr>
+        <w:t>무위험수익률 상승은 밸류에이션 부담이다. 빠른 5.5%면 조정, 성장과 함께 완만하면 소화.</w:t>
+      </w:r>
     </w:p>
     <w:tbl>
       <w:tblPr>
@@ -1922,17 +1750,28 @@
     </w:p>
     <w:p>
       <w:pPr>
-        <w:spacing w:before="200" w:after="80"/>
+        <w:spacing w:after="50" w:before="0" w:line="276" w:lineRule="auto"/>
+        <w:ind w:left="312" w:hanging="198"/>
       </w:pPr>
       <w:r>
         <w:rPr>
           <w:rFonts w:ascii="맑은 고딕" w:hAnsi="맑은 고딕" w:eastAsia="맑은 고딕"/>
-          <w:b/>
+          <w:b w:val="0"/>
           <w:i w:val="0"/>
           <w:color w:val="1E407C"/>
-          <w:sz w:val="26"/>
+          <w:sz w:val="22"/>
         </w:rPr>
-        <w:t>앞 정리</w:t>
+        <w:t xml:space="preserve">• </w:t>
+      </w:r>
+      <w:r>
+        <w:rPr>
+          <w:rFonts w:ascii="맑은 고딕" w:hAnsi="맑은 고딕" w:eastAsia="맑은 고딕"/>
+          <w:b w:val="0"/>
+          <w:i w:val="0"/>
+          <w:color w:val="1A1A1A"/>
+          <w:sz w:val="22"/>
+        </w:rPr>
+        <w:t>전쟁·유가가 물가와 장기금리를 밀어 올리는 한 축이다. 금리 이야기에서 유가를 빼면 안 된다.</w:t>
       </w:r>
     </w:p>
     <w:p>
@@ -1958,145 +1797,7 @@
           <w:color w:val="1A1A1A"/>
           <w:sz w:val="22"/>
         </w:rPr>
-        <w:t>전쟁·유가가 물가와 장기금리를 밀어 올리는 한 축. 원문은 한 줄로만 처리.</w:t>
-      </w:r>
-    </w:p>
-    <w:p>
-      <w:pPr>
-        <w:spacing w:before="200" w:after="80"/>
-      </w:pPr>
-      <w:r>
-        <w:rPr>
-          <w:rFonts w:ascii="맑은 고딕" w:hAnsi="맑은 고딕" w:eastAsia="맑은 고딕"/>
-          <w:b/>
-          <w:i w:val="0"/>
-          <w:color w:val="1E407C"/>
-          <w:sz w:val="26"/>
-        </w:rPr>
-        <w:t>3영상</w:t>
-      </w:r>
-    </w:p>
-    <w:p>
-      <w:pPr>
-        <w:spacing w:after="50" w:before="0" w:line="276" w:lineRule="auto"/>
-        <w:ind w:left="312" w:hanging="198"/>
-      </w:pPr>
-      <w:r>
-        <w:rPr>
-          <w:rFonts w:ascii="맑은 고딕" w:hAnsi="맑은 고딕" w:eastAsia="맑은 고딕"/>
-          <w:b w:val="0"/>
-          <w:i w:val="0"/>
-          <w:color w:val="1E407C"/>
-          <w:sz w:val="22"/>
-        </w:rPr>
-        <w:t xml:space="preserve">• </w:t>
-      </w:r>
-      <w:r>
-        <w:rPr>
-          <w:rFonts w:ascii="맑은 고딕" w:hAnsi="맑은 고딕" w:eastAsia="맑은 고딕"/>
-          <w:b/>
-          <w:i w:val="0"/>
-          <w:color w:val="1A1A1A"/>
-          <w:sz w:val="22"/>
-        </w:rPr>
-        <w:t xml:space="preserve">V1 00:08  </w:t>
-      </w:r>
-      <w:r>
-        <w:rPr>
-          <w:rFonts w:ascii="맑은 고딕" w:hAnsi="맑은 고딕" w:eastAsia="맑은 고딕"/>
-          <w:b w:val="0"/>
-          <w:i w:val="0"/>
-          <w:color w:val="1A1A1A"/>
-          <w:sz w:val="22"/>
-        </w:rPr>
-        <w:t>Wright: 사우디 동서 송유관 며칠 내 정상화. WTI 104, 브렌트 108로 하락 전환.</w:t>
-      </w:r>
-    </w:p>
-    <w:p>
-      <w:pPr>
-        <w:spacing w:after="50" w:before="0" w:line="276" w:lineRule="auto"/>
-        <w:ind w:left="312" w:hanging="198"/>
-      </w:pPr>
-      <w:r>
-        <w:rPr>
-          <w:rFonts w:ascii="맑은 고딕" w:hAnsi="맑은 고딕" w:eastAsia="맑은 고딕"/>
-          <w:b w:val="0"/>
-          <w:i w:val="0"/>
-          <w:color w:val="1E407C"/>
-          <w:sz w:val="22"/>
-        </w:rPr>
-        <w:t xml:space="preserve">• </w:t>
-      </w:r>
-      <w:r>
-        <w:rPr>
-          <w:rFonts w:ascii="맑은 고딕" w:hAnsi="맑은 고딕" w:eastAsia="맑은 고딕"/>
-          <w:b/>
-          <w:i w:val="0"/>
-          <w:color w:val="1A1A1A"/>
-          <w:sz w:val="22"/>
-        </w:rPr>
-        <w:t xml:space="preserve">V2 03:32  </w:t>
-      </w:r>
-      <w:r>
-        <w:rPr>
-          <w:rFonts w:ascii="맑은 고딕" w:hAnsi="맑은 고딕" w:eastAsia="맑은 고딕"/>
-          <w:b w:val="0"/>
-          <w:i w:val="0"/>
-          <w:color w:val="1A1A1A"/>
-          <w:sz w:val="22"/>
-        </w:rPr>
-        <w:t>유가 100달러 위에서 안 빠진다. 트리거는 트럼프 “중간선거 끝나야 떨어진다” → 10월 말까지 고유가 고착 메시지.</w:t>
-      </w:r>
-    </w:p>
-    <w:p>
-      <w:pPr>
-        <w:spacing w:after="50" w:before="0" w:line="276" w:lineRule="auto"/>
-        <w:ind w:left="312" w:hanging="198"/>
-      </w:pPr>
-      <w:r>
-        <w:rPr>
-          <w:rFonts w:ascii="맑은 고딕" w:hAnsi="맑은 고딕" w:eastAsia="맑은 고딕"/>
-          <w:b w:val="0"/>
-          <w:i w:val="0"/>
-          <w:color w:val="1E407C"/>
-          <w:sz w:val="22"/>
-        </w:rPr>
-        <w:t xml:space="preserve">• </w:t>
-      </w:r>
-      <w:r>
-        <w:rPr>
-          <w:rFonts w:ascii="맑은 고딕" w:hAnsi="맑은 고딕" w:eastAsia="맑은 고딕"/>
-          <w:b/>
-          <w:i w:val="0"/>
-          <w:color w:val="1A1A1A"/>
-          <w:sz w:val="22"/>
-        </w:rPr>
-        <w:t xml:space="preserve">V3 19:14  </w:t>
-      </w:r>
-      <w:r>
-        <w:rPr>
-          <w:rFonts w:ascii="맑은 고딕" w:hAnsi="맑은 고딕" w:eastAsia="맑은 고딕"/>
-          <w:b w:val="0"/>
-          <w:i w:val="0"/>
-          <w:color w:val="1A1A1A"/>
-          <w:sz w:val="22"/>
-        </w:rPr>
-        <w:t>금리가 높은 제일 큰 이유는 전쟁. 예측 불가. 베센트가 11/4까지 시간을 번다.</w:t>
-      </w:r>
-    </w:p>
-    <w:p>
-      <w:pPr>
-        <w:spacing w:before="200" w:after="80"/>
-      </w:pPr>
-      <w:r>
-        <w:rPr>
-          <w:rFonts w:ascii="맑은 고딕" w:hAnsi="맑은 고딕" w:eastAsia="맑은 고딕"/>
-          <w:b/>
-          <w:i w:val="0"/>
-          <w:color w:val="1E407C"/>
-          <w:sz w:val="26"/>
-        </w:rPr>
-        <w:t>검증</w:t>
+        <w:t>이란전 약 7개월. 호르무즈·Bab al-Mandab·사우디 파이프라인. 브렌트는 106–110에서 되돌림.</w:t>
       </w:r>
     </w:p>
     <w:p>
@@ -2122,7 +1823,7 @@
           <w:color w:val="1A1A1A"/>
           <w:sz w:val="22"/>
         </w:rPr>
-        <w:t>이란전 약 7개월. 호르무즈·Bab al-Mandab·사우디 파이프라인. 브렌트 106–110에서 되돌림.</w:t>
+        <w:t>에너지부 Wright는 사우디 동서 송유관이 며칠 내 정상화된다고 했고, 그 헤드라인과 함께 WTI 104·브렌트 108로 하락 전환했다.</w:t>
       </w:r>
     </w:p>
     <w:p>
@@ -2148,7 +1849,7 @@
           <w:color w:val="1A1A1A"/>
           <w:sz w:val="22"/>
         </w:rPr>
-        <w:t>Wright “days” vs AP 관리 3–5주. 사우디 공식 일정 없음. 며칠을 확정으로 쓰면 안 됨.</w:t>
+        <w:t>AP 관리는 3–5주. 사우디 공식 일정은 없다. 며칠을 확정으로 쓰면 안 된다.</w:t>
       </w:r>
     </w:p>
     <w:p>
@@ -2174,7 +1875,59 @@
           <w:color w:val="1A1A1A"/>
           <w:sz w:val="22"/>
         </w:rPr>
-        <w:t>8월 CPI 3.4%, 근원 전월 0.3%. 유가가 물가 서프라이즈의 직접 트리거.</w:t>
+        <w:t>100달러 위에서 잘 안 빠지는 이유로, 트럼프 “중간선거 끝나야 떨어진다”가 거론된다. 10월 말까지 고유가 고착 메시지다.</w:t>
+      </w:r>
+    </w:p>
+    <w:p>
+      <w:pPr>
+        <w:spacing w:after="50" w:before="0" w:line="276" w:lineRule="auto"/>
+        <w:ind w:left="312" w:hanging="198"/>
+      </w:pPr>
+      <w:r>
+        <w:rPr>
+          <w:rFonts w:ascii="맑은 고딕" w:hAnsi="맑은 고딕" w:eastAsia="맑은 고딕"/>
+          <w:b w:val="0"/>
+          <w:i w:val="0"/>
+          <w:color w:val="1E407C"/>
+          <w:sz w:val="22"/>
+        </w:rPr>
+        <w:t xml:space="preserve">• </w:t>
+      </w:r>
+      <w:r>
+        <w:rPr>
+          <w:rFonts w:ascii="맑은 고딕" w:hAnsi="맑은 고딕" w:eastAsia="맑은 고딕"/>
+          <w:b w:val="0"/>
+          <w:i w:val="0"/>
+          <w:color w:val="1A1A1A"/>
+          <w:sz w:val="22"/>
+        </w:rPr>
+        <w:t>베센트가 11/4까지 시간을 번다는 읽기도 같은 맥락이다. 전쟁은 쓴다, 예측은 못 한다.</w:t>
+      </w:r>
+    </w:p>
+    <w:p>
+      <w:pPr>
+        <w:spacing w:after="50" w:before="0" w:line="276" w:lineRule="auto"/>
+        <w:ind w:left="312" w:hanging="198"/>
+      </w:pPr>
+      <w:r>
+        <w:rPr>
+          <w:rFonts w:ascii="맑은 고딕" w:hAnsi="맑은 고딕" w:eastAsia="맑은 고딕"/>
+          <w:b w:val="0"/>
+          <w:i w:val="0"/>
+          <w:color w:val="1E407C"/>
+          <w:sz w:val="22"/>
+        </w:rPr>
+        <w:t xml:space="preserve">• </w:t>
+      </w:r>
+      <w:r>
+        <w:rPr>
+          <w:rFonts w:ascii="맑은 고딕" w:hAnsi="맑은 고딕" w:eastAsia="맑은 고딕"/>
+          <w:b w:val="0"/>
+          <w:i w:val="0"/>
+          <w:color w:val="1A1A1A"/>
+          <w:sz w:val="22"/>
+        </w:rPr>
+        <w:t>8월 CPI 3.4%, 근원 전월 0.3%. 유가가 물가 서프라이즈의 직접 트리거다.</w:t>
       </w:r>
     </w:p>
     <w:tbl>
@@ -2233,7 +1986,7 @@
                 <w:color w:val="1A1A1A"/>
                 <w:sz w:val="21"/>
               </w:rPr>
-              <w:t>금리 이야기에서 유가를 빼면 안 된다. 송유관 헤드라인은 되돌림 재료이지 전쟁 종료가 아니다.</w:t>
+              <w:t>송유관 헤드라인은 되돌림 재료이지 전쟁 종료가 아니다.</w:t>
             </w:r>
           </w:p>
         </w:tc>
@@ -2284,7 +2037,7 @@
           <w:color w:val="1E407C"/>
           <w:sz w:val="26"/>
         </w:rPr>
-        <w:t>앞 정리</w:t>
+        <w:t>진짜 위험</w:t>
       </w:r>
     </w:p>
     <w:p>
@@ -2310,7 +2063,7 @@
           <w:color w:val="1A1A1A"/>
           <w:sz w:val="22"/>
         </w:rPr>
-        <w:t>진짜 위험: 정책금리 인상 + QT/유동성 회수 + BOJ 긴축·엔 강세가 동시에.</w:t>
+        <w:t>정책금리 인상 + 유동성 회수 + BOJ 긴축·엔 강세가 동시에 오는 경우다. 한 나라의 레벨보다 겹침이 위험하다.</w:t>
       </w:r>
     </w:p>
     <w:p>
@@ -2336,7 +2089,7 @@
           <w:color w:val="1A1A1A"/>
           <w:sz w:val="22"/>
         </w:rPr>
-        <w:t>한은 추가 인상 가능 vs 이미 적응·캐리 완충.</w:t>
+        <w:t>한은은 추가 인상 가능 vs 이미 적응·캐리 완충, 두 읽기가 같이 있다.</w:t>
       </w:r>
     </w:p>
     <w:p>
@@ -2362,7 +2115,7 @@
           <w:color w:val="1A1A1A"/>
           <w:sz w:val="22"/>
         </w:rPr>
-        <w:t>엔 140엔대 급변 시 엔캐리 청산 → 한국 변동성.</w:t>
+        <w:t>엔이 140엔대로 급변하면 엔캐리 청산 → 한국 변동성. 다만 140은 스트레스 가정이다.</w:t>
       </w:r>
     </w:p>
     <w:p>
@@ -2377,459 +2130,7 @@
           <w:color w:val="1E407C"/>
           <w:sz w:val="26"/>
         </w:rPr>
-        <w:t>3영상 — FOMC 워딩이 본게임</w:t>
-      </w:r>
-    </w:p>
-    <w:p>
-      <w:pPr>
-        <w:spacing w:after="120" w:before="0" w:line="283" w:lineRule="auto"/>
-        <w:jc w:val="left"/>
-      </w:pPr>
-      <w:r>
-        <w:rPr>
-          <w:rFonts w:ascii="맑은 고딕" w:hAnsi="맑은 고딕" w:eastAsia="맑은 고딕"/>
-          <w:b w:val="0"/>
-          <w:i w:val="0"/>
-          <w:color w:val="1A1A1A"/>
-          <w:sz w:val="22"/>
-        </w:rPr>
-        <w:t>세 방송 모두 한국시간 9/17 03:00 발표 전. 결과는 이 노트에 없음.</w:t>
-      </w:r>
-    </w:p>
-    <w:p>
-      <w:pPr>
-        <w:spacing w:after="50" w:before="0" w:line="276" w:lineRule="auto"/>
-        <w:ind w:left="312" w:hanging="198"/>
-      </w:pPr>
-      <w:r>
-        <w:rPr>
-          <w:rFonts w:ascii="맑은 고딕" w:hAnsi="맑은 고딕" w:eastAsia="맑은 고딕"/>
-          <w:b w:val="0"/>
-          <w:i w:val="0"/>
-          <w:color w:val="1E407C"/>
-          <w:sz w:val="22"/>
-        </w:rPr>
-        <w:t xml:space="preserve">• </w:t>
-      </w:r>
-      <w:r>
-        <w:rPr>
-          <w:rFonts w:ascii="맑은 고딕" w:hAnsi="맑은 고딕" w:eastAsia="맑은 고딕"/>
-          <w:b/>
-          <w:i w:val="0"/>
-          <w:color w:val="1A1A1A"/>
-          <w:sz w:val="22"/>
-        </w:rPr>
-        <w:t xml:space="preserve">V1 06:41  </w:t>
-      </w:r>
-      <w:r>
-        <w:rPr>
-          <w:rFonts w:ascii="맑은 고딕" w:hAnsi="맑은 고딕" w:eastAsia="맑은 고딕"/>
-          <w:b w:val="0"/>
-          <w:i w:val="0"/>
-          <w:color w:val="1A1A1A"/>
-          <w:sz w:val="22"/>
-        </w:rPr>
-        <w:t>인상해도 임팩트 별로. 이미 애매하게 소화.</w:t>
-      </w:r>
-    </w:p>
-    <w:p>
-      <w:pPr>
-        <w:spacing w:after="50" w:before="0" w:line="276" w:lineRule="auto"/>
-        <w:ind w:left="312" w:hanging="198"/>
-      </w:pPr>
-      <w:r>
-        <w:rPr>
-          <w:rFonts w:ascii="맑은 고딕" w:hAnsi="맑은 고딕" w:eastAsia="맑은 고딕"/>
-          <w:b w:val="0"/>
-          <w:i w:val="0"/>
-          <w:color w:val="1E407C"/>
-          <w:sz w:val="22"/>
-        </w:rPr>
-        <w:t xml:space="preserve">• </w:t>
-      </w:r>
-      <w:r>
-        <w:rPr>
-          <w:rFonts w:ascii="맑은 고딕" w:hAnsi="맑은 고딕" w:eastAsia="맑은 고딕"/>
-          <w:b/>
-          <w:i w:val="0"/>
-          <w:color w:val="1A1A1A"/>
-          <w:sz w:val="22"/>
-        </w:rPr>
-        <w:t xml:space="preserve">V2 16:34  </w:t>
-      </w:r>
-      <w:r>
-        <w:rPr>
-          <w:rFonts w:ascii="맑은 고딕" w:hAnsi="맑은 고딕" w:eastAsia="맑은 고딕"/>
-          <w:b w:val="0"/>
-          <w:i w:val="0"/>
-          <w:color w:val="1A1A1A"/>
-          <w:sz w:val="22"/>
-        </w:rPr>
-        <w:t>동결 전제 → 워시 연설 후 30%만 위험관리. 시장 확률 95%. 인상이 좋다는 논리가 2–3주 만에 형성.</w:t>
-      </w:r>
-    </w:p>
-    <w:tbl>
-      <w:tblPr>
-        <w:tblW w:type="auto" w:w="0"/>
-        <w:jc w:val="center"/>
-        <w:tblLayout w:type="autofit"/>
-        <w:tblLook w:firstColumn="1" w:firstRow="1" w:lastColumn="0" w:lastRow="0" w:noHBand="0" w:noVBand="1" w:val="04A0"/>
-        <w:tblBorders>
-          <w:top w:val="single" w:sz="4" w:space="0" w:color="D5DCE6"/>
-          <w:left w:val="single" w:sz="4" w:space="0" w:color="D5DCE6"/>
-          <w:bottom w:val="single" w:sz="4" w:space="0" w:color="D5DCE6"/>
-          <w:right w:val="single" w:sz="4" w:space="0" w:color="D5DCE6"/>
-          <w:insideH w:val="single" w:sz="4" w:space="0" w:color="D5DCE6"/>
-          <w:insideV w:val="single" w:sz="4" w:space="0" w:color="D5DCE6"/>
-        </w:tblBorders>
-      </w:tblPr>
-      <w:tblGrid>
-        <w:gridCol w:w="5046"/>
-        <w:gridCol w:w="5046"/>
-      </w:tblGrid>
-      <w:tr>
-        <w:trPr>
-          <w:cantSplit/>
-        </w:trPr>
-        <w:tc>
-          <w:tcPr>
-            <w:tcW w:type="dxa" w:w="6236"/>
-            <w:shd w:val="clear" w:color="auto" w:fill="0F2043"/>
-            <w:tcMar>
-              <w:top w:w="60" w:type="dxa"/>
-              <w:left w:w="80" w:type="dxa"/>
-              <w:bottom w:w="60" w:type="dxa"/>
-              <w:right w:w="80" w:type="dxa"/>
-            </w:tcMar>
-          </w:tcPr>
-          <w:p>
-            <w:pPr>
-              <w:spacing w:before="0" w:after="0" w:line="269" w:lineRule="auto"/>
-              <w:jc w:val="center"/>
-            </w:pPr>
-            <w:r/>
-            <w:r>
-              <w:rPr>
-                <w:rFonts w:ascii="맑은 고딕" w:hAnsi="맑은 고딕" w:eastAsia="맑은 고딕"/>
-                <w:b/>
-                <w:i w:val="0"/>
-                <w:color w:val="FFFFFF"/>
-                <w:sz w:val="19"/>
-              </w:rPr>
-              <w:t>워딩 (V2 21:07)</w:t>
-            </w:r>
-          </w:p>
-        </w:tc>
-        <w:tc>
-          <w:tcPr>
-            <w:tcW w:type="dxa" w:w="3742"/>
-            <w:shd w:val="clear" w:color="auto" w:fill="0F2043"/>
-            <w:tcMar>
-              <w:top w:w="60" w:type="dxa"/>
-              <w:left w:w="80" w:type="dxa"/>
-              <w:bottom w:w="60" w:type="dxa"/>
-              <w:right w:w="80" w:type="dxa"/>
-            </w:tcMar>
-          </w:tcPr>
-          <w:p>
-            <w:pPr>
-              <w:spacing w:before="0" w:after="0" w:line="269" w:lineRule="auto"/>
-              <w:jc w:val="center"/>
-            </w:pPr>
-            <w:r/>
-            <w:r>
-              <w:rPr>
-                <w:rFonts w:ascii="맑은 고딕" w:hAnsi="맑은 고딕" w:eastAsia="맑은 고딕"/>
-                <w:b/>
-                <w:i w:val="0"/>
-                <w:color w:val="FFFFFF"/>
-                <w:sz w:val="19"/>
-              </w:rPr>
-              <w:t>시장</w:t>
-            </w:r>
-          </w:p>
-        </w:tc>
-      </w:tr>
-      <w:tr>
-        <w:trPr>
-          <w:cantSplit/>
-        </w:trPr>
-        <w:tc>
-          <w:tcPr>
-            <w:tcW w:type="dxa" w:w="6236"/>
-            <w:shd w:val="clear" w:color="auto" w:fill="FFFFFF"/>
-            <w:tcMar>
-              <w:top w:w="60" w:type="dxa"/>
-              <w:left w:w="80" w:type="dxa"/>
-              <w:bottom w:w="60" w:type="dxa"/>
-              <w:right w:w="80" w:type="dxa"/>
-            </w:tcMar>
-          </w:tcPr>
-          <w:p>
-            <w:pPr>
-              <w:spacing w:before="0" w:after="0" w:line="269" w:lineRule="auto"/>
-              <w:jc w:val="left"/>
-            </w:pPr>
-            <w:r/>
-            <w:r>
-              <w:rPr>
-                <w:rFonts w:ascii="맑은 고딕" w:hAnsi="맑은 고딕" w:eastAsia="맑은 고딕"/>
-                <w:b w:val="0"/>
-                <w:i w:val="0"/>
-                <w:color w:val="1A1A1A"/>
-                <w:sz w:val="19"/>
-              </w:rPr>
-              <w:t>가이던스·암시 전무</w:t>
-            </w:r>
-          </w:p>
-        </w:tc>
-        <w:tc>
-          <w:tcPr>
-            <w:tcW w:type="dxa" w:w="3742"/>
-            <w:shd w:val="clear" w:color="auto" w:fill="FFFFFF"/>
-            <w:tcMar>
-              <w:top w:w="60" w:type="dxa"/>
-              <w:left w:w="80" w:type="dxa"/>
-              <w:bottom w:w="60" w:type="dxa"/>
-              <w:right w:w="80" w:type="dxa"/>
-            </w:tcMar>
-          </w:tcPr>
-          <w:p>
-            <w:pPr>
-              <w:spacing w:before="0" w:after="0" w:line="269" w:lineRule="auto"/>
-              <w:jc w:val="center"/>
-            </w:pPr>
-            <w:r/>
-            <w:r>
-              <w:rPr>
-                <w:rFonts w:ascii="맑은 고딕" w:hAnsi="맑은 고딕" w:eastAsia="맑은 고딕"/>
-                <w:b w:val="0"/>
-                <w:i w:val="0"/>
-                <w:color w:val="1A1A1A"/>
-                <w:sz w:val="19"/>
-              </w:rPr>
-              <w:t>하락</w:t>
-            </w:r>
-          </w:p>
-        </w:tc>
-      </w:tr>
-      <w:tr>
-        <w:trPr>
-          <w:cantSplit/>
-        </w:trPr>
-        <w:tc>
-          <w:tcPr>
-            <w:tcW w:type="dxa" w:w="6236"/>
-            <w:shd w:val="clear" w:color="auto" w:fill="F7F9FC"/>
-            <w:tcMar>
-              <w:top w:w="60" w:type="dxa"/>
-              <w:left w:w="80" w:type="dxa"/>
-              <w:bottom w:w="60" w:type="dxa"/>
-              <w:right w:w="80" w:type="dxa"/>
-            </w:tcMar>
-          </w:tcPr>
-          <w:p>
-            <w:pPr>
-              <w:spacing w:before="0" w:after="0" w:line="269" w:lineRule="auto"/>
-              <w:jc w:val="left"/>
-            </w:pPr>
-            <w:r/>
-            <w:r>
-              <w:rPr>
-                <w:rFonts w:ascii="맑은 고딕" w:hAnsi="맑은 고딕" w:eastAsia="맑은 고딕"/>
-                <w:b w:val="0"/>
-                <w:i w:val="0"/>
-                <w:color w:val="1A1A1A"/>
-                <w:sz w:val="19"/>
-              </w:rPr>
-              <w:t>인상/동결 + 인플레를 크게 걱정 (호미 vs 가래)</w:t>
-            </w:r>
-          </w:p>
-        </w:tc>
-        <w:tc>
-          <w:tcPr>
-            <w:tcW w:type="dxa" w:w="3742"/>
-            <w:shd w:val="clear" w:color="auto" w:fill="F7F9FC"/>
-            <w:tcMar>
-              <w:top w:w="60" w:type="dxa"/>
-              <w:left w:w="80" w:type="dxa"/>
-              <w:bottom w:w="60" w:type="dxa"/>
-              <w:right w:w="80" w:type="dxa"/>
-            </w:tcMar>
-          </w:tcPr>
-          <w:p>
-            <w:pPr>
-              <w:spacing w:before="0" w:after="0" w:line="269" w:lineRule="auto"/>
-              <w:jc w:val="center"/>
-            </w:pPr>
-            <w:r/>
-            <w:r>
-              <w:rPr>
-                <w:rFonts w:ascii="맑은 고딕" w:hAnsi="맑은 고딕" w:eastAsia="맑은 고딕"/>
-                <w:b w:val="0"/>
-                <w:i w:val="0"/>
-                <w:color w:val="1A1A1A"/>
-                <w:sz w:val="19"/>
-              </w:rPr>
-              <w:t>하락</w:t>
-            </w:r>
-          </w:p>
-        </w:tc>
-      </w:tr>
-      <w:tr>
-        <w:trPr>
-          <w:cantSplit/>
-        </w:trPr>
-        <w:tc>
-          <w:tcPr>
-            <w:tcW w:type="dxa" w:w="6236"/>
-            <w:shd w:val="clear" w:color="auto" w:fill="FFFFFF"/>
-            <w:tcMar>
-              <w:top w:w="60" w:type="dxa"/>
-              <w:left w:w="80" w:type="dxa"/>
-              <w:bottom w:w="60" w:type="dxa"/>
-              <w:right w:w="80" w:type="dxa"/>
-            </w:tcMar>
-          </w:tcPr>
-          <w:p>
-            <w:pPr>
-              <w:spacing w:before="0" w:after="0" w:line="269" w:lineRule="auto"/>
-              <w:jc w:val="left"/>
-            </w:pPr>
-            <w:r/>
-            <w:r>
-              <w:rPr>
-                <w:rFonts w:ascii="맑은 고딕" w:hAnsi="맑은 고딕" w:eastAsia="맑은 고딕"/>
-                <w:b w:val="0"/>
-                <w:i w:val="0"/>
-                <w:color w:val="1A1A1A"/>
-                <w:sz w:val="19"/>
-              </w:rPr>
-              <w:t>선제·보험 + 유가 주범 + AI 생산성 디스인플레</w:t>
-            </w:r>
-          </w:p>
-        </w:tc>
-        <w:tc>
-          <w:tcPr>
-            <w:tcW w:type="dxa" w:w="3742"/>
-            <w:shd w:val="clear" w:color="auto" w:fill="FFFFFF"/>
-            <w:tcMar>
-              <w:top w:w="60" w:type="dxa"/>
-              <w:left w:w="80" w:type="dxa"/>
-              <w:bottom w:w="60" w:type="dxa"/>
-              <w:right w:w="80" w:type="dxa"/>
-            </w:tcMar>
-          </w:tcPr>
-          <w:p>
-            <w:pPr>
-              <w:spacing w:before="0" w:after="0" w:line="269" w:lineRule="auto"/>
-              <w:jc w:val="center"/>
-            </w:pPr>
-            <w:r/>
-            <w:r>
-              <w:rPr>
-                <w:rFonts w:ascii="맑은 고딕" w:hAnsi="맑은 고딕" w:eastAsia="맑은 고딕"/>
-                <w:b w:val="0"/>
-                <w:i w:val="0"/>
-                <w:color w:val="1A1A1A"/>
-                <w:sz w:val="19"/>
-              </w:rPr>
-              <w:t>환호 가능</w:t>
-            </w:r>
-          </w:p>
-        </w:tc>
-      </w:tr>
-    </w:tbl>
-    <w:p>
-      <w:pPr>
-        <w:spacing w:after="160" w:before="40"/>
-      </w:pPr>
-    </w:p>
-    <w:p>
-      <w:pPr>
-        <w:spacing w:after="50" w:before="0" w:line="276" w:lineRule="auto"/>
-        <w:ind w:left="312" w:hanging="198"/>
-      </w:pPr>
-      <w:r>
-        <w:rPr>
-          <w:rFonts w:ascii="맑은 고딕" w:hAnsi="맑은 고딕" w:eastAsia="맑은 고딕"/>
-          <w:b w:val="0"/>
-          <w:i w:val="0"/>
-          <w:color w:val="1E407C"/>
-          <w:sz w:val="22"/>
-        </w:rPr>
-        <w:t xml:space="preserve">• </w:t>
-      </w:r>
-      <w:r>
-        <w:rPr>
-          <w:rFonts w:ascii="맑은 고딕" w:hAnsi="맑은 고딕" w:eastAsia="맑은 고딕"/>
-          <w:b/>
-          <w:i w:val="0"/>
-          <w:color w:val="1A1A1A"/>
-          <w:sz w:val="22"/>
-        </w:rPr>
-        <w:t xml:space="preserve">V2 24:52  </w:t>
-      </w:r>
-      <w:r>
-        <w:rPr>
-          <w:rFonts w:ascii="맑은 고딕" w:hAnsi="맑은 고딕" w:eastAsia="맑은 고딕"/>
-          <w:b w:val="0"/>
-          <w:i w:val="0"/>
-          <w:color w:val="1A1A1A"/>
-          <w:sz w:val="22"/>
-        </w:rPr>
-        <w:t>9월 하면 12월에도. 두 차례면 4.00–4.25%. 한 번으로 인플레를 못 잡는다. 금리가 베이스다.</w:t>
-      </w:r>
-    </w:p>
-    <w:p>
-      <w:pPr>
-        <w:spacing w:after="50" w:before="0" w:line="276" w:lineRule="auto"/>
-        <w:ind w:left="312" w:hanging="198"/>
-      </w:pPr>
-      <w:r>
-        <w:rPr>
-          <w:rFonts w:ascii="맑은 고딕" w:hAnsi="맑은 고딕" w:eastAsia="맑은 고딕"/>
-          <w:b w:val="0"/>
-          <w:i w:val="0"/>
-          <w:color w:val="1E407C"/>
-          <w:sz w:val="22"/>
-        </w:rPr>
-        <w:t xml:space="preserve">• </w:t>
-      </w:r>
-      <w:r>
-        <w:rPr>
-          <w:rFonts w:ascii="맑은 고딕" w:hAnsi="맑은 고딕" w:eastAsia="맑은 고딕"/>
-          <w:b/>
-          <w:i w:val="0"/>
-          <w:color w:val="1A1A1A"/>
-          <w:sz w:val="22"/>
-        </w:rPr>
-        <w:t xml:space="preserve">V2 31:33  </w:t>
-      </w:r>
-      <w:r>
-        <w:rPr>
-          <w:rFonts w:ascii="맑은 고딕" w:hAnsi="맑은 고딕" w:eastAsia="맑은 고딕"/>
-          <w:b w:val="0"/>
-          <w:i w:val="0"/>
-          <w:color w:val="1A1A1A"/>
-          <w:sz w:val="22"/>
-        </w:rPr>
-        <w:t>단기: 인상이 호재로 프라이싱 + 10월 실적·자사주 종료 + 연말 시즌 → 그때 챙긴다(축소).</w:t>
-      </w:r>
-    </w:p>
-    <w:p>
-      <w:pPr>
-        <w:spacing w:before="200" w:after="80"/>
-      </w:pPr>
-      <w:r>
-        <w:rPr>
-          <w:rFonts w:ascii="맑은 고딕" w:hAnsi="맑은 고딕" w:eastAsia="맑은 고딕"/>
-          <w:b/>
-          <w:i w:val="0"/>
-          <w:color w:val="1E407C"/>
-          <w:sz w:val="26"/>
-        </w:rPr>
-        <w:t>검증 — 현재 구성은 앞 정리와 다름</w:t>
+        <w:t>지금 구성 — 원문 시제와 다름</w:t>
       </w:r>
     </w:p>
     <w:tbl>
@@ -2939,7 +2240,7 @@
                 <w:color w:val="FFFFFF"/>
                 <w:sz w:val="19"/>
               </w:rPr>
-              <w:t>원문 시제</w:t>
+              <w:t>원문과 다른 점</w:t>
             </w:r>
           </w:p>
         </w:tc>
@@ -3410,6 +2711,418 @@
         <w:spacing w:after="160" w:before="40"/>
       </w:pPr>
     </w:p>
+    <w:p>
+      <w:pPr>
+        <w:spacing w:before="200" w:after="80"/>
+      </w:pPr>
+      <w:r>
+        <w:rPr>
+          <w:rFonts w:ascii="맑은 고딕" w:hAnsi="맑은 고딕" w:eastAsia="맑은 고딕"/>
+          <w:b/>
+          <w:i w:val="0"/>
+          <w:color w:val="1E407C"/>
+          <w:sz w:val="26"/>
+        </w:rPr>
+        <w:t>FOMC — 인상 여부보다 워딩</w:t>
+      </w:r>
+    </w:p>
+    <w:p>
+      <w:pPr>
+        <w:spacing w:after="80" w:before="0" w:line="283" w:lineRule="auto"/>
+        <w:jc w:val="left"/>
+      </w:pPr>
+      <w:r>
+        <w:rPr>
+          <w:rFonts w:ascii="맑은 고딕" w:hAnsi="맑은 고딕" w:eastAsia="맑은 고딕"/>
+          <w:b w:val="0"/>
+          <w:i w:val="0"/>
+          <w:color w:val="1A1A1A"/>
+          <w:sz w:val="21"/>
+        </w:rPr>
+        <w:t>세 방송 모두 발표 전. 결과는 이 노트에 없다.</w:t>
+      </w:r>
+    </w:p>
+    <w:p>
+      <w:pPr>
+        <w:spacing w:after="50" w:before="0" w:line="276" w:lineRule="auto"/>
+        <w:ind w:left="312" w:hanging="198"/>
+      </w:pPr>
+      <w:r>
+        <w:rPr>
+          <w:rFonts w:ascii="맑은 고딕" w:hAnsi="맑은 고딕" w:eastAsia="맑은 고딕"/>
+          <w:b w:val="0"/>
+          <w:i w:val="0"/>
+          <w:color w:val="1E407C"/>
+          <w:sz w:val="22"/>
+        </w:rPr>
+        <w:t xml:space="preserve">• </w:t>
+      </w:r>
+      <w:r>
+        <w:rPr>
+          <w:rFonts w:ascii="맑은 고딕" w:hAnsi="맑은 고딕" w:eastAsia="맑은 고딕"/>
+          <w:b w:val="0"/>
+          <w:i w:val="0"/>
+          <w:color w:val="1A1A1A"/>
+          <w:sz w:val="22"/>
+        </w:rPr>
+        <w:t>이미 애매하게 소화돼 있어, 인상 자체 임팩트는 작을 수 있다.</w:t>
+      </w:r>
+    </w:p>
+    <w:p>
+      <w:pPr>
+        <w:spacing w:after="50" w:before="0" w:line="276" w:lineRule="auto"/>
+        <w:ind w:left="312" w:hanging="198"/>
+      </w:pPr>
+      <w:r>
+        <w:rPr>
+          <w:rFonts w:ascii="맑은 고딕" w:hAnsi="맑은 고딕" w:eastAsia="맑은 고딕"/>
+          <w:b w:val="0"/>
+          <w:i w:val="0"/>
+          <w:color w:val="1E407C"/>
+          <w:sz w:val="22"/>
+        </w:rPr>
+        <w:t xml:space="preserve">• </w:t>
+      </w:r>
+      <w:r>
+        <w:rPr>
+          <w:rFonts w:ascii="맑은 고딕" w:hAnsi="맑은 고딕" w:eastAsia="맑은 고딕"/>
+          <w:b w:val="0"/>
+          <w:i w:val="0"/>
+          <w:color w:val="1A1A1A"/>
+          <w:sz w:val="22"/>
+        </w:rPr>
+        <w:t>시장은 동결을 전제하고 확률을 약 95%로 봤다. 인상이 좋다는 논리가 2–3주 만에 형성됐다.</w:t>
+      </w:r>
+    </w:p>
+    <w:p>
+      <w:pPr>
+        <w:spacing w:after="50" w:before="0" w:line="276" w:lineRule="auto"/>
+        <w:ind w:left="312" w:hanging="198"/>
+      </w:pPr>
+      <w:r>
+        <w:rPr>
+          <w:rFonts w:ascii="맑은 고딕" w:hAnsi="맑은 고딕" w:eastAsia="맑은 고딕"/>
+          <w:b w:val="0"/>
+          <w:i w:val="0"/>
+          <w:color w:val="1E407C"/>
+          <w:sz w:val="22"/>
+        </w:rPr>
+        <w:t xml:space="preserve">• </w:t>
+      </w:r>
+      <w:r>
+        <w:rPr>
+          <w:rFonts w:ascii="맑은 고딕" w:hAnsi="맑은 고딕" w:eastAsia="맑은 고딕"/>
+          <w:b w:val="0"/>
+          <w:i w:val="0"/>
+          <w:color w:val="1A1A1A"/>
+          <w:sz w:val="22"/>
+        </w:rPr>
+        <w:t>9월에 하면 12월에도 할 수 있다. 두 차례면 4.00–4.25%. 한 번으로 인플레를 못 잡는다. 금리가 베이스다.</w:t>
+      </w:r>
+    </w:p>
+    <w:tbl>
+      <w:tblPr>
+        <w:tblW w:type="auto" w:w="0"/>
+        <w:jc w:val="center"/>
+        <w:tblLayout w:type="autofit"/>
+        <w:tblLook w:firstColumn="1" w:firstRow="1" w:lastColumn="0" w:lastRow="0" w:noHBand="0" w:noVBand="1" w:val="04A0"/>
+        <w:tblBorders>
+          <w:top w:val="single" w:sz="4" w:space="0" w:color="D5DCE6"/>
+          <w:left w:val="single" w:sz="4" w:space="0" w:color="D5DCE6"/>
+          <w:bottom w:val="single" w:sz="4" w:space="0" w:color="D5DCE6"/>
+          <w:right w:val="single" w:sz="4" w:space="0" w:color="D5DCE6"/>
+          <w:insideH w:val="single" w:sz="4" w:space="0" w:color="D5DCE6"/>
+          <w:insideV w:val="single" w:sz="4" w:space="0" w:color="D5DCE6"/>
+        </w:tblBorders>
+      </w:tblPr>
+      <w:tblGrid>
+        <w:gridCol w:w="5046"/>
+        <w:gridCol w:w="5046"/>
+      </w:tblGrid>
+      <w:tr>
+        <w:trPr>
+          <w:cantSplit/>
+        </w:trPr>
+        <w:tc>
+          <w:tcPr>
+            <w:tcW w:type="dxa" w:w="6236"/>
+            <w:shd w:val="clear" w:color="auto" w:fill="0F2043"/>
+            <w:tcMar>
+              <w:top w:w="60" w:type="dxa"/>
+              <w:left w:w="80" w:type="dxa"/>
+              <w:bottom w:w="60" w:type="dxa"/>
+              <w:right w:w="80" w:type="dxa"/>
+            </w:tcMar>
+          </w:tcPr>
+          <w:p>
+            <w:pPr>
+              <w:spacing w:before="0" w:after="0" w:line="269" w:lineRule="auto"/>
+              <w:jc w:val="center"/>
+            </w:pPr>
+            <w:r/>
+            <w:r>
+              <w:rPr>
+                <w:rFonts w:ascii="맑은 고딕" w:hAnsi="맑은 고딕" w:eastAsia="맑은 고딕"/>
+                <w:b/>
+                <w:i w:val="0"/>
+                <w:color w:val="FFFFFF"/>
+                <w:sz w:val="19"/>
+              </w:rPr>
+              <w:t>워딩</w:t>
+            </w:r>
+          </w:p>
+        </w:tc>
+        <w:tc>
+          <w:tcPr>
+            <w:tcW w:type="dxa" w:w="3742"/>
+            <w:shd w:val="clear" w:color="auto" w:fill="0F2043"/>
+            <w:tcMar>
+              <w:top w:w="60" w:type="dxa"/>
+              <w:left w:w="80" w:type="dxa"/>
+              <w:bottom w:w="60" w:type="dxa"/>
+              <w:right w:w="80" w:type="dxa"/>
+            </w:tcMar>
+          </w:tcPr>
+          <w:p>
+            <w:pPr>
+              <w:spacing w:before="0" w:after="0" w:line="269" w:lineRule="auto"/>
+              <w:jc w:val="center"/>
+            </w:pPr>
+            <w:r/>
+            <w:r>
+              <w:rPr>
+                <w:rFonts w:ascii="맑은 고딕" w:hAnsi="맑은 고딕" w:eastAsia="맑은 고딕"/>
+                <w:b/>
+                <w:i w:val="0"/>
+                <w:color w:val="FFFFFF"/>
+                <w:sz w:val="19"/>
+              </w:rPr>
+              <w:t>시장</w:t>
+            </w:r>
+          </w:p>
+        </w:tc>
+      </w:tr>
+      <w:tr>
+        <w:trPr>
+          <w:cantSplit/>
+        </w:trPr>
+        <w:tc>
+          <w:tcPr>
+            <w:tcW w:type="dxa" w:w="6236"/>
+            <w:shd w:val="clear" w:color="auto" w:fill="FFFFFF"/>
+            <w:tcMar>
+              <w:top w:w="60" w:type="dxa"/>
+              <w:left w:w="80" w:type="dxa"/>
+              <w:bottom w:w="60" w:type="dxa"/>
+              <w:right w:w="80" w:type="dxa"/>
+            </w:tcMar>
+          </w:tcPr>
+          <w:p>
+            <w:pPr>
+              <w:spacing w:before="0" w:after="0" w:line="269" w:lineRule="auto"/>
+              <w:jc w:val="left"/>
+            </w:pPr>
+            <w:r/>
+            <w:r>
+              <w:rPr>
+                <w:rFonts w:ascii="맑은 고딕" w:hAnsi="맑은 고딕" w:eastAsia="맑은 고딕"/>
+                <w:b w:val="0"/>
+                <w:i w:val="0"/>
+                <w:color w:val="1A1A1A"/>
+                <w:sz w:val="19"/>
+              </w:rPr>
+              <w:t>가이던스·암시 전무</w:t>
+            </w:r>
+          </w:p>
+        </w:tc>
+        <w:tc>
+          <w:tcPr>
+            <w:tcW w:type="dxa" w:w="3742"/>
+            <w:shd w:val="clear" w:color="auto" w:fill="FFFFFF"/>
+            <w:tcMar>
+              <w:top w:w="60" w:type="dxa"/>
+              <w:left w:w="80" w:type="dxa"/>
+              <w:bottom w:w="60" w:type="dxa"/>
+              <w:right w:w="80" w:type="dxa"/>
+            </w:tcMar>
+          </w:tcPr>
+          <w:p>
+            <w:pPr>
+              <w:spacing w:before="0" w:after="0" w:line="269" w:lineRule="auto"/>
+              <w:jc w:val="center"/>
+            </w:pPr>
+            <w:r/>
+            <w:r>
+              <w:rPr>
+                <w:rFonts w:ascii="맑은 고딕" w:hAnsi="맑은 고딕" w:eastAsia="맑은 고딕"/>
+                <w:b w:val="0"/>
+                <w:i w:val="0"/>
+                <w:color w:val="1A1A1A"/>
+                <w:sz w:val="19"/>
+              </w:rPr>
+              <w:t>하락</w:t>
+            </w:r>
+          </w:p>
+        </w:tc>
+      </w:tr>
+      <w:tr>
+        <w:trPr>
+          <w:cantSplit/>
+        </w:trPr>
+        <w:tc>
+          <w:tcPr>
+            <w:tcW w:type="dxa" w:w="6236"/>
+            <w:shd w:val="clear" w:color="auto" w:fill="F7F9FC"/>
+            <w:tcMar>
+              <w:top w:w="60" w:type="dxa"/>
+              <w:left w:w="80" w:type="dxa"/>
+              <w:bottom w:w="60" w:type="dxa"/>
+              <w:right w:w="80" w:type="dxa"/>
+            </w:tcMar>
+          </w:tcPr>
+          <w:p>
+            <w:pPr>
+              <w:spacing w:before="0" w:after="0" w:line="269" w:lineRule="auto"/>
+              <w:jc w:val="left"/>
+            </w:pPr>
+            <w:r/>
+            <w:r>
+              <w:rPr>
+                <w:rFonts w:ascii="맑은 고딕" w:hAnsi="맑은 고딕" w:eastAsia="맑은 고딕"/>
+                <w:b w:val="0"/>
+                <w:i w:val="0"/>
+                <w:color w:val="1A1A1A"/>
+                <w:sz w:val="19"/>
+              </w:rPr>
+              <w:t>인상/동결 + 인플레를 크게 걱정 (호미 vs 가래)</w:t>
+            </w:r>
+          </w:p>
+        </w:tc>
+        <w:tc>
+          <w:tcPr>
+            <w:tcW w:type="dxa" w:w="3742"/>
+            <w:shd w:val="clear" w:color="auto" w:fill="F7F9FC"/>
+            <w:tcMar>
+              <w:top w:w="60" w:type="dxa"/>
+              <w:left w:w="80" w:type="dxa"/>
+              <w:bottom w:w="60" w:type="dxa"/>
+              <w:right w:w="80" w:type="dxa"/>
+            </w:tcMar>
+          </w:tcPr>
+          <w:p>
+            <w:pPr>
+              <w:spacing w:before="0" w:after="0" w:line="269" w:lineRule="auto"/>
+              <w:jc w:val="center"/>
+            </w:pPr>
+            <w:r/>
+            <w:r>
+              <w:rPr>
+                <w:rFonts w:ascii="맑은 고딕" w:hAnsi="맑은 고딕" w:eastAsia="맑은 고딕"/>
+                <w:b w:val="0"/>
+                <w:i w:val="0"/>
+                <w:color w:val="1A1A1A"/>
+                <w:sz w:val="19"/>
+              </w:rPr>
+              <w:t>하락</w:t>
+            </w:r>
+          </w:p>
+        </w:tc>
+      </w:tr>
+      <w:tr>
+        <w:trPr>
+          <w:cantSplit/>
+        </w:trPr>
+        <w:tc>
+          <w:tcPr>
+            <w:tcW w:type="dxa" w:w="6236"/>
+            <w:shd w:val="clear" w:color="auto" w:fill="FFFFFF"/>
+            <w:tcMar>
+              <w:top w:w="60" w:type="dxa"/>
+              <w:left w:w="80" w:type="dxa"/>
+              <w:bottom w:w="60" w:type="dxa"/>
+              <w:right w:w="80" w:type="dxa"/>
+            </w:tcMar>
+          </w:tcPr>
+          <w:p>
+            <w:pPr>
+              <w:spacing w:before="0" w:after="0" w:line="269" w:lineRule="auto"/>
+              <w:jc w:val="left"/>
+            </w:pPr>
+            <w:r/>
+            <w:r>
+              <w:rPr>
+                <w:rFonts w:ascii="맑은 고딕" w:hAnsi="맑은 고딕" w:eastAsia="맑은 고딕"/>
+                <w:b w:val="0"/>
+                <w:i w:val="0"/>
+                <w:color w:val="1A1A1A"/>
+                <w:sz w:val="19"/>
+              </w:rPr>
+              <w:t>선제·보험 + 유가 주범 + AI 생산성 디스인플레</w:t>
+            </w:r>
+          </w:p>
+        </w:tc>
+        <w:tc>
+          <w:tcPr>
+            <w:tcW w:type="dxa" w:w="3742"/>
+            <w:shd w:val="clear" w:color="auto" w:fill="FFFFFF"/>
+            <w:tcMar>
+              <w:top w:w="60" w:type="dxa"/>
+              <w:left w:w="80" w:type="dxa"/>
+              <w:bottom w:w="60" w:type="dxa"/>
+              <w:right w:w="80" w:type="dxa"/>
+            </w:tcMar>
+          </w:tcPr>
+          <w:p>
+            <w:pPr>
+              <w:spacing w:before="0" w:after="0" w:line="269" w:lineRule="auto"/>
+              <w:jc w:val="center"/>
+            </w:pPr>
+            <w:r/>
+            <w:r>
+              <w:rPr>
+                <w:rFonts w:ascii="맑은 고딕" w:hAnsi="맑은 고딕" w:eastAsia="맑은 고딕"/>
+                <w:b w:val="0"/>
+                <w:i w:val="0"/>
+                <w:color w:val="1A1A1A"/>
+                <w:sz w:val="19"/>
+              </w:rPr>
+              <w:t>환호 가능</w:t>
+            </w:r>
+          </w:p>
+        </w:tc>
+      </w:tr>
+    </w:tbl>
+    <w:p>
+      <w:pPr>
+        <w:spacing w:after="160" w:before="40"/>
+      </w:pPr>
+    </w:p>
+    <w:p>
+      <w:pPr>
+        <w:spacing w:after="50" w:before="0" w:line="276" w:lineRule="auto"/>
+        <w:ind w:left="312" w:hanging="198"/>
+      </w:pPr>
+      <w:r>
+        <w:rPr>
+          <w:rFonts w:ascii="맑은 고딕" w:hAnsi="맑은 고딕" w:eastAsia="맑은 고딕"/>
+          <w:b w:val="0"/>
+          <w:i w:val="0"/>
+          <w:color w:val="1E407C"/>
+          <w:sz w:val="22"/>
+        </w:rPr>
+        <w:t xml:space="preserve">• </w:t>
+      </w:r>
+      <w:r>
+        <w:rPr>
+          <w:rFonts w:ascii="맑은 고딕" w:hAnsi="맑은 고딕" w:eastAsia="맑은 고딕"/>
+          <w:b w:val="0"/>
+          <w:i w:val="0"/>
+          <w:color w:val="1A1A1A"/>
+          <w:sz w:val="22"/>
+        </w:rPr>
+        <w:t>단기 논리: 인상이 호재로 프라이싱 + 10월 실적·자사주 종료 + 연말 시즌. 그때 챙긴다는 축소 의견이 있다.</w:t>
+      </w:r>
+    </w:p>
     <w:tbl>
       <w:tblPr>
         <w:tblW w:type="auto" w:w="0"/>
@@ -3451,7 +3164,7 @@
                 <w:color w:val="7A5C12"/>
                 <w:sz w:val="20"/>
               </w:rPr>
-              <w:t>노근창 vs 박병창</w:t>
+              <w:t>당일 vs 경로</w:t>
             </w:r>
           </w:p>
           <w:p>
@@ -3466,7 +3179,7 @@
                 <w:color w:val="1A1A1A"/>
                 <w:sz w:val="21"/>
               </w:rPr>
-              <w:t>당일 충격은 작을 수 있다(노근창). 본게임은 9+12월 경로와 에브리싱 역전(박병창). 녹화 때 한 문장으로 붙일 것.</w:t>
+              <w:t>당일 충격은 작을 수 있다. 본게임은 9+12월 경로와 에브리싱이 뒤집히는 경우다. 한 문장으로 붙일 것.</w:t>
             </w:r>
           </w:p>
         </w:tc>
@@ -3507,17 +3220,28 @@
     </w:p>
     <w:p>
       <w:pPr>
-        <w:spacing w:before="200" w:after="80"/>
+        <w:spacing w:after="50" w:before="0" w:line="276" w:lineRule="auto"/>
+        <w:ind w:left="312" w:hanging="198"/>
       </w:pPr>
       <w:r>
         <w:rPr>
           <w:rFonts w:ascii="맑은 고딕" w:hAnsi="맑은 고딕" w:eastAsia="맑은 고딕"/>
-          <w:b/>
+          <w:b w:val="0"/>
           <w:i w:val="0"/>
           <w:color w:val="1E407C"/>
-          <w:sz w:val="26"/>
+          <w:sz w:val="22"/>
         </w:rPr>
-        <w:t>앞 정리</w:t>
+        <w:t xml:space="preserve">• </w:t>
+      </w:r>
+      <w:r>
+        <w:rPr>
+          <w:rFonts w:ascii="맑은 고딕" w:hAnsi="맑은 고딕" w:eastAsia="맑은 고딕"/>
+          <w:b w:val="0"/>
+          <w:i w:val="0"/>
+          <w:color w:val="1A1A1A"/>
+          <w:sz w:val="22"/>
+        </w:rPr>
+        <w:t>국채 공급과 하이퍼스케일러 초장기채가 장기물에서 경합한다. 베센트의 바이백은 매도를 못 막았다.</w:t>
       </w:r>
     </w:p>
     <w:p>
@@ -3543,7 +3267,7 @@
           <w:color w:val="1A1A1A"/>
           <w:sz w:val="22"/>
         </w:rPr>
-        <w:t>국채 공급 + 하이퍼스케일러 초장기채가 장기물과 경합.</w:t>
+        <w:t>베센트는 10년물에 민감하다. 4.8%를 넘으면 등장한다는 속설이 있는데, 지금은 이미 등장했다. 역할은 11/4까지 더 안 올라가게 덮는 것이다.</w:t>
       </w:r>
     </w:p>
     <w:p>
@@ -3569,217 +3293,7 @@
           <w:color w:val="1A1A1A"/>
           <w:sz w:val="22"/>
         </w:rPr>
-        <w:t>베센트의 바이백은 매도를 못 막았다(검증 단계에서 추가).</w:t>
-      </w:r>
-    </w:p>
-    <w:p>
-      <w:pPr>
-        <w:spacing w:before="200" w:after="80"/>
-      </w:pPr>
-      <w:r>
-        <w:rPr>
-          <w:rFonts w:ascii="맑은 고딕" w:hAnsi="맑은 고딕" w:eastAsia="맑은 고딕"/>
-          <w:b/>
-          <w:i w:val="0"/>
-          <w:color w:val="1E407C"/>
-          <w:sz w:val="26"/>
-        </w:rPr>
-        <w:t>3영상</w:t>
-      </w:r>
-    </w:p>
-    <w:p>
-      <w:pPr>
-        <w:spacing w:after="50" w:before="0" w:line="276" w:lineRule="auto"/>
-        <w:ind w:left="312" w:hanging="198"/>
-      </w:pPr>
-      <w:r>
-        <w:rPr>
-          <w:rFonts w:ascii="맑은 고딕" w:hAnsi="맑은 고딕" w:eastAsia="맑은 고딕"/>
-          <w:b w:val="0"/>
-          <w:i w:val="0"/>
-          <w:color w:val="1E407C"/>
-          <w:sz w:val="22"/>
-        </w:rPr>
-        <w:t xml:space="preserve">• </w:t>
-      </w:r>
-      <w:r>
-        <w:rPr>
-          <w:rFonts w:ascii="맑은 고딕" w:hAnsi="맑은 고딕" w:eastAsia="맑은 고딕"/>
-          <w:b/>
-          <w:i w:val="0"/>
-          <w:color w:val="1A1A1A"/>
-          <w:sz w:val="22"/>
-        </w:rPr>
-        <w:t xml:space="preserve">V1 00:43  </w:t>
-      </w:r>
-      <w:r>
-        <w:rPr>
-          <w:rFonts w:ascii="맑은 고딕" w:hAnsi="맑은 고딕" w:eastAsia="맑은 고딕"/>
-          <w:b w:val="0"/>
-          <w:i w:val="0"/>
-          <w:color w:val="1A1A1A"/>
-          <w:sz w:val="22"/>
-        </w:rPr>
-        <w:t>CLARITY 부결 → 코인·스테이블 관련주 위축. (한 표 차이라고 했으나 클롯처 49–50, 가결선 60)</w:t>
-      </w:r>
-    </w:p>
-    <w:p>
-      <w:pPr>
-        <w:spacing w:after="50" w:before="0" w:line="276" w:lineRule="auto"/>
-        <w:ind w:left="312" w:hanging="198"/>
-      </w:pPr>
-      <w:r>
-        <w:rPr>
-          <w:rFonts w:ascii="맑은 고딕" w:hAnsi="맑은 고딕" w:eastAsia="맑은 고딕"/>
-          <w:b w:val="0"/>
-          <w:i w:val="0"/>
-          <w:color w:val="1E407C"/>
-          <w:sz w:val="22"/>
-        </w:rPr>
-        <w:t xml:space="preserve">• </w:t>
-      </w:r>
-      <w:r>
-        <w:rPr>
-          <w:rFonts w:ascii="맑은 고딕" w:hAnsi="맑은 고딕" w:eastAsia="맑은 고딕"/>
-          <w:b/>
-          <w:i w:val="0"/>
-          <w:color w:val="1A1A1A"/>
-          <w:sz w:val="22"/>
-        </w:rPr>
-        <w:t xml:space="preserve">V3 02:51  </w:t>
-      </w:r>
-      <w:r>
-        <w:rPr>
-          <w:rFonts w:ascii="맑은 고딕" w:hAnsi="맑은 고딕" w:eastAsia="맑은 고딕"/>
-          <w:b w:val="0"/>
-          <w:i w:val="0"/>
-          <w:color w:val="1A1A1A"/>
-          <w:sz w:val="22"/>
-        </w:rPr>
-        <w:t>베센트는 10년물에 민감. 4.8% 넘으면 등장한다는 속설. 지금은 이미 등장. 11/4까지 더 안 올라가게 덮기.</w:t>
-      </w:r>
-    </w:p>
-    <w:p>
-      <w:pPr>
-        <w:spacing w:after="50" w:before="0" w:line="276" w:lineRule="auto"/>
-        <w:ind w:left="312" w:hanging="198"/>
-      </w:pPr>
-      <w:r>
-        <w:rPr>
-          <w:rFonts w:ascii="맑은 고딕" w:hAnsi="맑은 고딕" w:eastAsia="맑은 고딕"/>
-          <w:b w:val="0"/>
-          <w:i w:val="0"/>
-          <w:color w:val="1E407C"/>
-          <w:sz w:val="22"/>
-        </w:rPr>
-        <w:t xml:space="preserve">• </w:t>
-      </w:r>
-      <w:r>
-        <w:rPr>
-          <w:rFonts w:ascii="맑은 고딕" w:hAnsi="맑은 고딕" w:eastAsia="맑은 고딕"/>
-          <w:b/>
-          <w:i w:val="0"/>
-          <w:color w:val="1A1A1A"/>
-          <w:sz w:val="22"/>
-        </w:rPr>
-        <w:t xml:space="preserve">V3 04:29  </w:t>
-      </w:r>
-      <w:r>
-        <w:rPr>
-          <w:rFonts w:ascii="맑은 고딕" w:hAnsi="맑은 고딕" w:eastAsia="맑은 고딕"/>
-          <w:b w:val="0"/>
-          <w:i w:val="0"/>
-          <w:color w:val="1A1A1A"/>
-          <w:sz w:val="22"/>
-        </w:rPr>
-        <w:t>1차 분수령 = 시진핑 방미. 이란은 중국 카드. 자동차 생산 vs 대만 무기 속도.</w:t>
-      </w:r>
-    </w:p>
-    <w:p>
-      <w:pPr>
-        <w:spacing w:after="50" w:before="0" w:line="276" w:lineRule="auto"/>
-        <w:ind w:left="312" w:hanging="198"/>
-      </w:pPr>
-      <w:r>
-        <w:rPr>
-          <w:rFonts w:ascii="맑은 고딕" w:hAnsi="맑은 고딕" w:eastAsia="맑은 고딕"/>
-          <w:b w:val="0"/>
-          <w:i w:val="0"/>
-          <w:color w:val="1E407C"/>
-          <w:sz w:val="22"/>
-        </w:rPr>
-        <w:t xml:space="preserve">• </w:t>
-      </w:r>
-      <w:r>
-        <w:rPr>
-          <w:rFonts w:ascii="맑은 고딕" w:hAnsi="맑은 고딕" w:eastAsia="맑은 고딕"/>
-          <w:b/>
-          <w:i w:val="0"/>
-          <w:color w:val="1A1A1A"/>
-          <w:sz w:val="22"/>
-        </w:rPr>
-        <w:t xml:space="preserve">V3 15:08  </w:t>
-      </w:r>
-      <w:r>
-        <w:rPr>
-          <w:rFonts w:ascii="맑은 고딕" w:hAnsi="맑은 고딕" w:eastAsia="맑은 고딕"/>
-          <w:b w:val="0"/>
-          <w:i w:val="0"/>
-          <w:color w:val="1A1A1A"/>
-          <w:sz w:val="22"/>
-        </w:rPr>
-        <w:t>스테이블 = T-bill 담보로 코인을 찍어 두 번째 유동성. 금리 상승을 일부 제어. 여야 모두 돈 쓰고 싶고, 막힌 핵심은 윤리.</w:t>
-      </w:r>
-    </w:p>
-    <w:p>
-      <w:pPr>
-        <w:spacing w:after="50" w:before="0" w:line="276" w:lineRule="auto"/>
-        <w:ind w:left="312" w:hanging="198"/>
-      </w:pPr>
-      <w:r>
-        <w:rPr>
-          <w:rFonts w:ascii="맑은 고딕" w:hAnsi="맑은 고딕" w:eastAsia="맑은 고딕"/>
-          <w:b w:val="0"/>
-          <w:i w:val="0"/>
-          <w:color w:val="1E407C"/>
-          <w:sz w:val="22"/>
-        </w:rPr>
-        <w:t xml:space="preserve">• </w:t>
-      </w:r>
-      <w:r>
-        <w:rPr>
-          <w:rFonts w:ascii="맑은 고딕" w:hAnsi="맑은 고딕" w:eastAsia="맑은 고딕"/>
-          <w:b/>
-          <w:i w:val="0"/>
-          <w:color w:val="1A1A1A"/>
-          <w:sz w:val="22"/>
-        </w:rPr>
-        <w:t xml:space="preserve">V3 14:24  </w:t>
-      </w:r>
-      <w:r>
-        <w:rPr>
-          <w:rFonts w:ascii="맑은 고딕" w:hAnsi="맑은 고딕" w:eastAsia="맑은 고딕"/>
-          <w:b w:val="0"/>
-          <w:i w:val="0"/>
-          <w:color w:val="1A1A1A"/>
-          <w:sz w:val="22"/>
-        </w:rPr>
-        <w:t>유동성은 금리만으로 안 읽힌다. 각국 정부가 빚으로 뿌린다.</w:t>
-      </w:r>
-    </w:p>
-    <w:p>
-      <w:pPr>
-        <w:spacing w:before="200" w:after="80"/>
-      </w:pPr>
-      <w:r>
-        <w:rPr>
-          <w:rFonts w:ascii="맑은 고딕" w:hAnsi="맑은 고딕" w:eastAsia="맑은 고딕"/>
-          <w:b/>
-          <w:i w:val="0"/>
-          <w:color w:val="1E407C"/>
-          <w:sz w:val="26"/>
-        </w:rPr>
-        <w:t>검증</w:t>
+        <w:t>1차 분수령으로 시진핑 방미가 거론된다. 이란은 중국 카드, 자동차 생산 vs 대만 무기 속도라는 거래 스케치가 있다. Bessent가 다음 주 논의를 언급한 것은 사실, 세부는 미확인.</w:t>
       </w:r>
     </w:p>
     <w:p>
@@ -3805,7 +3319,22 @@
           <w:color w:val="1A1A1A"/>
           <w:sz w:val="22"/>
         </w:rPr>
-        <w:t>CLARITY ≠ 스테이블 법. 스테이블 틀은 2025 GENIUS. CLARITY는 시장구조. 부결 49–50.</w:t>
+        <w:t>유동성은 금리만으로 안 읽힌다. 각국 정부가 빚으로 뿌린다.</w:t>
+      </w:r>
+    </w:p>
+    <w:p>
+      <w:pPr>
+        <w:spacing w:before="200" w:after="80"/>
+      </w:pPr>
+      <w:r>
+        <w:rPr>
+          <w:rFonts w:ascii="맑은 고딕" w:hAnsi="맑은 고딕" w:eastAsia="맑은 고딕"/>
+          <w:b/>
+          <w:i w:val="0"/>
+          <w:color w:val="1E407C"/>
+          <w:sz w:val="26"/>
+        </w:rPr>
+        <w:t>스테이블 · CLARITY</w:t>
       </w:r>
     </w:p>
     <w:p>
@@ -3831,7 +3360,7 @@
           <w:color w:val="1A1A1A"/>
           <w:sz w:val="22"/>
         </w:rPr>
-        <w:t>시진핑 다음 주 논의는 Bessent가 언급. 자동차·대만 거래 세부는 미확인.</w:t>
+        <w:t>스테이블은 T-bill을 담보로 코인을 찍어 두 번째 유동성을 만드는 경로로 읽힌다. 금리 상승을 일부 제어할 수 있다. 여야 모두 돈 쓰고 싶고, 막힌 핵심은 윤리라는 해석.</w:t>
       </w:r>
     </w:p>
     <w:p>
@@ -3857,7 +3386,59 @@
           <w:color w:val="1A1A1A"/>
           <w:sz w:val="22"/>
         </w:rPr>
-        <w:t>스테이블 유동성 경로는 논리 가능. 부결 상태에서 현재형으로 쓰면 과함.</w:t>
+        <w:t>CLARITY 부결로 코인·스테이블 관련주가 위축됐다. 한 표 차이라고 말했으나 클롯처는 49–50, 가결선은 60이다.</w:t>
+      </w:r>
+    </w:p>
+    <w:p>
+      <w:pPr>
+        <w:spacing w:after="50" w:before="0" w:line="276" w:lineRule="auto"/>
+        <w:ind w:left="312" w:hanging="198"/>
+      </w:pPr>
+      <w:r>
+        <w:rPr>
+          <w:rFonts w:ascii="맑은 고딕" w:hAnsi="맑은 고딕" w:eastAsia="맑은 고딕"/>
+          <w:b w:val="0"/>
+          <w:i w:val="0"/>
+          <w:color w:val="1E407C"/>
+          <w:sz w:val="22"/>
+        </w:rPr>
+        <w:t xml:space="preserve">• </w:t>
+      </w:r>
+      <w:r>
+        <w:rPr>
+          <w:rFonts w:ascii="맑은 고딕" w:hAnsi="맑은 고딕" w:eastAsia="맑은 고딕"/>
+          <w:b w:val="0"/>
+          <w:i w:val="0"/>
+          <w:color w:val="1A1A1A"/>
+          <w:sz w:val="22"/>
+        </w:rPr>
+        <w:t>CLARITY ≠ 스테이블 법. 스테이블 틀은 2025 GENIUS. CLARITY는 시장구조 법이다.</w:t>
+      </w:r>
+    </w:p>
+    <w:p>
+      <w:pPr>
+        <w:spacing w:after="50" w:before="0" w:line="276" w:lineRule="auto"/>
+        <w:ind w:left="312" w:hanging="198"/>
+      </w:pPr>
+      <w:r>
+        <w:rPr>
+          <w:rFonts w:ascii="맑은 고딕" w:hAnsi="맑은 고딕" w:eastAsia="맑은 고딕"/>
+          <w:b w:val="0"/>
+          <w:i w:val="0"/>
+          <w:color w:val="1E407C"/>
+          <w:sz w:val="22"/>
+        </w:rPr>
+        <w:t xml:space="preserve">• </w:t>
+      </w:r>
+      <w:r>
+        <w:rPr>
+          <w:rFonts w:ascii="맑은 고딕" w:hAnsi="맑은 고딕" w:eastAsia="맑은 고딕"/>
+          <w:b w:val="0"/>
+          <w:i w:val="0"/>
+          <w:color w:val="1A1A1A"/>
+          <w:sz w:val="22"/>
+        </w:rPr>
+        <w:t>스테이블 유동성 경로는 논리 가능. 부결 상태에서 현재형으로 쓰면 과하다.</w:t>
       </w:r>
     </w:p>
     <w:tbl>
@@ -3967,7 +3548,7 @@
           <w:color w:val="1E407C"/>
           <w:sz w:val="26"/>
         </w:rPr>
-        <w:t>앞 정리</w:t>
+        <w:t>구조</w:t>
       </w:r>
     </w:p>
     <w:p>
@@ -3993,7 +3574,7 @@
           <w:color w:val="1A1A1A"/>
           <w:sz w:val="22"/>
         </w:rPr>
-        <w:t>데이터센터는 미국 성장·캡엑스 핵심. 운영 수익 vs 모델 회사 수익화 미검증.</w:t>
+        <w:t>데이터센터는 미국 성장·캡엑스 핵심이다. 운영 수익 vs 모델 회사 수익화는 아직 미검증.</w:t>
       </w:r>
     </w:p>
     <w:p>
@@ -4019,7 +3600,7 @@
           <w:color w:val="1A1A1A"/>
           <w:sz w:val="22"/>
         </w:rPr>
-        <w:t>빅테크↔AI 클라우드 순환. 비상장은 IPO로 버티고 상장 후엔 FCF.</w:t>
+        <w:t>빅테크↔AI 클라우드가 순환한다. 비상장은 IPO로 버티고, 상장 후에는 FCF를 봐야 한다.</w:t>
       </w:r>
     </w:p>
     <w:p>
@@ -4045,7 +3626,7 @@
           <w:color w:val="1A1A1A"/>
           <w:sz w:val="22"/>
         </w:rPr>
-        <w:t>조정 영업이익만 보면 안 됨. SBC, 감가, GPU 투자를 볼 것.</w:t>
+        <w:t>조정 영업이익만 보면 안 된다. SBC, 감가, GPU 투자를 같이 본다.</w:t>
       </w:r>
     </w:p>
     <w:p>
@@ -4060,7 +3641,7 @@
           <w:color w:val="1E407C"/>
           <w:sz w:val="26"/>
         </w:rPr>
-        <w:t>검증으로 이미 확정된 규모</w:t>
+        <w:t>규모</w:t>
       </w:r>
     </w:p>
     <w:p>
@@ -4112,7 +3693,7 @@
           <w:color w:val="1A1A1A"/>
           <w:sz w:val="22"/>
         </w:rPr>
-        <w:t>순환: MS–OpenAI 2,500억 애저, 엔비디아–OpenAI, AMD 워런트, CoreWeave 백스톱. 4겹.</w:t>
+        <w:t>순환 4겹: MS–OpenAI 2,500억 애저, 엔비디아–OpenAI, AMD 워런트, CoreWeave 백스톱.</w:t>
       </w:r>
     </w:p>
     <w:p>
@@ -4138,181 +3719,7 @@
           <w:color w:val="1A1A1A"/>
           <w:sz w:val="22"/>
         </w:rPr>
-        <w:t>FCF는 MS·알파벳 외 0 근처. 오라클 BBB-.</w:t>
-      </w:r>
-    </w:p>
-    <w:p>
-      <w:pPr>
-        <w:spacing w:before="200" w:after="80"/>
-      </w:pPr>
-      <w:r>
-        <w:rPr>
-          <w:rFonts w:ascii="맑은 고딕" w:hAnsi="맑은 고딕" w:eastAsia="맑은 고딕"/>
-          <w:b/>
-          <w:i w:val="0"/>
-          <w:color w:val="1E407C"/>
-          <w:sz w:val="26"/>
-        </w:rPr>
-        <w:t>3영상</w:t>
-      </w:r>
-    </w:p>
-    <w:p>
-      <w:pPr>
-        <w:spacing w:after="50" w:before="0" w:line="276" w:lineRule="auto"/>
-        <w:ind w:left="312" w:hanging="198"/>
-      </w:pPr>
-      <w:r>
-        <w:rPr>
-          <w:rFonts w:ascii="맑은 고딕" w:hAnsi="맑은 고딕" w:eastAsia="맑은 고딕"/>
-          <w:b w:val="0"/>
-          <w:i w:val="0"/>
-          <w:color w:val="1E407C"/>
-          <w:sz w:val="22"/>
-        </w:rPr>
-        <w:t xml:space="preserve">• </w:t>
-      </w:r>
-      <w:r>
-        <w:rPr>
-          <w:rFonts w:ascii="맑은 고딕" w:hAnsi="맑은 고딕" w:eastAsia="맑은 고딕"/>
-          <w:b/>
-          <w:i w:val="0"/>
-          <w:color w:val="1A1A1A"/>
-          <w:sz w:val="22"/>
-        </w:rPr>
-        <w:t xml:space="preserve">V3 00:14  </w:t>
-      </w:r>
-      <w:r>
-        <w:rPr>
-          <w:rFonts w:ascii="맑은 고딕" w:hAnsi="맑은 고딕" w:eastAsia="맑은 고딕"/>
-          <w:b w:val="0"/>
-          <w:i w:val="0"/>
-          <w:color w:val="1A1A1A"/>
-          <w:sz w:val="22"/>
-        </w:rPr>
-        <w:t>아마존: DC 3년이면 본전. 네오클라우드(Nebius, CoreWeave)도 회수 빠르다고 주장.</w:t>
-      </w:r>
-    </w:p>
-    <w:p>
-      <w:pPr>
-        <w:spacing w:after="50" w:before="0" w:line="276" w:lineRule="auto"/>
-        <w:ind w:left="312" w:hanging="198"/>
-      </w:pPr>
-      <w:r>
-        <w:rPr>
-          <w:rFonts w:ascii="맑은 고딕" w:hAnsi="맑은 고딕" w:eastAsia="맑은 고딕"/>
-          <w:b w:val="0"/>
-          <w:i w:val="0"/>
-          <w:color w:val="1E407C"/>
-          <w:sz w:val="22"/>
-        </w:rPr>
-        <w:t xml:space="preserve">• </w:t>
-      </w:r>
-      <w:r>
-        <w:rPr>
-          <w:rFonts w:ascii="맑은 고딕" w:hAnsi="맑은 고딕" w:eastAsia="맑은 고딕"/>
-          <w:b/>
-          <w:i w:val="0"/>
-          <w:color w:val="1A1A1A"/>
-          <w:sz w:val="22"/>
-        </w:rPr>
-        <w:t xml:space="preserve">V3 00:23  </w:t>
-      </w:r>
-      <w:r>
-        <w:rPr>
-          <w:rFonts w:ascii="맑은 고딕" w:hAnsi="맑은 고딕" w:eastAsia="맑은 고딕"/>
-          <w:b w:val="0"/>
-          <w:i w:val="0"/>
-          <w:color w:val="1A1A1A"/>
-          <w:sz w:val="22"/>
-        </w:rPr>
-        <w:t>엔비디아: GPU·DC 담보 금융 플랫폼. 6개사 제3자 자본 5,000억 달러. 블랙록·골드만.</w:t>
-      </w:r>
-    </w:p>
-    <w:p>
-      <w:pPr>
-        <w:spacing w:after="50" w:before="0" w:line="276" w:lineRule="auto"/>
-        <w:ind w:left="312" w:hanging="198"/>
-      </w:pPr>
-      <w:r>
-        <w:rPr>
-          <w:rFonts w:ascii="맑은 고딕" w:hAnsi="맑은 고딕" w:eastAsia="맑은 고딕"/>
-          <w:b w:val="0"/>
-          <w:i w:val="0"/>
-          <w:color w:val="1E407C"/>
-          <w:sz w:val="22"/>
-        </w:rPr>
-        <w:t xml:space="preserve">• </w:t>
-      </w:r>
-      <w:r>
-        <w:rPr>
-          <w:rFonts w:ascii="맑은 고딕" w:hAnsi="맑은 고딕" w:eastAsia="맑은 고딕"/>
-          <w:b/>
-          <w:i w:val="0"/>
-          <w:color w:val="1A1A1A"/>
-          <w:sz w:val="22"/>
-        </w:rPr>
-        <w:t xml:space="preserve">V3 09:08  </w:t>
-      </w:r>
-      <w:r>
-        <w:rPr>
-          <w:rFonts w:ascii="맑은 고딕" w:hAnsi="맑은 고딕" w:eastAsia="맑은 고딕"/>
-          <w:b w:val="0"/>
-          <w:i w:val="0"/>
-          <w:color w:val="1A1A1A"/>
-          <w:sz w:val="22"/>
-        </w:rPr>
-        <w:t>구글이 2%p 더 줘도 수익이 높으면 상관없다. 금리 &lt; 벌면 된다. 차입 조건은 나빠져도 못 빌리진 않을 것.</w:t>
-      </w:r>
-    </w:p>
-    <w:p>
-      <w:pPr>
-        <w:spacing w:after="50" w:before="0" w:line="276" w:lineRule="auto"/>
-        <w:ind w:left="312" w:hanging="198"/>
-      </w:pPr>
-      <w:r>
-        <w:rPr>
-          <w:rFonts w:ascii="맑은 고딕" w:hAnsi="맑은 고딕" w:eastAsia="맑은 고딕"/>
-          <w:b w:val="0"/>
-          <w:i w:val="0"/>
-          <w:color w:val="1E407C"/>
-          <w:sz w:val="22"/>
-        </w:rPr>
-        <w:t xml:space="preserve">• </w:t>
-      </w:r>
-      <w:r>
-        <w:rPr>
-          <w:rFonts w:ascii="맑은 고딕" w:hAnsi="맑은 고딕" w:eastAsia="맑은 고딕"/>
-          <w:b/>
-          <w:i w:val="0"/>
-          <w:color w:val="1A1A1A"/>
-          <w:sz w:val="22"/>
-        </w:rPr>
-        <w:t xml:space="preserve">V3 02:02  </w:t>
-      </w:r>
-      <w:r>
-        <w:rPr>
-          <w:rFonts w:ascii="맑은 고딕" w:hAnsi="맑은 고딕" w:eastAsia="맑은 고딕"/>
-          <w:b w:val="0"/>
-          <w:i w:val="0"/>
-          <w:color w:val="1A1A1A"/>
-          <w:sz w:val="22"/>
-        </w:rPr>
-        <w:t>카나리아는 사모펀드. 사이즈는 시장 전체를 경색으로 몰 정도는 아니라 “별거 아니었다”가 반복.</w:t>
-      </w:r>
-    </w:p>
-    <w:p>
-      <w:pPr>
-        <w:spacing w:before="200" w:after="80"/>
-      </w:pPr>
-      <w:r>
-        <w:rPr>
-          <w:rFonts w:ascii="맑은 고딕" w:hAnsi="맑은 고딕" w:eastAsia="맑은 고딕"/>
-          <w:b/>
-          <w:i w:val="0"/>
-          <w:color w:val="1E407C"/>
-          <w:sz w:val="26"/>
-        </w:rPr>
-        <w:t>검증</w:t>
+        <w:t>FCF는 MS·알파벳 외 0 근처. 오라클은 BBB-.</w:t>
       </w:r>
     </w:p>
     <w:p>
@@ -4338,7 +3745,7 @@
           <w:color w:val="1A1A1A"/>
           <w:sz w:val="22"/>
         </w:rPr>
-        <w:t>5,000억 플랫폼: 사실 (CNBC 8/17). 별건으로 OpenAI 오하이오 잔존가치 보증 최대 1,050억.</w:t>
+        <w:t>엔비디아는 GPU·DC를 담보로 제3자 자본을 붙이는 금융 플랫폼을 만들었다. 6개사, 5,000억 달러, 블랙록·골드만. CNBC 8/17 보도로 사실.</w:t>
       </w:r>
     </w:p>
     <w:p>
@@ -4364,7 +3771,7 @@
           <w:color w:val="1A1A1A"/>
           <w:sz w:val="22"/>
         </w:rPr>
-        <w:t>아마존 3년 본전: 미확인 코멘트. 전 사이트 가이던스 아님.</w:t>
+        <w:t>별건으로 OpenAI 오하이오 잔존가치 보증은 최대 1,050억.</w:t>
       </w:r>
     </w:p>
     <w:p>
@@ -4390,7 +3797,59 @@
           <w:color w:val="1A1A1A"/>
           <w:sz w:val="22"/>
         </w:rPr>
-        <w:t>빅테크 저부채로 2%p를 견딘다는 말은 상대적. 일반 기업·사모는 다름.</w:t>
+        <w:t>아마존은 DC 3년이면 본전, 네오클라우드(Nebius, CoreWeave)도 회수가 빠르다고 주장했다. 코멘트일 뿐 전 사이트 가이던스는 아니다.</w:t>
+      </w:r>
+    </w:p>
+    <w:p>
+      <w:pPr>
+        <w:spacing w:after="50" w:before="0" w:line="276" w:lineRule="auto"/>
+        <w:ind w:left="312" w:hanging="198"/>
+      </w:pPr>
+      <w:r>
+        <w:rPr>
+          <w:rFonts w:ascii="맑은 고딕" w:hAnsi="맑은 고딕" w:eastAsia="맑은 고딕"/>
+          <w:b w:val="0"/>
+          <w:i w:val="0"/>
+          <w:color w:val="1E407C"/>
+          <w:sz w:val="22"/>
+        </w:rPr>
+        <w:t xml:space="preserve">• </w:t>
+      </w:r>
+      <w:r>
+        <w:rPr>
+          <w:rFonts w:ascii="맑은 고딕" w:hAnsi="맑은 고딕" w:eastAsia="맑은 고딕"/>
+          <w:b w:val="0"/>
+          <w:i w:val="0"/>
+          <w:color w:val="1A1A1A"/>
+          <w:sz w:val="22"/>
+        </w:rPr>
+        <w:t>구글이 2%p 더 줘도 수익이 높으면 상관없다는 논리다. 금리보다 벌면 된다. 차입 조건은 나빠져도 빅테크가 못 빌리진 않을 것이라는 상대적 이야기. 일반 기업·사모는 다르다.</w:t>
+      </w:r>
+    </w:p>
+    <w:p>
+      <w:pPr>
+        <w:spacing w:after="50" w:before="0" w:line="276" w:lineRule="auto"/>
+        <w:ind w:left="312" w:hanging="198"/>
+      </w:pPr>
+      <w:r>
+        <w:rPr>
+          <w:rFonts w:ascii="맑은 고딕" w:hAnsi="맑은 고딕" w:eastAsia="맑은 고딕"/>
+          <w:b w:val="0"/>
+          <w:i w:val="0"/>
+          <w:color w:val="1E407C"/>
+          <w:sz w:val="22"/>
+        </w:rPr>
+        <w:t xml:space="preserve">• </w:t>
+      </w:r>
+      <w:r>
+        <w:rPr>
+          <w:rFonts w:ascii="맑은 고딕" w:hAnsi="맑은 고딕" w:eastAsia="맑은 고딕"/>
+          <w:b w:val="0"/>
+          <w:i w:val="0"/>
+          <w:color w:val="1A1A1A"/>
+          <w:sz w:val="22"/>
+        </w:rPr>
+        <w:t>카나리아는 사모펀드다. 사이즈는 시장 전체를 경색으로 몰 정도는 아니라 “별거 아니었다”가 반복된다.</w:t>
       </w:r>
     </w:p>
     <w:tbl>
@@ -4500,7 +3959,7 @@
           <w:color w:val="1E407C"/>
           <w:sz w:val="26"/>
         </w:rPr>
-        <w:t>앞 정리</w:t>
+        <w:t>핵심</w:t>
       </w:r>
     </w:p>
     <w:p>
@@ -4526,7 +3985,7 @@
           <w:color w:val="1A1A1A"/>
           <w:sz w:val="22"/>
         </w:rPr>
-        <w:t>공개 조절 vs 미·중·점유율 때문에 멈추기 어렵다. 전력·비용 때문에 속도 조절 유인은 있다.</w:t>
+        <w:t>공개적으로는 조절을 말할 수 있다. 미·중·점유율 때문에 멈추기는 어렵다. 전력·비용 때문에 속도를 조절할 유인은 있다.</w:t>
       </w:r>
     </w:p>
     <w:p>
@@ -4552,22 +4011,7 @@
           <w:color w:val="1A1A1A"/>
           <w:sz w:val="22"/>
         </w:rPr>
-        <w:t>기술 확산 ≠ 투자자 수익. 철도·통신·OTT. 5–10년 내 단일 동력 약화 가능.</w:t>
-      </w:r>
-    </w:p>
-    <w:p>
-      <w:pPr>
-        <w:spacing w:before="200" w:after="80"/>
-      </w:pPr>
-      <w:r>
-        <w:rPr>
-          <w:rFonts w:ascii="맑은 고딕" w:hAnsi="맑은 고딕" w:eastAsia="맑은 고딕"/>
-          <w:b/>
-          <w:i w:val="0"/>
-          <w:color w:val="1E407C"/>
-          <w:sz w:val="26"/>
-        </w:rPr>
-        <w:t>3영상 — 정치 배경이 채워짐</w:t>
+        <w:t>기술 확산 ≠ 투자자 수익. 철도·통신·OTT가 그 경로다. 5–10년 내 단일 동력이 약해질 수는 있다.</w:t>
       </w:r>
     </w:p>
     <w:p>
@@ -4588,22 +4032,27 @@
       <w:r>
         <w:rPr>
           <w:rFonts w:ascii="맑은 고딕" w:hAnsi="맑은 고딕" w:eastAsia="맑은 고딕"/>
-          <w:b/>
-          <w:i w:val="0"/>
-          <w:color w:val="1A1A1A"/>
-          <w:sz w:val="22"/>
-        </w:rPr>
-        <w:t xml:space="preserve">V1 01:33  </w:t>
-      </w:r>
-      <w:r>
-        <w:rPr>
-          <w:rFonts w:ascii="맑은 고딕" w:hAnsi="맑은 고딕" w:eastAsia="맑은 고딕"/>
           <w:b w:val="0"/>
           <w:i w:val="0"/>
           <w:color w:val="1A1A1A"/>
           <w:sz w:val="22"/>
         </w:rPr>
-        <w:t>RSI 우려 + Jack Clark + Amodei 바이오/해킹. Anthropic IPO(10–11월 추정) + Astra 때문에 숨 고르기.</w:t>
+        <w:t>세 방송과 앞 정리 모두 캡엑스 종료가 아니다. 성능이 좋아서 제동한다는 분석은 안 된다.</w:t>
+      </w:r>
+    </w:p>
+    <w:p>
+      <w:pPr>
+        <w:spacing w:before="200" w:after="80"/>
+      </w:pPr>
+      <w:r>
+        <w:rPr>
+          <w:rFonts w:ascii="맑은 고딕" w:hAnsi="맑은 고딕" w:eastAsia="맑은 고딕"/>
+          <w:b/>
+          <w:i w:val="0"/>
+          <w:color w:val="1E407C"/>
+          <w:sz w:val="26"/>
+        </w:rPr>
+        <w:t>정치·보안 배경</w:t>
       </w:r>
     </w:p>
     <w:p>
@@ -4624,22 +4073,12 @@
       <w:r>
         <w:rPr>
           <w:rFonts w:ascii="맑은 고딕" w:hAnsi="맑은 고딕" w:eastAsia="맑은 고딕"/>
-          <w:b/>
-          <w:i w:val="0"/>
-          <w:color w:val="1A1A1A"/>
-          <w:sz w:val="22"/>
-        </w:rPr>
-        <w:t xml:space="preserve">V1 03:20  </w:t>
-      </w:r>
-      <w:r>
-        <w:rPr>
-          <w:rFonts w:ascii="맑은 고딕" w:hAnsi="맑은 고딕" w:eastAsia="맑은 고딕"/>
           <w:b w:val="0"/>
           <w:i w:val="0"/>
           <w:color w:val="1A1A1A"/>
           <w:sz w:val="22"/>
         </w:rPr>
-        <w:t>일요일 스테이블 담보 시장 → 월요일 한국·SOX. 월요 반도체↓/빅테크↑, 화요 반대 = 칩 원가 재배치.</w:t>
+        <w:t>Amodei·알트만·머스크가 9/14–15 속도 조절에 동조한 것은 사실. 코스피 −3.3%와 겹쳤다.</w:t>
       </w:r>
     </w:p>
     <w:p>
@@ -4660,22 +4099,12 @@
       <w:r>
         <w:rPr>
           <w:rFonts w:ascii="맑은 고딕" w:hAnsi="맑은 고딕" w:eastAsia="맑은 고딕"/>
-          <w:b/>
-          <w:i w:val="0"/>
-          <w:color w:val="1A1A1A"/>
-          <w:sz w:val="22"/>
-        </w:rPr>
-        <w:t xml:space="preserve">V1 03:53  </w:t>
-      </w:r>
-      <w:r>
-        <w:rPr>
-          <w:rFonts w:ascii="맑은 고딕" w:hAnsi="맑은 고딕" w:eastAsia="맑은 고딕"/>
           <w:b w:val="0"/>
           <w:i w:val="0"/>
           <w:color w:val="1A1A1A"/>
           <w:sz w:val="22"/>
         </w:rPr>
-        <w:t>보안·검증 → 연산칩, HBM 로직다이, DRAM ECC. ASP 상승. 비트 출하 +두 자릿수(자체 측정).</w:t>
+        <w:t>Jack Clark 퇴사는 오류다. 현직 공동창업자다.</w:t>
       </w:r>
     </w:p>
     <w:p>
@@ -4696,22 +4125,12 @@
       <w:r>
         <w:rPr>
           <w:rFonts w:ascii="맑은 고딕" w:hAnsi="맑은 고딕" w:eastAsia="맑은 고딕"/>
-          <w:b/>
-          <w:i w:val="0"/>
-          <w:color w:val="1A1A1A"/>
-          <w:sz w:val="22"/>
-        </w:rPr>
-        <w:t xml:space="preserve">V1 05:22  </w:t>
-      </w:r>
-      <w:r>
-        <w:rPr>
-          <w:rFonts w:ascii="맑은 고딕" w:hAnsi="맑은 고딕" w:eastAsia="맑은 고딕"/>
           <w:b w:val="0"/>
           <w:i w:val="0"/>
           <w:color w:val="1A1A1A"/>
           <w:sz w:val="22"/>
         </w:rPr>
-        <w:t>Amodei는 대중국 제재, Jensen은 투자 안 줄인다, 트럼프는 AI가 답.</w:t>
+        <w:t>유력 배경은 Bessent 9/15 증언. AI 랩 면책은 불가. 민주당이 이슈화하자 랩들이 선언했다는 읽기. 하원 금융위, Mythos 이후 재무부 작업은 사실.</w:t>
       </w:r>
     </w:p>
     <w:p>
@@ -4732,22 +4151,12 @@
       <w:r>
         <w:rPr>
           <w:rFonts w:ascii="맑은 고딕" w:hAnsi="맑은 고딕" w:eastAsia="맑은 고딕"/>
-          <w:b/>
-          <w:i w:val="0"/>
-          <w:color w:val="1A1A1A"/>
-          <w:sz w:val="22"/>
-        </w:rPr>
-        <w:t xml:space="preserve">V2 09:11  </w:t>
-      </w:r>
-      <w:r>
-        <w:rPr>
-          <w:rFonts w:ascii="맑은 고딕" w:hAnsi="맑은 고딕" w:eastAsia="맑은 고딕"/>
           <w:b w:val="0"/>
           <w:i w:val="0"/>
           <w:color w:val="1A1A1A"/>
           <w:sz w:val="22"/>
         </w:rPr>
-        <w:t>유력 배경: Bessent 9/15 증언. 랩 면책 불가. 민주당 이슈화 → 랩들의 선언.</w:t>
+        <w:t>Anthropic IPO 10–11월은 추정. Astra 때문에 숨 고르기라는 말도 추정.</w:t>
       </w:r>
     </w:p>
     <w:p>
@@ -4768,22 +4177,12 @@
       <w:r>
         <w:rPr>
           <w:rFonts w:ascii="맑은 고딕" w:hAnsi="맑은 고딕" w:eastAsia="맑은 고딕"/>
-          <w:b/>
-          <w:i w:val="0"/>
-          <w:color w:val="1A1A1A"/>
-          <w:sz w:val="22"/>
-        </w:rPr>
-        <w:t xml:space="preserve">V2 13:15  </w:t>
-      </w:r>
-      <w:r>
-        <w:rPr>
-          <w:rFonts w:ascii="맑은 고딕" w:hAnsi="맑은 고딕" w:eastAsia="맑은 고딕"/>
           <w:b w:val="0"/>
           <w:i w:val="0"/>
           <w:color w:val="1A1A1A"/>
           <w:sz w:val="22"/>
         </w:rPr>
-        <w:t>선점·해자. 시티: 기술 멈춰도 사용자 확산으로 칩 수요 유지. 루머는 해명 후에도 주가가 느리다.</w:t>
+        <w:t>Amodei는 대중국 제재, Jensen은 투자를 안 줄인다, 트럼프는 AI가 답. 선점·해자 싸움이다.</w:t>
       </w:r>
     </w:p>
     <w:p>
@@ -4804,12 +4203,28 @@
       <w:r>
         <w:rPr>
           <w:rFonts w:ascii="맑은 고딕" w:hAnsi="맑은 고딕" w:eastAsia="맑은 고딕"/>
-          <w:b/>
+          <w:b w:val="0"/>
           <w:i w:val="0"/>
           <w:color w:val="1A1A1A"/>
           <w:sz w:val="22"/>
         </w:rPr>
-        <w:t xml:space="preserve">V3 20:52  </w:t>
+        <w:t>시티: 기술이 멈춰도 사용자 확산으로 칩 수요는 유지. 루머는 해명 후에도 주가가 느리다.</w:t>
+      </w:r>
+    </w:p>
+    <w:p>
+      <w:pPr>
+        <w:spacing w:after="50" w:before="0" w:line="276" w:lineRule="auto"/>
+        <w:ind w:left="312" w:hanging="198"/>
+      </w:pPr>
+      <w:r>
+        <w:rPr>
+          <w:rFonts w:ascii="맑은 고딕" w:hAnsi="맑은 고딕" w:eastAsia="맑은 고딕"/>
+          <w:b w:val="0"/>
+          <w:i w:val="0"/>
+          <w:color w:val="1E407C"/>
+          <w:sz w:val="22"/>
+        </w:rPr>
+        <w:t xml:space="preserve">• </w:t>
       </w:r>
       <w:r>
         <w:rPr>
@@ -4819,7 +4234,7 @@
           <w:color w:val="1A1A1A"/>
           <w:sz w:val="22"/>
         </w:rPr>
-        <w:t>성능이 좋아서 제동한다는 분석은 안 된다. Astra가 10만→100만 GPU면 2028 정점도 모른다.</w:t>
+        <w:t>Astra가 10만→100만 GPU면 2028 정점도 모른다는 내러티브. 미확인.</w:t>
       </w:r>
     </w:p>
     <w:p>
@@ -4834,678 +4249,60 @@
           <w:color w:val="1E407C"/>
           <w:sz w:val="26"/>
         </w:rPr>
-        <w:t>검증</w:t>
+        <w:t>반도체로 읽으면</w:t>
       </w:r>
     </w:p>
-    <w:tbl>
-      <w:tblPr>
-        <w:tblW w:type="auto" w:w="0"/>
-        <w:jc w:val="center"/>
-        <w:tblLayout w:type="autofit"/>
-        <w:tblLook w:firstColumn="1" w:firstRow="1" w:lastColumn="0" w:lastRow="0" w:noHBand="0" w:noVBand="1" w:val="04A0"/>
-        <w:tblBorders>
-          <w:top w:val="single" w:sz="4" w:space="0" w:color="D5DCE6"/>
-          <w:left w:val="single" w:sz="4" w:space="0" w:color="D5DCE6"/>
-          <w:bottom w:val="single" w:sz="4" w:space="0" w:color="D5DCE6"/>
-          <w:right w:val="single" w:sz="4" w:space="0" w:color="D5DCE6"/>
-          <w:insideH w:val="single" w:sz="4" w:space="0" w:color="D5DCE6"/>
-          <w:insideV w:val="single" w:sz="4" w:space="0" w:color="D5DCE6"/>
-        </w:tblBorders>
-      </w:tblPr>
-      <w:tblGrid>
-        <w:gridCol w:w="3364"/>
-        <w:gridCol w:w="3364"/>
-        <w:gridCol w:w="3364"/>
-      </w:tblGrid>
-      <w:tr>
-        <w:trPr>
-          <w:cantSplit/>
-        </w:trPr>
-        <w:tc>
-          <w:tcPr>
-            <w:tcW w:type="dxa" w:w="2835"/>
-            <w:shd w:val="clear" w:color="auto" w:fill="0F2043"/>
-            <w:tcMar>
-              <w:top w:w="60" w:type="dxa"/>
-              <w:left w:w="80" w:type="dxa"/>
-              <w:bottom w:w="60" w:type="dxa"/>
-              <w:right w:w="80" w:type="dxa"/>
-            </w:tcMar>
-          </w:tcPr>
-          <w:p>
-            <w:pPr>
-              <w:spacing w:before="0" w:after="0" w:line="269" w:lineRule="auto"/>
-              <w:jc w:val="center"/>
-            </w:pPr>
-            <w:r/>
-            <w:r>
-              <w:rPr>
-                <w:rFonts w:ascii="맑은 고딕" w:hAnsi="맑은 고딕" w:eastAsia="맑은 고딕"/>
-                <w:b/>
-                <w:i w:val="0"/>
-                <w:color w:val="FFFFFF"/>
-                <w:sz w:val="19"/>
-              </w:rPr>
-              <w:t>항목</w:t>
-            </w:r>
-          </w:p>
-        </w:tc>
-        <w:tc>
-          <w:tcPr>
-            <w:tcW w:type="dxa" w:w="1247"/>
-            <w:shd w:val="clear" w:color="auto" w:fill="0F2043"/>
-            <w:tcMar>
-              <w:top w:w="60" w:type="dxa"/>
-              <w:left w:w="80" w:type="dxa"/>
-              <w:bottom w:w="60" w:type="dxa"/>
-              <w:right w:w="80" w:type="dxa"/>
-            </w:tcMar>
-          </w:tcPr>
-          <w:p>
-            <w:pPr>
-              <w:spacing w:before="0" w:after="0" w:line="269" w:lineRule="auto"/>
-              <w:jc w:val="center"/>
-            </w:pPr>
-            <w:r/>
-            <w:r>
-              <w:rPr>
-                <w:rFonts w:ascii="맑은 고딕" w:hAnsi="맑은 고딕" w:eastAsia="맑은 고딕"/>
-                <w:b/>
-                <w:i w:val="0"/>
-                <w:color w:val="FFFFFF"/>
-                <w:sz w:val="19"/>
-              </w:rPr>
-              <w:t>판정</w:t>
-            </w:r>
-          </w:p>
-        </w:tc>
-        <w:tc>
-          <w:tcPr>
-            <w:tcW w:type="dxa" w:w="5896"/>
-            <w:shd w:val="clear" w:color="auto" w:fill="0F2043"/>
-            <w:tcMar>
-              <w:top w:w="60" w:type="dxa"/>
-              <w:left w:w="80" w:type="dxa"/>
-              <w:bottom w:w="60" w:type="dxa"/>
-              <w:right w:w="80" w:type="dxa"/>
-            </w:tcMar>
-          </w:tcPr>
-          <w:p>
-            <w:pPr>
-              <w:spacing w:before="0" w:after="0" w:line="269" w:lineRule="auto"/>
-              <w:jc w:val="center"/>
-            </w:pPr>
-            <w:r/>
-            <w:r>
-              <w:rPr>
-                <w:rFonts w:ascii="맑은 고딕" w:hAnsi="맑은 고딕" w:eastAsia="맑은 고딕"/>
-                <w:b/>
-                <w:i w:val="0"/>
-                <w:color w:val="FFFFFF"/>
-                <w:sz w:val="19"/>
-              </w:rPr>
-              <w:t>메모</w:t>
-            </w:r>
-          </w:p>
-        </w:tc>
-      </w:tr>
-      <w:tr>
-        <w:trPr>
-          <w:cantSplit/>
-        </w:trPr>
-        <w:tc>
-          <w:tcPr>
-            <w:tcW w:type="dxa" w:w="2835"/>
-            <w:shd w:val="clear" w:color="auto" w:fill="FFFFFF"/>
-            <w:tcMar>
-              <w:top w:w="60" w:type="dxa"/>
-              <w:left w:w="80" w:type="dxa"/>
-              <w:bottom w:w="60" w:type="dxa"/>
-              <w:right w:w="80" w:type="dxa"/>
-            </w:tcMar>
-          </w:tcPr>
-          <w:p>
-            <w:pPr>
-              <w:spacing w:before="0" w:after="0" w:line="269" w:lineRule="auto"/>
-              <w:jc w:val="left"/>
-            </w:pPr>
-            <w:r/>
-            <w:r>
-              <w:rPr>
-                <w:rFonts w:ascii="맑은 고딕" w:hAnsi="맑은 고딕" w:eastAsia="맑은 고딕"/>
-                <w:b/>
-                <w:i w:val="0"/>
-                <w:color w:val="1A1A1A"/>
-                <w:sz w:val="19"/>
-              </w:rPr>
-              <w:t>Amodei·알트만·머스크 동조</w:t>
-            </w:r>
-          </w:p>
-        </w:tc>
-        <w:tc>
-          <w:tcPr>
-            <w:tcW w:type="dxa" w:w="1247"/>
-            <w:shd w:val="clear" w:color="auto" w:fill="FFFFFF"/>
-            <w:tcMar>
-              <w:top w:w="60" w:type="dxa"/>
-              <w:left w:w="80" w:type="dxa"/>
-              <w:bottom w:w="60" w:type="dxa"/>
-              <w:right w:w="80" w:type="dxa"/>
-            </w:tcMar>
-          </w:tcPr>
-          <w:p>
-            <w:pPr>
-              <w:spacing w:before="0" w:after="0" w:line="269" w:lineRule="auto"/>
-              <w:jc w:val="center"/>
-            </w:pPr>
-            <w:r/>
-            <w:r>
-              <w:rPr>
-                <w:rFonts w:ascii="맑은 고딕" w:hAnsi="맑은 고딕" w:eastAsia="맑은 고딕"/>
-                <w:b w:val="0"/>
-                <w:i w:val="0"/>
-                <w:color w:val="1A1A1A"/>
-                <w:sz w:val="19"/>
-              </w:rPr>
-              <w:t>사실</w:t>
-            </w:r>
-          </w:p>
-        </w:tc>
-        <w:tc>
-          <w:tcPr>
-            <w:tcW w:type="dxa" w:w="5896"/>
-            <w:shd w:val="clear" w:color="auto" w:fill="FFFFFF"/>
-            <w:tcMar>
-              <w:top w:w="60" w:type="dxa"/>
-              <w:left w:w="80" w:type="dxa"/>
-              <w:bottom w:w="60" w:type="dxa"/>
-              <w:right w:w="80" w:type="dxa"/>
-            </w:tcMar>
-          </w:tcPr>
-          <w:p>
-            <w:pPr>
-              <w:spacing w:before="0" w:after="0" w:line="269" w:lineRule="auto"/>
-              <w:jc w:val="center"/>
-            </w:pPr>
-            <w:r/>
-            <w:r>
-              <w:rPr>
-                <w:rFonts w:ascii="맑은 고딕" w:hAnsi="맑은 고딕" w:eastAsia="맑은 고딕"/>
-                <w:b w:val="0"/>
-                <w:i w:val="0"/>
-                <w:color w:val="1A1A1A"/>
-                <w:sz w:val="19"/>
-              </w:rPr>
-              <w:t>9/14–15. 코스피 −3.3%와 겹침</w:t>
-            </w:r>
-          </w:p>
-        </w:tc>
-      </w:tr>
-      <w:tr>
-        <w:trPr>
-          <w:cantSplit/>
-        </w:trPr>
-        <w:tc>
-          <w:tcPr>
-            <w:tcW w:type="dxa" w:w="2835"/>
-            <w:shd w:val="clear" w:color="auto" w:fill="F7F9FC"/>
-            <w:tcMar>
-              <w:top w:w="60" w:type="dxa"/>
-              <w:left w:w="80" w:type="dxa"/>
-              <w:bottom w:w="60" w:type="dxa"/>
-              <w:right w:w="80" w:type="dxa"/>
-            </w:tcMar>
-          </w:tcPr>
-          <w:p>
-            <w:pPr>
-              <w:spacing w:before="0" w:after="0" w:line="269" w:lineRule="auto"/>
-              <w:jc w:val="left"/>
-            </w:pPr>
-            <w:r/>
-            <w:r>
-              <w:rPr>
-                <w:rFonts w:ascii="맑은 고딕" w:hAnsi="맑은 고딕" w:eastAsia="맑은 고딕"/>
-                <w:b/>
-                <w:i w:val="0"/>
-                <w:color w:val="1A1A1A"/>
-                <w:sz w:val="19"/>
-              </w:rPr>
-              <w:t>Jack Clark 퇴사</w:t>
-            </w:r>
-          </w:p>
-        </w:tc>
-        <w:tc>
-          <w:tcPr>
-            <w:tcW w:type="dxa" w:w="1247"/>
-            <w:shd w:val="clear" w:color="auto" w:fill="F7F9FC"/>
-            <w:tcMar>
-              <w:top w:w="60" w:type="dxa"/>
-              <w:left w:w="80" w:type="dxa"/>
-              <w:bottom w:w="60" w:type="dxa"/>
-              <w:right w:w="80" w:type="dxa"/>
-            </w:tcMar>
-          </w:tcPr>
-          <w:p>
-            <w:pPr>
-              <w:spacing w:before="0" w:after="0" w:line="269" w:lineRule="auto"/>
-              <w:jc w:val="center"/>
-            </w:pPr>
-            <w:r/>
-            <w:r>
-              <w:rPr>
-                <w:rFonts w:ascii="맑은 고딕" w:hAnsi="맑은 고딕" w:eastAsia="맑은 고딕"/>
-                <w:b w:val="0"/>
-                <w:i w:val="0"/>
-                <w:color w:val="1A1A1A"/>
-                <w:sz w:val="19"/>
-              </w:rPr>
-              <w:t>주의</w:t>
-            </w:r>
-          </w:p>
-        </w:tc>
-        <w:tc>
-          <w:tcPr>
-            <w:tcW w:type="dxa" w:w="5896"/>
-            <w:shd w:val="clear" w:color="auto" w:fill="F7F9FC"/>
-            <w:tcMar>
-              <w:top w:w="60" w:type="dxa"/>
-              <w:left w:w="80" w:type="dxa"/>
-              <w:bottom w:w="60" w:type="dxa"/>
-              <w:right w:w="80" w:type="dxa"/>
-            </w:tcMar>
-          </w:tcPr>
-          <w:p>
-            <w:pPr>
-              <w:spacing w:before="0" w:after="0" w:line="269" w:lineRule="auto"/>
-              <w:jc w:val="center"/>
-            </w:pPr>
-            <w:r/>
-            <w:r>
-              <w:rPr>
-                <w:rFonts w:ascii="맑은 고딕" w:hAnsi="맑은 고딕" w:eastAsia="맑은 고딕"/>
-                <w:b w:val="0"/>
-                <w:i w:val="0"/>
-                <w:color w:val="1A1A1A"/>
-                <w:sz w:val="19"/>
-              </w:rPr>
-              <w:t>현직 공동창업자. ASR/발언 오류</w:t>
-            </w:r>
-          </w:p>
-        </w:tc>
-      </w:tr>
-      <w:tr>
-        <w:trPr>
-          <w:cantSplit/>
-        </w:trPr>
-        <w:tc>
-          <w:tcPr>
-            <w:tcW w:type="dxa" w:w="2835"/>
-            <w:shd w:val="clear" w:color="auto" w:fill="FFFFFF"/>
-            <w:tcMar>
-              <w:top w:w="60" w:type="dxa"/>
-              <w:left w:w="80" w:type="dxa"/>
-              <w:bottom w:w="60" w:type="dxa"/>
-              <w:right w:w="80" w:type="dxa"/>
-            </w:tcMar>
-          </w:tcPr>
-          <w:p>
-            <w:pPr>
-              <w:spacing w:before="0" w:after="0" w:line="269" w:lineRule="auto"/>
-              <w:jc w:val="left"/>
-            </w:pPr>
-            <w:r/>
-            <w:r>
-              <w:rPr>
-                <w:rFonts w:ascii="맑은 고딕" w:hAnsi="맑은 고딕" w:eastAsia="맑은 고딕"/>
-                <w:b/>
-                <w:i w:val="0"/>
-                <w:color w:val="1A1A1A"/>
-                <w:sz w:val="19"/>
-              </w:rPr>
-              <w:t>Bessent 면책 불가</w:t>
-            </w:r>
-          </w:p>
-        </w:tc>
-        <w:tc>
-          <w:tcPr>
-            <w:tcW w:type="dxa" w:w="1247"/>
-            <w:shd w:val="clear" w:color="auto" w:fill="FFFFFF"/>
-            <w:tcMar>
-              <w:top w:w="60" w:type="dxa"/>
-              <w:left w:w="80" w:type="dxa"/>
-              <w:bottom w:w="60" w:type="dxa"/>
-              <w:right w:w="80" w:type="dxa"/>
-            </w:tcMar>
-          </w:tcPr>
-          <w:p>
-            <w:pPr>
-              <w:spacing w:before="0" w:after="0" w:line="269" w:lineRule="auto"/>
-              <w:jc w:val="center"/>
-            </w:pPr>
-            <w:r/>
-            <w:r>
-              <w:rPr>
-                <w:rFonts w:ascii="맑은 고딕" w:hAnsi="맑은 고딕" w:eastAsia="맑은 고딕"/>
-                <w:b w:val="0"/>
-                <w:i w:val="0"/>
-                <w:color w:val="1A1A1A"/>
-                <w:sz w:val="19"/>
-              </w:rPr>
-              <w:t>사실</w:t>
-            </w:r>
-          </w:p>
-        </w:tc>
-        <w:tc>
-          <w:tcPr>
-            <w:tcW w:type="dxa" w:w="5896"/>
-            <w:shd w:val="clear" w:color="auto" w:fill="FFFFFF"/>
-            <w:tcMar>
-              <w:top w:w="60" w:type="dxa"/>
-              <w:left w:w="80" w:type="dxa"/>
-              <w:bottom w:w="60" w:type="dxa"/>
-              <w:right w:w="80" w:type="dxa"/>
-            </w:tcMar>
-          </w:tcPr>
-          <w:p>
-            <w:pPr>
-              <w:spacing w:before="0" w:after="0" w:line="269" w:lineRule="auto"/>
-              <w:jc w:val="center"/>
-            </w:pPr>
-            <w:r/>
-            <w:r>
-              <w:rPr>
-                <w:rFonts w:ascii="맑은 고딕" w:hAnsi="맑은 고딕" w:eastAsia="맑은 고딕"/>
-                <w:b w:val="0"/>
-                <w:i w:val="0"/>
-                <w:color w:val="1A1A1A"/>
-                <w:sz w:val="19"/>
-              </w:rPr>
-              <w:t>하원 금융위. Mythos 이후 재무부 작업</w:t>
-            </w:r>
-          </w:p>
-        </w:tc>
-      </w:tr>
-      <w:tr>
-        <w:trPr>
-          <w:cantSplit/>
-        </w:trPr>
-        <w:tc>
-          <w:tcPr>
-            <w:tcW w:type="dxa" w:w="2835"/>
-            <w:shd w:val="clear" w:color="auto" w:fill="F7F9FC"/>
-            <w:tcMar>
-              <w:top w:w="60" w:type="dxa"/>
-              <w:left w:w="80" w:type="dxa"/>
-              <w:bottom w:w="60" w:type="dxa"/>
-              <w:right w:w="80" w:type="dxa"/>
-            </w:tcMar>
-          </w:tcPr>
-          <w:p>
-            <w:pPr>
-              <w:spacing w:before="0" w:after="0" w:line="269" w:lineRule="auto"/>
-              <w:jc w:val="left"/>
-            </w:pPr>
-            <w:r/>
-            <w:r>
-              <w:rPr>
-                <w:rFonts w:ascii="맑은 고딕" w:hAnsi="맑은 고딕" w:eastAsia="맑은 고딕"/>
-                <w:b/>
-                <w:i w:val="0"/>
-                <w:color w:val="1A1A1A"/>
-                <w:sz w:val="19"/>
-              </w:rPr>
-              <w:t>Anthropic IPO 10–11월</w:t>
-            </w:r>
-          </w:p>
-        </w:tc>
-        <w:tc>
-          <w:tcPr>
-            <w:tcW w:type="dxa" w:w="1247"/>
-            <w:shd w:val="clear" w:color="auto" w:fill="F7F9FC"/>
-            <w:tcMar>
-              <w:top w:w="60" w:type="dxa"/>
-              <w:left w:w="80" w:type="dxa"/>
-              <w:bottom w:w="60" w:type="dxa"/>
-              <w:right w:w="80" w:type="dxa"/>
-            </w:tcMar>
-          </w:tcPr>
-          <w:p>
-            <w:pPr>
-              <w:spacing w:before="0" w:after="0" w:line="269" w:lineRule="auto"/>
-              <w:jc w:val="center"/>
-            </w:pPr>
-            <w:r/>
-            <w:r>
-              <w:rPr>
-                <w:rFonts w:ascii="맑은 고딕" w:hAnsi="맑은 고딕" w:eastAsia="맑은 고딕"/>
-                <w:b w:val="0"/>
-                <w:i w:val="0"/>
-                <w:color w:val="1A1A1A"/>
-                <w:sz w:val="19"/>
-              </w:rPr>
-              <w:t>미확인</w:t>
-            </w:r>
-          </w:p>
-        </w:tc>
-        <w:tc>
-          <w:tcPr>
-            <w:tcW w:type="dxa" w:w="5896"/>
-            <w:shd w:val="clear" w:color="auto" w:fill="F7F9FC"/>
-            <w:tcMar>
-              <w:top w:w="60" w:type="dxa"/>
-              <w:left w:w="80" w:type="dxa"/>
-              <w:bottom w:w="60" w:type="dxa"/>
-              <w:right w:w="80" w:type="dxa"/>
-            </w:tcMar>
-          </w:tcPr>
-          <w:p>
-            <w:pPr>
-              <w:spacing w:before="0" w:after="0" w:line="269" w:lineRule="auto"/>
-              <w:jc w:val="center"/>
-            </w:pPr>
-            <w:r/>
-            <w:r>
-              <w:rPr>
-                <w:rFonts w:ascii="맑은 고딕" w:hAnsi="맑은 고딕" w:eastAsia="맑은 고딕"/>
-                <w:b w:val="0"/>
-                <w:i w:val="0"/>
-                <w:color w:val="1A1A1A"/>
-                <w:sz w:val="19"/>
-              </w:rPr>
-              <w:t>노근창 추정</w:t>
-            </w:r>
-          </w:p>
-        </w:tc>
-      </w:tr>
-      <w:tr>
-        <w:trPr>
-          <w:cantSplit/>
-        </w:trPr>
-        <w:tc>
-          <w:tcPr>
-            <w:tcW w:type="dxa" w:w="2835"/>
-            <w:shd w:val="clear" w:color="auto" w:fill="FFFFFF"/>
-            <w:tcMar>
-              <w:top w:w="60" w:type="dxa"/>
-              <w:left w:w="80" w:type="dxa"/>
-              <w:bottom w:w="60" w:type="dxa"/>
-              <w:right w:w="80" w:type="dxa"/>
-            </w:tcMar>
-          </w:tcPr>
-          <w:p>
-            <w:pPr>
-              <w:spacing w:before="0" w:after="0" w:line="269" w:lineRule="auto"/>
-              <w:jc w:val="left"/>
-            </w:pPr>
-            <w:r/>
-            <w:r>
-              <w:rPr>
-                <w:rFonts w:ascii="맑은 고딕" w:hAnsi="맑은 고딕" w:eastAsia="맑은 고딕"/>
-                <w:b/>
-                <w:i w:val="0"/>
-                <w:color w:val="1A1A1A"/>
-                <w:sz w:val="19"/>
-              </w:rPr>
-              <w:t>보안 → 비트 +두 자릿수</w:t>
-            </w:r>
-          </w:p>
-        </w:tc>
-        <w:tc>
-          <w:tcPr>
-            <w:tcW w:type="dxa" w:w="1247"/>
-            <w:shd w:val="clear" w:color="auto" w:fill="FFFFFF"/>
-            <w:tcMar>
-              <w:top w:w="60" w:type="dxa"/>
-              <w:left w:w="80" w:type="dxa"/>
-              <w:bottom w:w="60" w:type="dxa"/>
-              <w:right w:w="80" w:type="dxa"/>
-            </w:tcMar>
-          </w:tcPr>
-          <w:p>
-            <w:pPr>
-              <w:spacing w:before="0" w:after="0" w:line="269" w:lineRule="auto"/>
-              <w:jc w:val="center"/>
-            </w:pPr>
-            <w:r/>
-            <w:r>
-              <w:rPr>
-                <w:rFonts w:ascii="맑은 고딕" w:hAnsi="맑은 고딕" w:eastAsia="맑은 고딕"/>
-                <w:b w:val="0"/>
-                <w:i w:val="0"/>
-                <w:color w:val="1A1A1A"/>
-                <w:sz w:val="19"/>
-              </w:rPr>
-              <w:t>해석</w:t>
-            </w:r>
-          </w:p>
-        </w:tc>
-        <w:tc>
-          <w:tcPr>
-            <w:tcW w:type="dxa" w:w="5896"/>
-            <w:shd w:val="clear" w:color="auto" w:fill="FFFFFF"/>
-            <w:tcMar>
-              <w:top w:w="60" w:type="dxa"/>
-              <w:left w:w="80" w:type="dxa"/>
-              <w:bottom w:w="60" w:type="dxa"/>
-              <w:right w:w="80" w:type="dxa"/>
-            </w:tcMar>
-          </w:tcPr>
-          <w:p>
-            <w:pPr>
-              <w:spacing w:before="0" w:after="0" w:line="269" w:lineRule="auto"/>
-              <w:jc w:val="center"/>
-            </w:pPr>
-            <w:r/>
-            <w:r>
-              <w:rPr>
-                <w:rFonts w:ascii="맑은 고딕" w:hAnsi="맑은 고딕" w:eastAsia="맑은 고딕"/>
-                <w:b w:val="0"/>
-                <w:i w:val="0"/>
-                <w:color w:val="1A1A1A"/>
-                <w:sz w:val="19"/>
-              </w:rPr>
-              <w:t>논리 가능. 공개 계량 없음</w:t>
-            </w:r>
-          </w:p>
-        </w:tc>
-      </w:tr>
-      <w:tr>
-        <w:trPr>
-          <w:cantSplit/>
-        </w:trPr>
-        <w:tc>
-          <w:tcPr>
-            <w:tcW w:type="dxa" w:w="2835"/>
-            <w:shd w:val="clear" w:color="auto" w:fill="F7F9FC"/>
-            <w:tcMar>
-              <w:top w:w="60" w:type="dxa"/>
-              <w:left w:w="80" w:type="dxa"/>
-              <w:bottom w:w="60" w:type="dxa"/>
-              <w:right w:w="80" w:type="dxa"/>
-            </w:tcMar>
-          </w:tcPr>
-          <w:p>
-            <w:pPr>
-              <w:spacing w:before="0" w:after="0" w:line="269" w:lineRule="auto"/>
-              <w:jc w:val="left"/>
-            </w:pPr>
-            <w:r/>
-            <w:r>
-              <w:rPr>
-                <w:rFonts w:ascii="맑은 고딕" w:hAnsi="맑은 고딕" w:eastAsia="맑은 고딕"/>
-                <w:b/>
-                <w:i w:val="0"/>
-                <w:color w:val="1A1A1A"/>
-                <w:sz w:val="19"/>
-              </w:rPr>
-              <w:t>Astra 100만 GPU</w:t>
-            </w:r>
-          </w:p>
-        </w:tc>
-        <w:tc>
-          <w:tcPr>
-            <w:tcW w:type="dxa" w:w="1247"/>
-            <w:shd w:val="clear" w:color="auto" w:fill="F7F9FC"/>
-            <w:tcMar>
-              <w:top w:w="60" w:type="dxa"/>
-              <w:left w:w="80" w:type="dxa"/>
-              <w:bottom w:w="60" w:type="dxa"/>
-              <w:right w:w="80" w:type="dxa"/>
-            </w:tcMar>
-          </w:tcPr>
-          <w:p>
-            <w:pPr>
-              <w:spacing w:before="0" w:after="0" w:line="269" w:lineRule="auto"/>
-              <w:jc w:val="center"/>
-            </w:pPr>
-            <w:r/>
-            <w:r>
-              <w:rPr>
-                <w:rFonts w:ascii="맑은 고딕" w:hAnsi="맑은 고딕" w:eastAsia="맑은 고딕"/>
-                <w:b w:val="0"/>
-                <w:i w:val="0"/>
-                <w:color w:val="1A1A1A"/>
-                <w:sz w:val="19"/>
-              </w:rPr>
-              <w:t>해석</w:t>
-            </w:r>
-          </w:p>
-        </w:tc>
-        <w:tc>
-          <w:tcPr>
-            <w:tcW w:type="dxa" w:w="5896"/>
-            <w:shd w:val="clear" w:color="auto" w:fill="F7F9FC"/>
-            <w:tcMar>
-              <w:top w:w="60" w:type="dxa"/>
-              <w:left w:w="80" w:type="dxa"/>
-              <w:bottom w:w="60" w:type="dxa"/>
-              <w:right w:w="80" w:type="dxa"/>
-            </w:tcMar>
-          </w:tcPr>
-          <w:p>
-            <w:pPr>
-              <w:spacing w:before="0" w:after="0" w:line="269" w:lineRule="auto"/>
-              <w:jc w:val="center"/>
-            </w:pPr>
-            <w:r/>
-            <w:r>
-              <w:rPr>
-                <w:rFonts w:ascii="맑은 고딕" w:hAnsi="맑은 고딕" w:eastAsia="맑은 고딕"/>
-                <w:b w:val="0"/>
-                <w:i w:val="0"/>
-                <w:color w:val="1A1A1A"/>
-                <w:sz w:val="19"/>
-              </w:rPr>
-              <w:t>내러티브. 미확인</w:t>
-            </w:r>
-          </w:p>
-        </w:tc>
-      </w:tr>
-    </w:tbl>
     <w:p>
       <w:pPr>
-        <w:spacing w:after="160" w:before="40"/>
+        <w:spacing w:after="50" w:before="0" w:line="276" w:lineRule="auto"/>
+        <w:ind w:left="312" w:hanging="198"/>
       </w:pPr>
+      <w:r>
+        <w:rPr>
+          <w:rFonts w:ascii="맑은 고딕" w:hAnsi="맑은 고딕" w:eastAsia="맑은 고딕"/>
+          <w:b w:val="0"/>
+          <w:i w:val="0"/>
+          <w:color w:val="1E407C"/>
+          <w:sz w:val="22"/>
+        </w:rPr>
+        <w:t xml:space="preserve">• </w:t>
+      </w:r>
+      <w:r>
+        <w:rPr>
+          <w:rFonts w:ascii="맑은 고딕" w:hAnsi="맑은 고딕" w:eastAsia="맑은 고딕"/>
+          <w:b w:val="0"/>
+          <w:i w:val="0"/>
+          <w:color w:val="1A1A1A"/>
+          <w:sz w:val="22"/>
+        </w:rPr>
+        <w:t>일요일 스테이블 담보 시장 → 월요일 한국·SOX. 월요 반도체↓/빅테크↑, 화요 반대. 칩 원가 재배치로 읽는다.</w:t>
+      </w:r>
+    </w:p>
+    <w:p>
+      <w:pPr>
+        <w:spacing w:after="50" w:before="0" w:line="276" w:lineRule="auto"/>
+        <w:ind w:left="312" w:hanging="198"/>
+      </w:pPr>
+      <w:r>
+        <w:rPr>
+          <w:rFonts w:ascii="맑은 고딕" w:hAnsi="맑은 고딕" w:eastAsia="맑은 고딕"/>
+          <w:b w:val="0"/>
+          <w:i w:val="0"/>
+          <w:color w:val="1E407C"/>
+          <w:sz w:val="22"/>
+        </w:rPr>
+        <w:t xml:space="preserve">• </w:t>
+      </w:r>
+      <w:r>
+        <w:rPr>
+          <w:rFonts w:ascii="맑은 고딕" w:hAnsi="맑은 고딕" w:eastAsia="맑은 고딕"/>
+          <w:b w:val="0"/>
+          <w:i w:val="0"/>
+          <w:color w:val="1A1A1A"/>
+          <w:sz w:val="22"/>
+        </w:rPr>
+        <w:t>보안·검증이 붙으면 연산칩, HBM 로직다이, DRAM ECC가 필요해진다. ASP 상승, 비트 출하 +두 자릿수라는 자체 측정. 논리 가능, 공개 계량은 없다.</w:t>
+      </w:r>
     </w:p>
     <w:tbl>
       <w:tblPr>
@@ -5563,7 +4360,7 @@
                 <w:color w:val="1A1A1A"/>
                 <w:sz w:val="21"/>
               </w:rPr>
-              <w:t>세 방송 + 앞 정리 모두 캡엑스 종료가 아니다. 노근창만 반도체 호재(ASP)로 한 걸음 더 간다.</w:t>
+              <w:t>속도조절은 매도 이유가 아니다. 반도체 쪽으로는 ASP 상승 재료로 한 걸음 더 읽을 수 있다.</w:t>
             </w:r>
           </w:p>
         </w:tc>
@@ -5614,7 +4411,7 @@
           <w:color w:val="1E407C"/>
           <w:sz w:val="26"/>
         </w:rPr>
-        <w:t>앞 정리</w:t>
+        <w:t>기본 그림</w:t>
       </w:r>
     </w:p>
     <w:p>
@@ -5640,7 +4437,7 @@
           <w:color w:val="1A1A1A"/>
           <w:sz w:val="22"/>
         </w:rPr>
-        <w:t>단기: 수요&gt;&gt;공급. 계획 ≠ 즉시 건설. 병목이 가격을 지지.</w:t>
+        <w:t>단기: 수요가 공급을 크게 앞선다. 계획 ≠ 즉시 건설. 병목이 가격을 지지한다.</w:t>
       </w:r>
     </w:p>
     <w:p>
@@ -5666,7 +4463,7 @@
           <w:color w:val="1A1A1A"/>
           <w:sz w:val="22"/>
         </w:rPr>
-        <w:t>핵심 지표: GPU 임대료. 구형까지 유지·상승이면 수요 초강세. 지속 하락이면 CAPEX 경고.</w:t>
+        <w:t>핵심 지표는 GPU 임대료다. 구형까지 유지·상승이면 수요 초강세. 지속 하락이면 캡엑스 경고.</w:t>
       </w:r>
     </w:p>
     <w:p>
@@ -5692,7 +4489,7 @@
           <w:color w:val="1A1A1A"/>
           <w:sz w:val="22"/>
         </w:rPr>
-        <w:t>2027 양호, 2028–29 공급. 중국 DDR → 범용 하락 → HBM 전염 가능.</w:t>
+        <w:t>2027은 양호, 2028–29는 공급이 열리는 구간으로 보는 시각이 있다. 중국 DDR → 범용 하락 → HBM 전염 가능.</w:t>
       </w:r>
     </w:p>
     <w:p>
@@ -5707,7 +4504,7 @@
           <w:color w:val="1E407C"/>
           <w:sz w:val="26"/>
         </w:rPr>
-        <w:t>검증으로 고친 것</w:t>
+        <w:t>숫자로 고친 것</w:t>
       </w:r>
     </w:p>
     <w:p>
@@ -5759,7 +4556,7 @@
           <w:color w:val="1A1A1A"/>
           <w:sz w:val="22"/>
         </w:rPr>
-        <w:t>H100은 2024 고점 대비 약 절반. B200 바닥은 4달러 아래. 세대 교체와 수요 붕괴를 구분.</w:t>
+        <w:t>H100 임대는 2024 고점 대비 약 절반. B200 바닥은 4달러 아래. 세대 교체와 수요 붕괴를 구분해야 한다.</w:t>
       </w:r>
     </w:p>
     <w:p>
@@ -5826,130 +4623,7 @@
           <w:color w:val="1E407C"/>
           <w:sz w:val="26"/>
         </w:rPr>
-        <w:t>3영상</w:t>
-      </w:r>
-    </w:p>
-    <w:p>
-      <w:pPr>
-        <w:spacing w:after="50" w:before="0" w:line="276" w:lineRule="auto"/>
-        <w:ind w:left="312" w:hanging="198"/>
-      </w:pPr>
-      <w:r>
-        <w:rPr>
-          <w:rFonts w:ascii="맑은 고딕" w:hAnsi="맑은 고딕" w:eastAsia="맑은 고딕"/>
-          <w:b w:val="0"/>
-          <w:i w:val="0"/>
-          <w:color w:val="1E407C"/>
-          <w:sz w:val="22"/>
-        </w:rPr>
-        <w:t xml:space="preserve">• </w:t>
-      </w:r>
-      <w:r>
-        <w:rPr>
-          <w:rFonts w:ascii="맑은 고딕" w:hAnsi="맑은 고딕" w:eastAsia="맑은 고딕"/>
-          <w:b/>
-          <w:i w:val="0"/>
-          <w:color w:val="1A1A1A"/>
-          <w:sz w:val="22"/>
-        </w:rPr>
-        <w:t xml:space="preserve">V1 11:36  </w:t>
-      </w:r>
-      <w:r>
-        <w:rPr>
-          <w:rFonts w:ascii="맑은 고딕" w:hAnsi="맑은 고딕" w:eastAsia="맑은 고딕"/>
-          <w:b w:val="0"/>
-          <w:i w:val="0"/>
-          <w:color w:val="1A1A1A"/>
-          <w:sz w:val="22"/>
-        </w:rPr>
-        <w:t>미국 DC 40GW → 2030년 120GW(3배), 세계 수요의 57%. 예약 없으면 못 받는다. 기존 LLM은 계속.</w:t>
-      </w:r>
-    </w:p>
-    <w:p>
-      <w:pPr>
-        <w:spacing w:after="50" w:before="0" w:line="276" w:lineRule="auto"/>
-        <w:ind w:left="312" w:hanging="198"/>
-      </w:pPr>
-      <w:r>
-        <w:rPr>
-          <w:rFonts w:ascii="맑은 고딕" w:hAnsi="맑은 고딕" w:eastAsia="맑은 고딕"/>
-          <w:b w:val="0"/>
-          <w:i w:val="0"/>
-          <w:color w:val="1E407C"/>
-          <w:sz w:val="22"/>
-        </w:rPr>
-        <w:t xml:space="preserve">• </w:t>
-      </w:r>
-      <w:r>
-        <w:rPr>
-          <w:rFonts w:ascii="맑은 고딕" w:hAnsi="맑은 고딕" w:eastAsia="맑은 고딕"/>
-          <w:b/>
-          <w:i w:val="0"/>
-          <w:color w:val="1A1A1A"/>
-          <w:sz w:val="22"/>
-        </w:rPr>
-        <w:t xml:space="preserve">V1 10:12  </w:t>
-      </w:r>
-      <w:r>
-        <w:rPr>
-          <w:rFonts w:ascii="맑은 고딕" w:hAnsi="맑은 고딕" w:eastAsia="맑은 고딕"/>
-          <w:b w:val="0"/>
-          <w:i w:val="0"/>
-          <w:color w:val="1A1A1A"/>
-          <w:sz w:val="22"/>
-        </w:rPr>
-        <w:t>펀더멘털 이견 없음. 블랙록이 인프라 희소성으로 비중 재확대.</w:t>
-      </w:r>
-    </w:p>
-    <w:p>
-      <w:pPr>
-        <w:spacing w:after="50" w:before="0" w:line="276" w:lineRule="auto"/>
-        <w:ind w:left="312" w:hanging="198"/>
-      </w:pPr>
-      <w:r>
-        <w:rPr>
-          <w:rFonts w:ascii="맑은 고딕" w:hAnsi="맑은 고딕" w:eastAsia="맑은 고딕"/>
-          <w:b w:val="0"/>
-          <w:i w:val="0"/>
-          <w:color w:val="1E407C"/>
-          <w:sz w:val="22"/>
-        </w:rPr>
-        <w:t xml:space="preserve">• </w:t>
-      </w:r>
-      <w:r>
-        <w:rPr>
-          <w:rFonts w:ascii="맑은 고딕" w:hAnsi="맑은 고딕" w:eastAsia="맑은 고딕"/>
-          <w:b/>
-          <w:i w:val="0"/>
-          <w:color w:val="1A1A1A"/>
-          <w:sz w:val="22"/>
-        </w:rPr>
-        <w:t xml:space="preserve">V3 21:18  </w:t>
-      </w:r>
-      <w:r>
-        <w:rPr>
-          <w:rFonts w:ascii="맑은 고딕" w:hAnsi="맑은 고딕" w:eastAsia="맑은 고딕"/>
-          <w:b w:val="0"/>
-          <w:i w:val="0"/>
-          <w:color w:val="1A1A1A"/>
-          <w:sz w:val="22"/>
-        </w:rPr>
-        <w:t>가격이 너무 높아 걱정하는 것은 50년 사이클 언어와 다름. 3개월 앞도 모르겠다. 규제 시나리오와 Astra 추가수요를 먼저 확인.</w:t>
-      </w:r>
-    </w:p>
-    <w:p>
-      <w:pPr>
-        <w:spacing w:before="200" w:after="80"/>
-      </w:pPr>
-      <w:r>
-        <w:rPr>
-          <w:rFonts w:ascii="맑은 고딕" w:hAnsi="맑은 고딕" w:eastAsia="맑은 고딕"/>
-          <w:b/>
-          <w:i w:val="0"/>
-          <w:color w:val="1E407C"/>
-          <w:sz w:val="26"/>
-        </w:rPr>
-        <w:t>검증</w:t>
+        <w:t>전력 · 인프라</w:t>
       </w:r>
     </w:p>
     <w:p>
@@ -5975,7 +4649,7 @@
           <w:color w:val="1A1A1A"/>
           <w:sz w:val="22"/>
         </w:rPr>
-        <w:t>40→120GW: EPRI 35–44 → 56–132, BNEF 2030 118GW, BlackRock 2025 약 42GW. 대략 맞음. 57%는 미확인.</w:t>
+        <w:t>미국 DC 40GW → 2030년 120GW(3배), 세계 수요의 57%라는 말이 있다. 예약 없으면 못 받는다. 기존 LLM은 계속된다.</w:t>
       </w:r>
     </w:p>
     <w:p>
@@ -6001,7 +4675,59 @@
           <w:color w:val="1A1A1A"/>
           <w:sz w:val="22"/>
         </w:rPr>
-        <w:t>블랙록 칩·하드웨어 오버웨이트는 있음. ‘3년 말 재상향’ 시점은 미확인.</w:t>
+        <w:t>검증: EPRI 35–44 → 56–132, BNEF 2030 118GW, BlackRock 2025 약 42GW. 대략 맞다. 57%는 미확인.</w:t>
+      </w:r>
+    </w:p>
+    <w:p>
+      <w:pPr>
+        <w:spacing w:after="50" w:before="0" w:line="276" w:lineRule="auto"/>
+        <w:ind w:left="312" w:hanging="198"/>
+      </w:pPr>
+      <w:r>
+        <w:rPr>
+          <w:rFonts w:ascii="맑은 고딕" w:hAnsi="맑은 고딕" w:eastAsia="맑은 고딕"/>
+          <w:b w:val="0"/>
+          <w:i w:val="0"/>
+          <w:color w:val="1E407C"/>
+          <w:sz w:val="22"/>
+        </w:rPr>
+        <w:t xml:space="preserve">• </w:t>
+      </w:r>
+      <w:r>
+        <w:rPr>
+          <w:rFonts w:ascii="맑은 고딕" w:hAnsi="맑은 고딕" w:eastAsia="맑은 고딕"/>
+          <w:b w:val="0"/>
+          <w:i w:val="0"/>
+          <w:color w:val="1A1A1A"/>
+          <w:sz w:val="22"/>
+        </w:rPr>
+        <w:t>펀더멘털 이견은 거의 없다. 블랙록이 인프라 희소성으로 칩·하드웨어를 오버웨이트한 것은 있다. ‘3년 말 재상향’ 시점은 미확인.</w:t>
+      </w:r>
+    </w:p>
+    <w:p>
+      <w:pPr>
+        <w:spacing w:after="50" w:before="0" w:line="276" w:lineRule="auto"/>
+        <w:ind w:left="312" w:hanging="198"/>
+      </w:pPr>
+      <w:r>
+        <w:rPr>
+          <w:rFonts w:ascii="맑은 고딕" w:hAnsi="맑은 고딕" w:eastAsia="맑은 고딕"/>
+          <w:b w:val="0"/>
+          <w:i w:val="0"/>
+          <w:color w:val="1E407C"/>
+          <w:sz w:val="22"/>
+        </w:rPr>
+        <w:t xml:space="preserve">• </w:t>
+      </w:r>
+      <w:r>
+        <w:rPr>
+          <w:rFonts w:ascii="맑은 고딕" w:hAnsi="맑은 고딕" w:eastAsia="맑은 고딕"/>
+          <w:b w:val="0"/>
+          <w:i w:val="0"/>
+          <w:color w:val="1A1A1A"/>
+          <w:sz w:val="22"/>
+        </w:rPr>
+        <w:t>가격이 너무 높아 걱정하는 것은 50년 사이클 언어와 다르다. 3개월 앞도 모르겠다. 규제 시나리오와 Astra 추가수요를 먼저 확인한다.</w:t>
       </w:r>
     </w:p>
     <w:tbl>
@@ -6111,7 +4837,7 @@
           <w:color w:val="1E407C"/>
           <w:sz w:val="26"/>
         </w:rPr>
-        <w:t>앞 정리</w:t>
+        <w:t>미국</w:t>
       </w:r>
     </w:p>
     <w:p>
@@ -6137,7 +4863,7 @@
           <w:color w:val="1A1A1A"/>
           <w:sz w:val="22"/>
         </w:rPr>
-        <w:t>미국: 폭락보다 고점 횡보·박스. AI 성장 ≠ AI 주식 추가 수익. CAPE 40.7.</w:t>
+        <w:t>폭락보다 고점 횡보·박스. AI 성장 ≠ AI 주식 추가 수익. CAPE 40.7.</w:t>
       </w:r>
     </w:p>
     <w:p>
@@ -6163,7 +4889,22 @@
           <w:color w:val="1A1A1A"/>
           <w:sz w:val="22"/>
         </w:rPr>
-        <w:t>한국: 반도체+방산·원전. 개별주보다 지수. 급락은 장기·분산 전제의 기회.</w:t>
+        <w:t>이 정도 악재면 S&amp;P가 10% 이상 빠져도 될 재료인데 안 빠진다 = 위에 있다는 신호. 미국이 버티니 코스피 6,400도 안 깬다.</w:t>
+      </w:r>
+    </w:p>
+    <w:p>
+      <w:pPr>
+        <w:spacing w:before="200" w:after="80"/>
+      </w:pPr>
+      <w:r>
+        <w:rPr>
+          <w:rFonts w:ascii="맑은 고딕" w:hAnsi="맑은 고딕" w:eastAsia="맑은 고딕"/>
+          <w:b/>
+          <w:i w:val="0"/>
+          <w:color w:val="1E407C"/>
+          <w:sz w:val="26"/>
+        </w:rPr>
+        <w:t>한국</w:t>
       </w:r>
     </w:p>
     <w:p>
@@ -6189,22 +4930,7 @@
           <w:color w:val="1A1A1A"/>
           <w:sz w:val="22"/>
         </w:rPr>
-        <w:t>삼성: 실적·수출 개선, 개인 매물, 장부가·목표는 대본 추정이라 공시로.</w:t>
-      </w:r>
-    </w:p>
-    <w:p>
-      <w:pPr>
-        <w:spacing w:before="200" w:after="80"/>
-      </w:pPr>
-      <w:r>
-        <w:rPr>
-          <w:rFonts w:ascii="맑은 고딕" w:hAnsi="맑은 고딕" w:eastAsia="맑은 고딕"/>
-          <w:b/>
-          <w:i w:val="0"/>
-          <w:color w:val="1E407C"/>
-          <w:sz w:val="26"/>
-        </w:rPr>
-        <w:t>검증으로 보탠 숫자</w:t>
+        <w:t>반도체 + 방산·원전. 개별주보다 지수. 급락은 장기·분산 전제의 기회.</w:t>
       </w:r>
     </w:p>
     <w:p>
@@ -6230,7 +4956,7 @@
           <w:color w:val="1A1A1A"/>
           <w:sz w:val="22"/>
         </w:rPr>
-        <w:t>삼성 2Q: 매출 171.5조, OP 89.5조. 회사는 2028 부족. 씨티는 원화 강세로 3Q OP 104.1조(−5조 환).</w:t>
+        <w:t>코스피 YTD +86%. 선행 PER ~7배는 싸서가 아니라 이익 폭증 때문이다. 변동성 1–7월 4.1%로 주요 30국 최고.</w:t>
       </w:r>
     </w:p>
     <w:p>
@@ -6256,7 +4982,7 @@
           <w:color w:val="1A1A1A"/>
           <w:sz w:val="22"/>
         </w:rPr>
-        <w:t>코스피 YTD +86%, 선행 PER ~7배는 이익 폭증 때문. 변동성 1–7월 4.1%로 주요 30국 최고.</w:t>
+        <w:t>경로: 6/19 고점 → 7월 말 급락 → 8/18 전후 7,200 → 한 달 반 횡보. 물량 소화=에너지 축적으로 읽는다.</w:t>
       </w:r>
     </w:p>
     <w:p>
@@ -6287,17 +5013,28 @@
     </w:p>
     <w:p>
       <w:pPr>
-        <w:spacing w:before="200" w:after="80"/>
+        <w:spacing w:after="50" w:before="0" w:line="276" w:lineRule="auto"/>
+        <w:ind w:left="312" w:hanging="198"/>
       </w:pPr>
       <w:r>
         <w:rPr>
           <w:rFonts w:ascii="맑은 고딕" w:hAnsi="맑은 고딕" w:eastAsia="맑은 고딕"/>
-          <w:b/>
+          <w:b w:val="0"/>
           <w:i w:val="0"/>
           <w:color w:val="1E407C"/>
-          <w:sz w:val="26"/>
+          <w:sz w:val="22"/>
         </w:rPr>
-        <w:t>3영상</w:t>
+        <w:t xml:space="preserve">• </w:t>
+      </w:r>
+      <w:r>
+        <w:rPr>
+          <w:rFonts w:ascii="맑은 고딕" w:hAnsi="맑은 고딕" w:eastAsia="맑은 고딕"/>
+          <w:b w:val="0"/>
+          <w:i w:val="0"/>
+          <w:color w:val="1A1A1A"/>
+          <w:sz w:val="22"/>
+        </w:rPr>
+        <w:t>지수는 자연스러운 횡보다. 지겨운 것은 삼전닉스. 삼성은 약한 반등, 하이닉스는 옆걸음.</w:t>
       </w:r>
     </w:p>
     <w:p>
@@ -6318,22 +5055,12 @@
       <w:r>
         <w:rPr>
           <w:rFonts w:ascii="맑은 고딕" w:hAnsi="맑은 고딕" w:eastAsia="맑은 고딕"/>
-          <w:b/>
-          <w:i w:val="0"/>
-          <w:color w:val="1A1A1A"/>
-          <w:sz w:val="22"/>
-        </w:rPr>
-        <w:t xml:space="preserve">V2 01:19  </w:t>
-      </w:r>
-      <w:r>
-        <w:rPr>
-          <w:rFonts w:ascii="맑은 고딕" w:hAnsi="맑은 고딕" w:eastAsia="맑은 고딕"/>
           <w:b w:val="0"/>
           <w:i w:val="0"/>
           <w:color w:val="1A1A1A"/>
           <w:sz w:val="22"/>
         </w:rPr>
-        <w:t>6/19 고점 → 7월 말 급락 → 8/18 전후 7,200 → 한 달 반 횡보. 물량 소화=에너지 축적.</w:t>
+        <w:t>9,000까지 갔다 내려올 때도 실적은 안 망가졌다. 에너지는 이미 맥시멈이라는 읽기.</w:t>
       </w:r>
     </w:p>
     <w:p>
@@ -6354,22 +5081,27 @@
       <w:r>
         <w:rPr>
           <w:rFonts w:ascii="맑은 고딕" w:hAnsi="맑은 고딕" w:eastAsia="맑은 고딕"/>
-          <w:b/>
-          <w:i w:val="0"/>
-          <w:color w:val="1A1A1A"/>
-          <w:sz w:val="22"/>
-        </w:rPr>
-        <w:t xml:space="preserve">V2 05:00  </w:t>
-      </w:r>
-      <w:r>
-        <w:rPr>
-          <w:rFonts w:ascii="맑은 고딕" w:hAnsi="맑은 고딕" w:eastAsia="맑은 고딕"/>
           <w:b w:val="0"/>
           <w:i w:val="0"/>
           <w:color w:val="1A1A1A"/>
           <w:sz w:val="22"/>
         </w:rPr>
-        <w:t>이 정도 악재면 S&amp;P 10%+ 재료인데 안 빠진다 = 위. 미국이 버티니 6,400을 안 깬다.</w:t>
+        <w:t>삼전닉스는 한국 시장이 담기에 너무 크다. 부조리가 반복된다.</w:t>
+      </w:r>
+    </w:p>
+    <w:p>
+      <w:pPr>
+        <w:spacing w:before="200" w:after="80"/>
+      </w:pPr>
+      <w:r>
+        <w:rPr>
+          <w:rFonts w:ascii="맑은 고딕" w:hAnsi="맑은 고딕" w:eastAsia="맑은 고딕"/>
+          <w:b/>
+          <w:i w:val="0"/>
+          <w:color w:val="1E407C"/>
+          <w:sz w:val="26"/>
+        </w:rPr>
+        <w:t>삼성 실적</w:t>
       </w:r>
     </w:p>
     <w:p>
@@ -6390,22 +5122,12 @@
       <w:r>
         <w:rPr>
           <w:rFonts w:ascii="맑은 고딕" w:hAnsi="맑은 고딕" w:eastAsia="맑은 고딕"/>
-          <w:b/>
-          <w:i w:val="0"/>
-          <w:color w:val="1A1A1A"/>
-          <w:sz w:val="22"/>
-        </w:rPr>
-        <w:t xml:space="preserve">V2 06:38  </w:t>
-      </w:r>
-      <w:r>
-        <w:rPr>
-          <w:rFonts w:ascii="맑은 고딕" w:hAnsi="맑은 고딕" w:eastAsia="맑은 고딕"/>
           <w:b w:val="0"/>
           <w:i w:val="0"/>
           <w:color w:val="1A1A1A"/>
           <w:sz w:val="22"/>
         </w:rPr>
-        <w:t>지수는 자연스러운 횡보. 지겨운 것은 삼전닉스. 삼성은 약한 반등, 하이닉스는 옆걸음.</w:t>
+        <w:t>2Q: 매출 171.5조, OP 89.5조. 회사는 2028 부족을 말한다. 씨티는 원화 강세로 3Q OP 104.1조(−5조 환).</w:t>
       </w:r>
     </w:p>
     <w:p>
@@ -6426,58 +5148,12 @@
       <w:r>
         <w:rPr>
           <w:rFonts w:ascii="맑은 고딕" w:hAnsi="맑은 고딕" w:eastAsia="맑은 고딕"/>
-          <w:b/>
-          <w:i w:val="0"/>
-          <w:color w:val="1A1A1A"/>
-          <w:sz w:val="22"/>
-        </w:rPr>
-        <w:t xml:space="preserve">V3 13:23  </w:t>
-      </w:r>
-      <w:r>
-        <w:rPr>
-          <w:rFonts w:ascii="맑은 고딕" w:hAnsi="맑은 고딕" w:eastAsia="맑은 고딕"/>
           <w:b w:val="0"/>
           <w:i w:val="0"/>
           <w:color w:val="1A1A1A"/>
           <w:sz w:val="22"/>
         </w:rPr>
-        <w:t>9,000까지 갔다 내려올 때도 실적은 안 망가졌다. 에너지 맥시멈.</w:t>
-      </w:r>
-    </w:p>
-    <w:p>
-      <w:pPr>
-        <w:spacing w:after="50" w:before="0" w:line="276" w:lineRule="auto"/>
-        <w:ind w:left="312" w:hanging="198"/>
-      </w:pPr>
-      <w:r>
-        <w:rPr>
-          <w:rFonts w:ascii="맑은 고딕" w:hAnsi="맑은 고딕" w:eastAsia="맑은 고딕"/>
-          <w:b w:val="0"/>
-          <w:i w:val="0"/>
-          <w:color w:val="1E407C"/>
-          <w:sz w:val="22"/>
-        </w:rPr>
-        <w:t xml:space="preserve">• </w:t>
-      </w:r>
-      <w:r>
-        <w:rPr>
-          <w:rFonts w:ascii="맑은 고딕" w:hAnsi="맑은 고딕" w:eastAsia="맑은 고딕"/>
-          <w:b/>
-          <w:i w:val="0"/>
-          <w:color w:val="1A1A1A"/>
-          <w:sz w:val="22"/>
-        </w:rPr>
-        <w:t xml:space="preserve">V3 23:30  </w:t>
-      </w:r>
-      <w:r>
-        <w:rPr>
-          <w:rFonts w:ascii="맑은 고딕" w:hAnsi="맑은 고딕" w:eastAsia="맑은 고딕"/>
-          <w:b w:val="0"/>
-          <w:i w:val="0"/>
-          <w:color w:val="1A1A1A"/>
-          <w:sz w:val="22"/>
-        </w:rPr>
-        <w:t>삼전닉스는 한국 시장이 담기에 너무 크다. 부조리가 반복된다.</w:t>
+        <w:t>실적·수출은 개선. 개인 매물이 있다. 장부가·목표가는 대본 추정이라 공시로만.</w:t>
       </w:r>
     </w:p>
     <w:tbl>
@@ -6577,21 +5253,6 @@
     </w:p>
     <w:p>
       <w:pPr>
-        <w:spacing w:before="200" w:after="80"/>
-      </w:pPr>
-      <w:r>
-        <w:rPr>
-          <w:rFonts w:ascii="맑은 고딕" w:hAnsi="맑은 고딕" w:eastAsia="맑은 고딕"/>
-          <w:b/>
-          <w:i w:val="0"/>
-          <w:color w:val="1E407C"/>
-          <w:sz w:val="26"/>
-        </w:rPr>
-        <w:t>앞 정리에는 거의 없음. 3영상이 채움</w:t>
-      </w:r>
-    </w:p>
-    <w:p>
-      <w:pPr>
         <w:spacing w:after="50" w:before="0" w:line="276" w:lineRule="auto"/>
         <w:ind w:left="312" w:hanging="198"/>
       </w:pPr>
@@ -6608,109 +5269,12 @@
       <w:r>
         <w:rPr>
           <w:rFonts w:ascii="맑은 고딕" w:hAnsi="맑은 고딕" w:eastAsia="맑은 고딕"/>
-          <w:b/>
-          <w:i w:val="0"/>
-          <w:color w:val="1A1A1A"/>
-          <w:sz w:val="22"/>
-        </w:rPr>
-        <w:t xml:space="preserve">V1 10:41  </w:t>
-      </w:r>
-      <w:r>
-        <w:rPr>
-          <w:rFonts w:ascii="맑은 고딕" w:hAnsi="맑은 고딕" w:eastAsia="맑은 고딕"/>
           <w:b w:val="0"/>
           <w:i w:val="0"/>
           <w:color w:val="1A1A1A"/>
           <w:sz w:val="22"/>
         </w:rPr>
-        <w:t>50% 룰 + 초과이익. 9월 말 또는 12월 말 명부. 삼성 연 1만 4,000원 → 배당 5%대 = 국채.</w:t>
-      </w:r>
-    </w:p>
-    <w:p>
-      <w:pPr>
-        <w:spacing w:after="50" w:before="0" w:line="276" w:lineRule="auto"/>
-        <w:ind w:left="312" w:hanging="198"/>
-      </w:pPr>
-      <w:r>
-        <w:rPr>
-          <w:rFonts w:ascii="맑은 고딕" w:hAnsi="맑은 고딕" w:eastAsia="맑은 고딕"/>
-          <w:b w:val="0"/>
-          <w:i w:val="0"/>
-          <w:color w:val="1E407C"/>
-          <w:sz w:val="22"/>
-        </w:rPr>
-        <w:t xml:space="preserve">• </w:t>
-      </w:r>
-      <w:r>
-        <w:rPr>
-          <w:rFonts w:ascii="맑은 고딕" w:hAnsi="맑은 고딕" w:eastAsia="맑은 고딕"/>
-          <w:b/>
-          <w:i w:val="0"/>
-          <w:color w:val="1A1A1A"/>
-          <w:sz w:val="22"/>
-        </w:rPr>
-        <w:t xml:space="preserve">V3 23:52  </w:t>
-      </w:r>
-      <w:r>
-        <w:rPr>
-          <w:rFonts w:ascii="맑은 고딕" w:hAnsi="맑은 고딕" w:eastAsia="맑은 고딕"/>
-          <w:b w:val="0"/>
-          <w:i w:val="0"/>
-          <w:color w:val="1A1A1A"/>
-          <w:sz w:val="22"/>
-        </w:rPr>
-        <w:t>글로벌은 FCF 100% 자세, 한국은 50%. 100%는 현금을 안 쌓겠다는 뜻이지 캡엑스를 안 하겠다는 뜻이 아님.</w:t>
-      </w:r>
-    </w:p>
-    <w:p>
-      <w:pPr>
-        <w:spacing w:after="50" w:before="0" w:line="276" w:lineRule="auto"/>
-        <w:ind w:left="312" w:hanging="198"/>
-      </w:pPr>
-      <w:r>
-        <w:rPr>
-          <w:rFonts w:ascii="맑은 고딕" w:hAnsi="맑은 고딕" w:eastAsia="맑은 고딕"/>
-          <w:b w:val="0"/>
-          <w:i w:val="0"/>
-          <w:color w:val="1E407C"/>
-          <w:sz w:val="22"/>
-        </w:rPr>
-        <w:t xml:space="preserve">• </w:t>
-      </w:r>
-      <w:r>
-        <w:rPr>
-          <w:rFonts w:ascii="맑은 고딕" w:hAnsi="맑은 고딕" w:eastAsia="맑은 고딕"/>
-          <w:b/>
-          <w:i w:val="0"/>
-          <w:color w:val="1A1A1A"/>
-          <w:sz w:val="22"/>
-        </w:rPr>
-        <w:t xml:space="preserve">V3 24:51  </w:t>
-      </w:r>
-      <w:r>
-        <w:rPr>
-          <w:rFonts w:ascii="맑은 고딕" w:hAnsi="맑은 고딕" w:eastAsia="맑은 고딕"/>
-          <w:b w:val="0"/>
-          <w:i w:val="0"/>
-          <w:color w:val="1A1A1A"/>
-          <w:sz w:val="22"/>
-        </w:rPr>
-        <w:t>마이크론·샌디스크: 투자는 하되 남으면 주주. 삼전닉스 50% 잔여는 캡엑스 버퍼. 조직은 회장 중심.</w:t>
-      </w:r>
-    </w:p>
-    <w:p>
-      <w:pPr>
-        <w:spacing w:before="200" w:after="80"/>
-      </w:pPr>
-      <w:r>
-        <w:rPr>
-          <w:rFonts w:ascii="맑은 고딕" w:hAnsi="맑은 고딕" w:eastAsia="맑은 고딕"/>
-          <w:b/>
-          <w:i w:val="0"/>
-          <w:color w:val="1E407C"/>
-          <w:sz w:val="26"/>
-        </w:rPr>
-        <w:t>검증</w:t>
+        <w:t>앞 정리에는 거의 없었다. 방송이 채운 주제다.</w:t>
       </w:r>
     </w:p>
     <w:p>
@@ -6762,7 +5326,59 @@
           <w:color w:val="1A1A1A"/>
           <w:sz w:val="22"/>
         </w:rPr>
-        <w:t>1만 4,000원과 9월 말 명부는 추정. 확정처럼 쓰면 안 됨.</w:t>
+        <w:t>연 1만 4,000원 → 배당 5%대 = 국채라는 말은 게스트 추정이다. 9월 말 또는 12월 말 명부도 추정. 확정처럼 쓰면 안 된다.</w:t>
+      </w:r>
+    </w:p>
+    <w:p>
+      <w:pPr>
+        <w:spacing w:after="50" w:before="0" w:line="276" w:lineRule="auto"/>
+        <w:ind w:left="312" w:hanging="198"/>
+      </w:pPr>
+      <w:r>
+        <w:rPr>
+          <w:rFonts w:ascii="맑은 고딕" w:hAnsi="맑은 고딕" w:eastAsia="맑은 고딕"/>
+          <w:b w:val="0"/>
+          <w:i w:val="0"/>
+          <w:color w:val="1E407C"/>
+          <w:sz w:val="22"/>
+        </w:rPr>
+        <w:t xml:space="preserve">• </w:t>
+      </w:r>
+      <w:r>
+        <w:rPr>
+          <w:rFonts w:ascii="맑은 고딕" w:hAnsi="맑은 고딕" w:eastAsia="맑은 고딕"/>
+          <w:b w:val="0"/>
+          <w:i w:val="0"/>
+          <w:color w:val="1A1A1A"/>
+          <w:sz w:val="22"/>
+        </w:rPr>
+        <w:t>글로벌은 FCF 100% 자세, 한국은 50%. 100%는 현금을 안 쌓겠다는 뜻이지 캡엑스를 안 하겠다는 뜻이 아니다.</w:t>
+      </w:r>
+    </w:p>
+    <w:p>
+      <w:pPr>
+        <w:spacing w:after="50" w:before="0" w:line="276" w:lineRule="auto"/>
+        <w:ind w:left="312" w:hanging="198"/>
+      </w:pPr>
+      <w:r>
+        <w:rPr>
+          <w:rFonts w:ascii="맑은 고딕" w:hAnsi="맑은 고딕" w:eastAsia="맑은 고딕"/>
+          <w:b w:val="0"/>
+          <w:i w:val="0"/>
+          <w:color w:val="1E407C"/>
+          <w:sz w:val="22"/>
+        </w:rPr>
+        <w:t xml:space="preserve">• </w:t>
+      </w:r>
+      <w:r>
+        <w:rPr>
+          <w:rFonts w:ascii="맑은 고딕" w:hAnsi="맑은 고딕" w:eastAsia="맑은 고딕"/>
+          <w:b w:val="0"/>
+          <w:i w:val="0"/>
+          <w:color w:val="1A1A1A"/>
+          <w:sz w:val="22"/>
+        </w:rPr>
+        <w:t>마이크론·샌디스크: 투자는 하되 남으면 주주. 삼전닉스 50% 잔여는 캡엑스 버퍼. 조직은 회장 중심.</w:t>
       </w:r>
     </w:p>
     <w:tbl>
@@ -6862,21 +5478,6 @@
     </w:p>
     <w:p>
       <w:pPr>
-        <w:spacing w:before="200" w:after="80"/>
-      </w:pPr>
-      <w:r>
-        <w:rPr>
-          <w:rFonts w:ascii="맑은 고딕" w:hAnsi="맑은 고딕" w:eastAsia="맑은 고딕"/>
-          <w:b/>
-          <w:i w:val="0"/>
-          <w:color w:val="1E407C"/>
-          <w:sz w:val="26"/>
-        </w:rPr>
-        <w:t>앞 정리</w:t>
-      </w:r>
-    </w:p>
-    <w:p>
-      <w:pPr>
         <w:spacing w:after="50" w:before="0" w:line="276" w:lineRule="auto"/>
         <w:ind w:left="312" w:hanging="198"/>
       </w:pPr>
@@ -6903,17 +5504,28 @@
     </w:p>
     <w:p>
       <w:pPr>
-        <w:spacing w:before="200" w:after="80"/>
+        <w:spacing w:after="50" w:before="0" w:line="276" w:lineRule="auto"/>
+        <w:ind w:left="312" w:hanging="198"/>
       </w:pPr>
       <w:r>
         <w:rPr>
           <w:rFonts w:ascii="맑은 고딕" w:hAnsi="맑은 고딕" w:eastAsia="맑은 고딕"/>
-          <w:b/>
+          <w:b w:val="0"/>
           <w:i w:val="0"/>
           <w:color w:val="1E407C"/>
-          <w:sz w:val="26"/>
+          <w:sz w:val="22"/>
         </w:rPr>
-        <w:t>3영상</w:t>
+        <w:t xml:space="preserve">• </w:t>
+      </w:r>
+      <w:r>
+        <w:rPr>
+          <w:rFonts w:ascii="맑은 고딕" w:hAnsi="맑은 고딕" w:eastAsia="맑은 고딕"/>
+          <w:b w:val="0"/>
+          <w:i w:val="0"/>
+          <w:color w:val="1A1A1A"/>
+          <w:sz w:val="22"/>
+        </w:rPr>
+        <w:t>상반기 반도체 100에서, 칩 60 + 다른 섹터 30–40으로 옮기는 바벨. 소부장을 병행. 화장품, 전지(ESS 10%, 레벨2+). 5년 반도체·전력을 비우면 시장을 못 이긴다.</w:t>
       </w:r>
     </w:p>
     <w:p>
@@ -6934,22 +5546,12 @@
       <w:r>
         <w:rPr>
           <w:rFonts w:ascii="맑은 고딕" w:hAnsi="맑은 고딕" w:eastAsia="맑은 고딕"/>
-          <w:b/>
-          <w:i w:val="0"/>
-          <w:color w:val="1A1A1A"/>
-          <w:sz w:val="22"/>
-        </w:rPr>
-        <w:t xml:space="preserve">V1 12:56  </w:t>
-      </w:r>
-      <w:r>
-        <w:rPr>
-          <w:rFonts w:ascii="맑은 고딕" w:hAnsi="맑은 고딕" w:eastAsia="맑은 고딕"/>
           <w:b w:val="0"/>
           <w:i w:val="0"/>
           <w:color w:val="1A1A1A"/>
           <w:sz w:val="22"/>
         </w:rPr>
-        <w:t>상반기 반도체 100 → 칩 60 + 다른 섹터 30–40. 소부장 병행. 화장품, 전지(ESS 10%, 레벨2+). 5년 반도체·전력을 비우면 시장을 못 이긴다.</w:t>
+        <w:t>삼전닉스 시장 47%. 본인 비중이 40% 안이면 건드리지 말라는 의견. 전력·원전·로봇과 합쳐 60–70%면 나머지 30%는 현금 버퍼.</w:t>
       </w:r>
     </w:p>
     <w:p>
@@ -6970,22 +5572,12 @@
       <w:r>
         <w:rPr>
           <w:rFonts w:ascii="맑은 고딕" w:hAnsi="맑은 고딕" w:eastAsia="맑은 고딕"/>
-          <w:b/>
-          <w:i w:val="0"/>
-          <w:color w:val="1A1A1A"/>
-          <w:sz w:val="22"/>
-        </w:rPr>
-        <w:t xml:space="preserve">V2 17:30  </w:t>
-      </w:r>
-      <w:r>
-        <w:rPr>
-          <w:rFonts w:ascii="맑은 고딕" w:hAnsi="맑은 고딕" w:eastAsia="맑은 고딕"/>
           <w:b w:val="0"/>
           <w:i w:val="0"/>
           <w:color w:val="1A1A1A"/>
           <w:sz w:val="22"/>
         </w:rPr>
-        <w:t>삼전닉스 시장 47%, 본인 40% 안이면 건드리지 말 것. 전력·원전·로봇과 합쳐 60–70%면 나머지 30%는 현금 버퍼.</w:t>
+        <w:t>순환매에 단타 수익이 안 남는다. 6,900–7,000 위에서만 단타. 아래 박스는 가만히.</w:t>
       </w:r>
     </w:p>
     <w:p>
@@ -7006,58 +5598,12 @@
       <w:r>
         <w:rPr>
           <w:rFonts w:ascii="맑은 고딕" w:hAnsi="맑은 고딕" w:eastAsia="맑은 고딕"/>
-          <w:b/>
-          <w:i w:val="0"/>
-          <w:color w:val="1A1A1A"/>
-          <w:sz w:val="22"/>
-        </w:rPr>
-        <w:t xml:space="preserve">V2 35:29  </w:t>
-      </w:r>
-      <w:r>
-        <w:rPr>
-          <w:rFonts w:ascii="맑은 고딕" w:hAnsi="맑은 고딕" w:eastAsia="맑은 고딕"/>
           <w:b w:val="0"/>
           <w:i w:val="0"/>
           <w:color w:val="1A1A1A"/>
           <w:sz w:val="22"/>
         </w:rPr>
-        <w:t>순환매에 단타 수익이 안 남. 6,900–7,000 위에서만 단타. 아래 박스는 가만히.</w:t>
-      </w:r>
-    </w:p>
-    <w:p>
-      <w:pPr>
-        <w:spacing w:after="50" w:before="0" w:line="276" w:lineRule="auto"/>
-        <w:ind w:left="312" w:hanging="198"/>
-      </w:pPr>
-      <w:r>
-        <w:rPr>
-          <w:rFonts w:ascii="맑은 고딕" w:hAnsi="맑은 고딕" w:eastAsia="맑은 고딕"/>
-          <w:b w:val="0"/>
-          <w:i w:val="0"/>
-          <w:color w:val="1E407C"/>
-          <w:sz w:val="22"/>
-        </w:rPr>
-        <w:t xml:space="preserve">• </w:t>
-      </w:r>
-      <w:r>
-        <w:rPr>
-          <w:rFonts w:ascii="맑은 고딕" w:hAnsi="맑은 고딕" w:eastAsia="맑은 고딕"/>
-          <w:b/>
-          <w:i w:val="0"/>
-          <w:color w:val="1A1A1A"/>
-          <w:sz w:val="22"/>
-        </w:rPr>
-        <w:t xml:space="preserve">V2 31:46  </w:t>
-      </w:r>
-      <w:r>
-        <w:rPr>
-          <w:rFonts w:ascii="맑은 고딕" w:hAnsi="맑은 고딕" w:eastAsia="맑은 고딕"/>
-          <w:b w:val="0"/>
-          <w:i w:val="0"/>
-          <w:color w:val="1A1A1A"/>
-          <w:sz w:val="22"/>
-        </w:rPr>
-        <w:t>10월 잠정실적(환율 눈높이 하향) + 자사주 10/13 종료 후 오를 수 있음 → 그때 챙긴다.</w:t>
+        <w:t>10월 잠정실적(환율 눈높이 하향) + 자사주 10/13 종료 후 오를 수 있다 → 그때 챙긴다는 축소 의견.</w:t>
       </w:r>
     </w:p>
     <w:tbl>
@@ -7131,7 +5677,7 @@
                 <w:color w:val="1A1A1A"/>
                 <w:sz w:val="21"/>
               </w:rPr>
-              <w:t>갈림: 노근창 60%+소부장 vs 박병창 40%+30% 현금. FOMC 워딩이 매파면 박병창 쪽.</w:t>
+              <w:t>갈림: 칩 60%+소부장 vs 칩 40%+현금 30%. FOMC 워딩이 매파면 현금 버퍼 쪽.</w:t>
             </w:r>
           </w:p>
         </w:tc>
@@ -7172,21 +5718,6 @@
     </w:p>
     <w:p>
       <w:pPr>
-        <w:spacing w:before="200" w:after="80"/>
-      </w:pPr>
-      <w:r>
-        <w:rPr>
-          <w:rFonts w:ascii="맑은 고딕" w:hAnsi="맑은 고딕" w:eastAsia="맑은 고딕"/>
-          <w:b/>
-          <w:i w:val="0"/>
-          <w:color w:val="1E407C"/>
-          <w:sz w:val="26"/>
-        </w:rPr>
-        <w:t>앞 정리 — 3영상은 거의 안 다룸</w:t>
-      </w:r>
-    </w:p>
-    <w:p>
-      <w:pPr>
         <w:spacing w:after="50" w:before="0" w:line="276" w:lineRule="auto"/>
         <w:ind w:left="312" w:hanging="198"/>
       </w:pPr>
@@ -7208,7 +5739,7 @@
           <w:color w:val="1A1A1A"/>
           <w:sz w:val="22"/>
         </w:rPr>
-        <w:t>고금리에서 주식보다 부동산·변동금리 대출이 먼저 아프다.</w:t>
+        <w:t>고금리에서 주식보다 부동산·변동금리 대출이 먼저 아프다. 방송은 거의 안 다뤘고, 앞 정리가 본체다.</w:t>
       </w:r>
     </w:p>
     <w:p>
@@ -7260,7 +5791,7 @@
           <w:color w:val="1A1A1A"/>
           <w:sz w:val="22"/>
         </w:rPr>
-        <w:t>“주식은 부채가 없다”는 과함. 맞는 비교는 가계 원리금이 더 직접적이라는 것.</w:t>
+        <w:t>“주식은 부채가 없다”는 과하다. 맞는 비교는 가계 원리금이 더 직접적이라는 것이다.</w:t>
       </w:r>
     </w:p>
     <w:tbl>
@@ -7360,21 +5891,6 @@
     </w:p>
     <w:p>
       <w:pPr>
-        <w:spacing w:before="200" w:after="80"/>
-      </w:pPr>
-      <w:r>
-        <w:rPr>
-          <w:rFonts w:ascii="맑은 고딕" w:hAnsi="맑은 고딕" w:eastAsia="맑은 고딕"/>
-          <w:b/>
-          <w:i w:val="0"/>
-          <w:color w:val="1E407C"/>
-          <w:sz w:val="26"/>
-        </w:rPr>
-        <w:t>앞 정리</w:t>
-      </w:r>
-    </w:p>
-    <w:p>
-      <w:pPr>
         <w:spacing w:after="50" w:before="0" w:line="276" w:lineRule="auto"/>
         <w:ind w:left="312" w:hanging="198"/>
       </w:pPr>
@@ -7396,7 +5912,7 @@
           <w:color w:val="1A1A1A"/>
           <w:sz w:val="22"/>
         </w:rPr>
-        <w:t>1,500→1,300원대: 엔 개입 + 외국인 매도 둔화. 위안보다 엔 동조라는 해석.</w:t>
+        <w:t>1,500→1,300원대 경로는 엔 개입 + 외국인 매도 둔화로 읽힌다. 위안보다 엔 동조라는 해석이 있다.</w:t>
       </w:r>
     </w:p>
     <w:p>
@@ -7427,21 +5943,6 @@
     </w:p>
     <w:p>
       <w:pPr>
-        <w:spacing w:before="200" w:after="80"/>
-      </w:pPr>
-      <w:r>
-        <w:rPr>
-          <w:rFonts w:ascii="맑은 고딕" w:hAnsi="맑은 고딕" w:eastAsia="맑은 고딕"/>
-          <w:b/>
-          <w:i w:val="0"/>
-          <w:color w:val="1E407C"/>
-          <w:sz w:val="26"/>
-        </w:rPr>
-        <w:t>검증</w:t>
-      </w:r>
-    </w:p>
-    <w:p>
-      <w:pPr>
         <w:spacing w:after="50" w:before="0" w:line="276" w:lineRule="auto"/>
         <w:ind w:left="312" w:hanging="198"/>
       </w:pPr>
@@ -7463,7 +5964,7 @@
           <w:color w:val="1A1A1A"/>
           <w:sz w:val="22"/>
         </w:rPr>
-        <w:t>6/5 고점 1,558.9 → 9/8 저점 1,338 → 9/15 종가 1,359.4. 경로는 사실, 1,300 고정은 아님.</w:t>
+        <w:t>6/5 고점 1,558.9 → 9/8 저점 1,338 → 9/15 종가 1,359.4. 경로는 사실, 1,300 고정은 아니다.</w:t>
       </w:r>
     </w:p>
     <w:p>
@@ -7567,7 +6068,7 @@
           <w:color w:val="1A1A1A"/>
           <w:sz w:val="22"/>
         </w:rPr>
-        <w:t>3영상은 환율을 거의 안 다룸. 원화 강세→삼성 환산 이익(씨티 −5조)만 주식 파트에 연결.</w:t>
+        <w:t>방송은 환율을 거의 안 다뤘다. 연결점은 원화 강세 → 삼성 환산 이익(씨티 −5조)뿐이다.</w:t>
       </w:r>
     </w:p>
     <w:tbl>
@@ -7681,9 +6182,8 @@
         </w:tblBorders>
       </w:tblPr>
       <w:tblGrid>
-        <w:gridCol w:w="3364"/>
-        <w:gridCol w:w="3364"/>
-        <w:gridCol w:w="3364"/>
+        <w:gridCol w:w="5046"/>
+        <w:gridCol w:w="5046"/>
       </w:tblGrid>
       <w:tr>
         <w:trPr>
@@ -7691,7 +6191,7 @@
         </w:trPr>
         <w:tc>
           <w:tcPr>
-            <w:tcW w:type="dxa" w:w="1814"/>
+            <w:tcW w:type="dxa" w:w="2041"/>
             <w:shd w:val="clear" w:color="auto" w:fill="0F2043"/>
             <w:tcMar>
               <w:top w:w="60" w:type="dxa"/>
@@ -7720,7 +6220,7 @@
         </w:tc>
         <w:tc>
           <w:tcPr>
-            <w:tcW w:type="dxa" w:w="4989"/>
+            <w:tcW w:type="dxa" w:w="7937"/>
             <w:shd w:val="clear" w:color="auto" w:fill="0F2043"/>
             <w:tcMar>
               <w:top w:w="60" w:type="dxa"/>
@@ -7747,35 +6247,6 @@
             </w:r>
           </w:p>
         </w:tc>
-        <w:tc>
-          <w:tcPr>
-            <w:tcW w:type="dxa" w:w="3175"/>
-            <w:shd w:val="clear" w:color="auto" w:fill="0F2043"/>
-            <w:tcMar>
-              <w:top w:w="60" w:type="dxa"/>
-              <w:left w:w="80" w:type="dxa"/>
-              <w:bottom w:w="60" w:type="dxa"/>
-              <w:right w:w="80" w:type="dxa"/>
-            </w:tcMar>
-          </w:tcPr>
-          <w:p>
-            <w:pPr>
-              <w:spacing w:before="0" w:after="0" w:line="269" w:lineRule="auto"/>
-              <w:jc w:val="center"/>
-            </w:pPr>
-            <w:r/>
-            <w:r>
-              <w:rPr>
-                <w:rFonts w:ascii="맑은 고딕" w:hAnsi="맑은 고딕" w:eastAsia="맑은 고딕"/>
-                <w:b/>
-                <w:i w:val="0"/>
-                <w:color w:val="FFFFFF"/>
-                <w:sz w:val="19"/>
-              </w:rPr>
-              <w:t>출처</w:t>
-            </w:r>
-          </w:p>
-        </w:tc>
       </w:tr>
       <w:tr>
         <w:trPr>
@@ -7783,7 +6254,7 @@
         </w:trPr>
         <w:tc>
           <w:tcPr>
-            <w:tcW w:type="dxa" w:w="1814"/>
+            <w:tcW w:type="dxa" w:w="2041"/>
             <w:shd w:val="clear" w:color="auto" w:fill="FFFFFF"/>
             <w:tcMar>
               <w:top w:w="60" w:type="dxa"/>
@@ -7812,7 +6283,7 @@
         </w:tc>
         <w:tc>
           <w:tcPr>
-            <w:tcW w:type="dxa" w:w="4989"/>
+            <w:tcW w:type="dxa" w:w="7937"/>
             <w:shd w:val="clear" w:color="auto" w:fill="FFFFFF"/>
             <w:tcMar>
               <w:top w:w="60" w:type="dxa"/>
@@ -7839,35 +6310,6 @@
             </w:r>
           </w:p>
         </w:tc>
-        <w:tc>
-          <w:tcPr>
-            <w:tcW w:type="dxa" w:w="3175"/>
-            <w:shd w:val="clear" w:color="auto" w:fill="FFFFFF"/>
-            <w:tcMar>
-              <w:top w:w="60" w:type="dxa"/>
-              <w:left w:w="80" w:type="dxa"/>
-              <w:bottom w:w="60" w:type="dxa"/>
-              <w:right w:w="80" w:type="dxa"/>
-            </w:tcMar>
-          </w:tcPr>
-          <w:p>
-            <w:pPr>
-              <w:spacing w:before="0" w:after="0" w:line="269" w:lineRule="auto"/>
-              <w:jc w:val="center"/>
-            </w:pPr>
-            <w:r/>
-            <w:r>
-              <w:rPr>
-                <w:rFonts w:ascii="맑은 고딕" w:hAnsi="맑은 고딕" w:eastAsia="맑은 고딕"/>
-                <w:b w:val="0"/>
-                <w:i w:val="0"/>
-                <w:color w:val="1A1A1A"/>
-                <w:sz w:val="19"/>
-              </w:rPr>
-              <w:t>앞+ V2·V3</w:t>
-            </w:r>
-          </w:p>
-        </w:tc>
       </w:tr>
       <w:tr>
         <w:trPr>
@@ -7875,7 +6317,7 @@
         </w:trPr>
         <w:tc>
           <w:tcPr>
-            <w:tcW w:type="dxa" w:w="1814"/>
+            <w:tcW w:type="dxa" w:w="2041"/>
             <w:shd w:val="clear" w:color="auto" w:fill="F7F9FC"/>
             <w:tcMar>
               <w:top w:w="60" w:type="dxa"/>
@@ -7904,7 +6346,7 @@
         </w:tc>
         <w:tc>
           <w:tcPr>
-            <w:tcW w:type="dxa" w:w="4989"/>
+            <w:tcW w:type="dxa" w:w="7937"/>
             <w:shd w:val="clear" w:color="auto" w:fill="F7F9FC"/>
             <w:tcMar>
               <w:top w:w="60" w:type="dxa"/>
@@ -7927,36 +6369,7 @@
                 <w:color w:val="1A1A1A"/>
                 <w:sz w:val="19"/>
               </w:rPr>
-              <w:t>브렌트/WTI, 송유관 실제 재개 vs Wright</w:t>
-            </w:r>
-          </w:p>
-        </w:tc>
-        <w:tc>
-          <w:tcPr>
-            <w:tcW w:type="dxa" w:w="3175"/>
-            <w:shd w:val="clear" w:color="auto" w:fill="F7F9FC"/>
-            <w:tcMar>
-              <w:top w:w="60" w:type="dxa"/>
-              <w:left w:w="80" w:type="dxa"/>
-              <w:bottom w:w="60" w:type="dxa"/>
-              <w:right w:w="80" w:type="dxa"/>
-            </w:tcMar>
-          </w:tcPr>
-          <w:p>
-            <w:pPr>
-              <w:spacing w:before="0" w:after="0" w:line="269" w:lineRule="auto"/>
-              <w:jc w:val="center"/>
-            </w:pPr>
-            <w:r/>
-            <w:r>
-              <w:rPr>
-                <w:rFonts w:ascii="맑은 고딕" w:hAnsi="맑은 고딕" w:eastAsia="맑은 고딕"/>
-                <w:b w:val="0"/>
-                <w:i w:val="0"/>
-                <w:color w:val="1A1A1A"/>
-                <w:sz w:val="19"/>
-              </w:rPr>
-              <w:t>V1·V2</w:t>
+              <w:t>브렌트/WTI, 송유관 실제 재개 vs Wright 헤드라인</w:t>
             </w:r>
           </w:p>
         </w:tc>
@@ -7967,7 +6380,7 @@
         </w:trPr>
         <w:tc>
           <w:tcPr>
-            <w:tcW w:type="dxa" w:w="1814"/>
+            <w:tcW w:type="dxa" w:w="2041"/>
             <w:shd w:val="clear" w:color="auto" w:fill="FFFFFF"/>
             <w:tcMar>
               <w:top w:w="60" w:type="dxa"/>
@@ -7996,7 +6409,7 @@
         </w:tc>
         <w:tc>
           <w:tcPr>
-            <w:tcW w:type="dxa" w:w="4989"/>
+            <w:tcW w:type="dxa" w:w="7937"/>
             <w:shd w:val="clear" w:color="auto" w:fill="FFFFFF"/>
             <w:tcMar>
               <w:top w:w="60" w:type="dxa"/>
@@ -8023,35 +6436,6 @@
             </w:r>
           </w:p>
         </w:tc>
-        <w:tc>
-          <w:tcPr>
-            <w:tcW w:type="dxa" w:w="3175"/>
-            <w:shd w:val="clear" w:color="auto" w:fill="FFFFFF"/>
-            <w:tcMar>
-              <w:top w:w="60" w:type="dxa"/>
-              <w:left w:w="80" w:type="dxa"/>
-              <w:bottom w:w="60" w:type="dxa"/>
-              <w:right w:w="80" w:type="dxa"/>
-            </w:tcMar>
-          </w:tcPr>
-          <w:p>
-            <w:pPr>
-              <w:spacing w:before="0" w:after="0" w:line="269" w:lineRule="auto"/>
-              <w:jc w:val="center"/>
-            </w:pPr>
-            <w:r/>
-            <w:r>
-              <w:rPr>
-                <w:rFonts w:ascii="맑은 고딕" w:hAnsi="맑은 고딕" w:eastAsia="맑은 고딕"/>
-                <w:b w:val="0"/>
-                <w:i w:val="0"/>
-                <w:color w:val="1A1A1A"/>
-                <w:sz w:val="19"/>
-              </w:rPr>
-              <w:t>앞 수정+ V2</w:t>
-            </w:r>
-          </w:p>
-        </w:tc>
       </w:tr>
       <w:tr>
         <w:trPr>
@@ -8059,7 +6443,7 @@
         </w:trPr>
         <w:tc>
           <w:tcPr>
-            <w:tcW w:type="dxa" w:w="1814"/>
+            <w:tcW w:type="dxa" w:w="2041"/>
             <w:shd w:val="clear" w:color="auto" w:fill="F7F9FC"/>
             <w:tcMar>
               <w:top w:w="60" w:type="dxa"/>
@@ -8088,7 +6472,7 @@
         </w:tc>
         <w:tc>
           <w:tcPr>
-            <w:tcW w:type="dxa" w:w="4989"/>
+            <w:tcW w:type="dxa" w:w="7937"/>
             <w:shd w:val="clear" w:color="auto" w:fill="F7F9FC"/>
             <w:tcMar>
               <w:top w:w="60" w:type="dxa"/>
@@ -8115,35 +6499,6 @@
             </w:r>
           </w:p>
         </w:tc>
-        <w:tc>
-          <w:tcPr>
-            <w:tcW w:type="dxa" w:w="3175"/>
-            <w:shd w:val="clear" w:color="auto" w:fill="F7F9FC"/>
-            <w:tcMar>
-              <w:top w:w="60" w:type="dxa"/>
-              <w:left w:w="80" w:type="dxa"/>
-              <w:bottom w:w="60" w:type="dxa"/>
-              <w:right w:w="80" w:type="dxa"/>
-            </w:tcMar>
-          </w:tcPr>
-          <w:p>
-            <w:pPr>
-              <w:spacing w:before="0" w:after="0" w:line="269" w:lineRule="auto"/>
-              <w:jc w:val="center"/>
-            </w:pPr>
-            <w:r/>
-            <w:r>
-              <w:rPr>
-                <w:rFonts w:ascii="맑은 고딕" w:hAnsi="맑은 고딕" w:eastAsia="맑은 고딕"/>
-                <w:b w:val="0"/>
-                <w:i w:val="0"/>
-                <w:color w:val="1A1A1A"/>
-                <w:sz w:val="19"/>
-              </w:rPr>
-              <w:t>앞</w:t>
-            </w:r>
-          </w:p>
-        </w:tc>
       </w:tr>
       <w:tr>
         <w:trPr>
@@ -8151,7 +6506,7 @@
         </w:trPr>
         <w:tc>
           <w:tcPr>
-            <w:tcW w:type="dxa" w:w="1814"/>
+            <w:tcW w:type="dxa" w:w="2041"/>
             <w:shd w:val="clear" w:color="auto" w:fill="FFFFFF"/>
             <w:tcMar>
               <w:top w:w="60" w:type="dxa"/>
@@ -8180,7 +6535,7 @@
         </w:tc>
         <w:tc>
           <w:tcPr>
-            <w:tcW w:type="dxa" w:w="4989"/>
+            <w:tcW w:type="dxa" w:w="7937"/>
             <w:shd w:val="clear" w:color="auto" w:fill="FFFFFF"/>
             <w:tcMar>
               <w:top w:w="60" w:type="dxa"/>
@@ -8203,36 +6558,7 @@
                 <w:color w:val="1A1A1A"/>
                 <w:sz w:val="19"/>
               </w:rPr>
-              <w:t>하이퍼스케일러 발행, 오라클 등급, $500B 실행</w:t>
-            </w:r>
-          </w:p>
-        </w:tc>
-        <w:tc>
-          <w:tcPr>
-            <w:tcW w:type="dxa" w:w="3175"/>
-            <w:shd w:val="clear" w:color="auto" w:fill="FFFFFF"/>
-            <w:tcMar>
-              <w:top w:w="60" w:type="dxa"/>
-              <w:left w:w="80" w:type="dxa"/>
-              <w:bottom w:w="60" w:type="dxa"/>
-              <w:right w:w="80" w:type="dxa"/>
-            </w:tcMar>
-          </w:tcPr>
-          <w:p>
-            <w:pPr>
-              <w:spacing w:before="0" w:after="0" w:line="269" w:lineRule="auto"/>
-              <w:jc w:val="center"/>
-            </w:pPr>
-            <w:r/>
-            <w:r>
-              <w:rPr>
-                <w:rFonts w:ascii="맑은 고딕" w:hAnsi="맑은 고딕" w:eastAsia="맑은 고딕"/>
-                <w:b w:val="0"/>
-                <w:i w:val="0"/>
-                <w:color w:val="1A1A1A"/>
-                <w:sz w:val="19"/>
-              </w:rPr>
-              <w:t>앞+ V3</w:t>
+              <w:t>하이퍼스케일러 발행, 오라클 등급, 5,000억 플랫폼 실행</w:t>
             </w:r>
           </w:p>
         </w:tc>
@@ -8243,7 +6569,7 @@
         </w:trPr>
         <w:tc>
           <w:tcPr>
-            <w:tcW w:type="dxa" w:w="1814"/>
+            <w:tcW w:type="dxa" w:w="2041"/>
             <w:shd w:val="clear" w:color="auto" w:fill="F7F9FC"/>
             <w:tcMar>
               <w:top w:w="60" w:type="dxa"/>
@@ -8272,7 +6598,7 @@
         </w:tc>
         <w:tc>
           <w:tcPr>
-            <w:tcW w:type="dxa" w:w="4989"/>
+            <w:tcW w:type="dxa" w:w="7937"/>
             <w:shd w:val="clear" w:color="auto" w:fill="F7F9FC"/>
             <w:tcMar>
               <w:top w:w="60" w:type="dxa"/>
@@ -8299,35 +6625,6 @@
             </w:r>
           </w:p>
         </w:tc>
-        <w:tc>
-          <w:tcPr>
-            <w:tcW w:type="dxa" w:w="3175"/>
-            <w:shd w:val="clear" w:color="auto" w:fill="F7F9FC"/>
-            <w:tcMar>
-              <w:top w:w="60" w:type="dxa"/>
-              <w:left w:w="80" w:type="dxa"/>
-              <w:bottom w:w="60" w:type="dxa"/>
-              <w:right w:w="80" w:type="dxa"/>
-            </w:tcMar>
-          </w:tcPr>
-          <w:p>
-            <w:pPr>
-              <w:spacing w:before="0" w:after="0" w:line="269" w:lineRule="auto"/>
-              <w:jc w:val="center"/>
-            </w:pPr>
-            <w:r/>
-            <w:r>
-              <w:rPr>
-                <w:rFonts w:ascii="맑은 고딕" w:hAnsi="맑은 고딕" w:eastAsia="맑은 고딕"/>
-                <w:b w:val="0"/>
-                <w:i w:val="0"/>
-                <w:color w:val="1A1A1A"/>
-                <w:sz w:val="19"/>
-              </w:rPr>
-              <w:t>V1·V2</w:t>
-            </w:r>
-          </w:p>
-        </w:tc>
       </w:tr>
       <w:tr>
         <w:trPr>
@@ -8335,7 +6632,7 @@
         </w:trPr>
         <w:tc>
           <w:tcPr>
-            <w:tcW w:type="dxa" w:w="1814"/>
+            <w:tcW w:type="dxa" w:w="2041"/>
             <w:shd w:val="clear" w:color="auto" w:fill="FFFFFF"/>
             <w:tcMar>
               <w:top w:w="60" w:type="dxa"/>
@@ -8364,7 +6661,7 @@
         </w:tc>
         <w:tc>
           <w:tcPr>
-            <w:tcW w:type="dxa" w:w="4989"/>
+            <w:tcW w:type="dxa" w:w="7937"/>
             <w:shd w:val="clear" w:color="auto" w:fill="FFFFFF"/>
             <w:tcMar>
               <w:top w:w="60" w:type="dxa"/>
@@ -8391,35 +6688,6 @@
             </w:r>
           </w:p>
         </w:tc>
-        <w:tc>
-          <w:tcPr>
-            <w:tcW w:type="dxa" w:w="3175"/>
-            <w:shd w:val="clear" w:color="auto" w:fill="FFFFFF"/>
-            <w:tcMar>
-              <w:top w:w="60" w:type="dxa"/>
-              <w:left w:w="80" w:type="dxa"/>
-              <w:bottom w:w="60" w:type="dxa"/>
-              <w:right w:w="80" w:type="dxa"/>
-            </w:tcMar>
-          </w:tcPr>
-          <w:p>
-            <w:pPr>
-              <w:spacing w:before="0" w:after="0" w:line="269" w:lineRule="auto"/>
-              <w:jc w:val="center"/>
-            </w:pPr>
-            <w:r/>
-            <w:r>
-              <w:rPr>
-                <w:rFonts w:ascii="맑은 고딕" w:hAnsi="맑은 고딕" w:eastAsia="맑은 고딕"/>
-                <w:b w:val="0"/>
-                <w:i w:val="0"/>
-                <w:color w:val="1A1A1A"/>
-                <w:sz w:val="19"/>
-              </w:rPr>
-              <w:t>앞+ V1</w:t>
-            </w:r>
-          </w:p>
-        </w:tc>
       </w:tr>
       <w:tr>
         <w:trPr>
@@ -8427,7 +6695,7 @@
         </w:trPr>
         <w:tc>
           <w:tcPr>
-            <w:tcW w:type="dxa" w:w="1814"/>
+            <w:tcW w:type="dxa" w:w="2041"/>
             <w:shd w:val="clear" w:color="auto" w:fill="F7F9FC"/>
             <w:tcMar>
               <w:top w:w="60" w:type="dxa"/>
@@ -8456,7 +6724,7 @@
         </w:tc>
         <w:tc>
           <w:tcPr>
-            <w:tcW w:type="dxa" w:w="4989"/>
+            <w:tcW w:type="dxa" w:w="7937"/>
             <w:shd w:val="clear" w:color="auto" w:fill="F7F9FC"/>
             <w:tcMar>
               <w:top w:w="60" w:type="dxa"/>
@@ -8483,35 +6751,6 @@
             </w:r>
           </w:p>
         </w:tc>
-        <w:tc>
-          <w:tcPr>
-            <w:tcW w:type="dxa" w:w="3175"/>
-            <w:shd w:val="clear" w:color="auto" w:fill="F7F9FC"/>
-            <w:tcMar>
-              <w:top w:w="60" w:type="dxa"/>
-              <w:left w:w="80" w:type="dxa"/>
-              <w:bottom w:w="60" w:type="dxa"/>
-              <w:right w:w="80" w:type="dxa"/>
-            </w:tcMar>
-          </w:tcPr>
-          <w:p>
-            <w:pPr>
-              <w:spacing w:before="0" w:after="0" w:line="269" w:lineRule="auto"/>
-              <w:jc w:val="center"/>
-            </w:pPr>
-            <w:r/>
-            <w:r>
-              <w:rPr>
-                <w:rFonts w:ascii="맑은 고딕" w:hAnsi="맑은 고딕" w:eastAsia="맑은 고딕"/>
-                <w:b w:val="0"/>
-                <w:i w:val="0"/>
-                <w:color w:val="1A1A1A"/>
-                <w:sz w:val="19"/>
-              </w:rPr>
-              <w:t>V1·V2</w:t>
-            </w:r>
-          </w:p>
-        </w:tc>
       </w:tr>
       <w:tr>
         <w:trPr>
@@ -8519,7 +6758,7 @@
         </w:trPr>
         <w:tc>
           <w:tcPr>
-            <w:tcW w:type="dxa" w:w="1814"/>
+            <w:tcW w:type="dxa" w:w="2041"/>
             <w:shd w:val="clear" w:color="auto" w:fill="FFFFFF"/>
             <w:tcMar>
               <w:top w:w="60" w:type="dxa"/>
@@ -8548,7 +6787,7 @@
         </w:tc>
         <w:tc>
           <w:tcPr>
-            <w:tcW w:type="dxa" w:w="4989"/>
+            <w:tcW w:type="dxa" w:w="7937"/>
             <w:shd w:val="clear" w:color="auto" w:fill="FFFFFF"/>
             <w:tcMar>
               <w:top w:w="60" w:type="dxa"/>
@@ -8575,35 +6814,6 @@
             </w:r>
           </w:p>
         </w:tc>
-        <w:tc>
-          <w:tcPr>
-            <w:tcW w:type="dxa" w:w="3175"/>
-            <w:shd w:val="clear" w:color="auto" w:fill="FFFFFF"/>
-            <w:tcMar>
-              <w:top w:w="60" w:type="dxa"/>
-              <w:left w:w="80" w:type="dxa"/>
-              <w:bottom w:w="60" w:type="dxa"/>
-              <w:right w:w="80" w:type="dxa"/>
-            </w:tcMar>
-          </w:tcPr>
-          <w:p>
-            <w:pPr>
-              <w:spacing w:before="0" w:after="0" w:line="269" w:lineRule="auto"/>
-              <w:jc w:val="center"/>
-            </w:pPr>
-            <w:r/>
-            <w:r>
-              <w:rPr>
-                <w:rFonts w:ascii="맑은 고딕" w:hAnsi="맑은 고딕" w:eastAsia="맑은 고딕"/>
-                <w:b w:val="0"/>
-                <w:i w:val="0"/>
-                <w:color w:val="1A1A1A"/>
-                <w:sz w:val="19"/>
-              </w:rPr>
-              <w:t>V2+앞</w:t>
-            </w:r>
-          </w:p>
-        </w:tc>
       </w:tr>
       <w:tr>
         <w:trPr>
@@ -8611,7 +6821,7 @@
         </w:trPr>
         <w:tc>
           <w:tcPr>
-            <w:tcW w:type="dxa" w:w="1814"/>
+            <w:tcW w:type="dxa" w:w="2041"/>
             <w:shd w:val="clear" w:color="auto" w:fill="F7F9FC"/>
             <w:tcMar>
               <w:top w:w="60" w:type="dxa"/>
@@ -8640,7 +6850,7 @@
         </w:tc>
         <w:tc>
           <w:tcPr>
-            <w:tcW w:type="dxa" w:w="4989"/>
+            <w:tcW w:type="dxa" w:w="7937"/>
             <w:shd w:val="clear" w:color="auto" w:fill="F7F9FC"/>
             <w:tcMar>
               <w:top w:w="60" w:type="dxa"/>
@@ -8667,35 +6877,6 @@
             </w:r>
           </w:p>
         </w:tc>
-        <w:tc>
-          <w:tcPr>
-            <w:tcW w:type="dxa" w:w="3175"/>
-            <w:shd w:val="clear" w:color="auto" w:fill="F7F9FC"/>
-            <w:tcMar>
-              <w:top w:w="60" w:type="dxa"/>
-              <w:left w:w="80" w:type="dxa"/>
-              <w:bottom w:w="60" w:type="dxa"/>
-              <w:right w:w="80" w:type="dxa"/>
-            </w:tcMar>
-          </w:tcPr>
-          <w:p>
-            <w:pPr>
-              <w:spacing w:before="0" w:after="0" w:line="269" w:lineRule="auto"/>
-              <w:jc w:val="center"/>
-            </w:pPr>
-            <w:r/>
-            <w:r>
-              <w:rPr>
-                <w:rFonts w:ascii="맑은 고딕" w:hAnsi="맑은 고딕" w:eastAsia="맑은 고딕"/>
-                <w:b w:val="0"/>
-                <w:i w:val="0"/>
-                <w:color w:val="1A1A1A"/>
-                <w:sz w:val="19"/>
-              </w:rPr>
-              <w:t>앞</w:t>
-            </w:r>
-          </w:p>
-        </w:tc>
       </w:tr>
       <w:tr>
         <w:trPr>
@@ -8703,7 +6884,7 @@
         </w:trPr>
         <w:tc>
           <w:tcPr>
-            <w:tcW w:type="dxa" w:w="1814"/>
+            <w:tcW w:type="dxa" w:w="2041"/>
             <w:shd w:val="clear" w:color="auto" w:fill="FFFFFF"/>
             <w:tcMar>
               <w:top w:w="60" w:type="dxa"/>
@@ -8732,7 +6913,7 @@
         </w:tc>
         <w:tc>
           <w:tcPr>
-            <w:tcW w:type="dxa" w:w="4989"/>
+            <w:tcW w:type="dxa" w:w="7937"/>
             <w:shd w:val="clear" w:color="auto" w:fill="FFFFFF"/>
             <w:tcMar>
               <w:top w:w="60" w:type="dxa"/>
@@ -8759,35 +6940,6 @@
             </w:r>
           </w:p>
         </w:tc>
-        <w:tc>
-          <w:tcPr>
-            <w:tcW w:type="dxa" w:w="3175"/>
-            <w:shd w:val="clear" w:color="auto" w:fill="FFFFFF"/>
-            <w:tcMar>
-              <w:top w:w="60" w:type="dxa"/>
-              <w:left w:w="80" w:type="dxa"/>
-              <w:bottom w:w="60" w:type="dxa"/>
-              <w:right w:w="80" w:type="dxa"/>
-            </w:tcMar>
-          </w:tcPr>
-          <w:p>
-            <w:pPr>
-              <w:spacing w:before="0" w:after="0" w:line="269" w:lineRule="auto"/>
-              <w:jc w:val="center"/>
-            </w:pPr>
-            <w:r/>
-            <w:r>
-              <w:rPr>
-                <w:rFonts w:ascii="맑은 고딕" w:hAnsi="맑은 고딕" w:eastAsia="맑은 고딕"/>
-                <w:b w:val="0"/>
-                <w:i w:val="0"/>
-                <w:color w:val="1A1A1A"/>
-                <w:sz w:val="19"/>
-              </w:rPr>
-              <w:t>앞</w:t>
-            </w:r>
-          </w:p>
-        </w:tc>
       </w:tr>
     </w:tbl>
     <w:p>
@@ -8807,7 +6959,7 @@
           <w:color w:val="1E407C"/>
           <w:sz w:val="26"/>
         </w:rPr>
-        <w:t>시나리오 3개 (앞 정리 + 당일)</w:t>
+        <w:t>시나리오 3개</w:t>
       </w:r>
     </w:p>
     <w:tbl>
@@ -9101,7 +7253,7 @@
                 <w:color w:val="1A1A1A"/>
                 <w:sz w:val="19"/>
               </w:rPr>
-              <w:t>당일보다 경로. 30% 현금 버퍼</w:t>
+              <w:t>당일보다 경로. 현금 버퍼</w:t>
             </w:r>
           </w:p>
         </w:tc>
@@ -9194,1634 +7346,6 @@
                 <w:sz w:val="19"/>
               </w:rPr>
               <w:t>엔캐리·캡엑스 후퇴. 부동산 먼저</w:t>
-            </w:r>
-          </w:p>
-        </w:tc>
-      </w:tr>
-    </w:tbl>
-    <w:p>
-      <w:pPr>
-        <w:spacing w:after="160" w:before="40"/>
-      </w:pPr>
-    </w:p>
-    <w:p>
-      <w:pPr>
-        <w:spacing w:before="280" w:after="160" w:line="264" w:lineRule="auto"/>
-        <w:pBdr>
-          <w:bottom w:val="single" w:sz="12" w:space="4" w:color="0F2043"/>
-        </w:pBdr>
-      </w:pPr>
-      <w:r>
-        <w:rPr>
-          <w:rFonts w:ascii="맑은 고딕" w:hAnsi="맑은 고딕" w:eastAsia="맑은 고딕"/>
-          <w:b/>
-          <w:i w:val="0"/>
-          <w:color w:val="B8943A"/>
-          <w:sz w:val="32"/>
-        </w:rPr>
-        <w:t xml:space="preserve">14.  </w:t>
-      </w:r>
-      <w:r>
-        <w:rPr>
-          <w:rFonts w:ascii="맑은 고딕" w:hAnsi="맑은 고딕" w:eastAsia="맑은 고딕"/>
-          <w:b/>
-          <w:i w:val="0"/>
-          <w:color w:val="0F2043"/>
-          <w:sz w:val="32"/>
-        </w:rPr>
-        <w:t>타임코드 부록</w:t>
-      </w:r>
-    </w:p>
-    <w:tbl>
-      <w:tblPr>
-        <w:tblW w:type="auto" w:w="0"/>
-        <w:jc w:val="center"/>
-        <w:tblLayout w:type="autofit"/>
-        <w:tblLook w:firstColumn="1" w:firstRow="1" w:lastColumn="0" w:lastRow="0" w:noHBand="0" w:noVBand="1" w:val="04A0"/>
-        <w:tblBorders>
-          <w:top w:val="single" w:sz="4" w:space="0" w:color="D5DCE6"/>
-          <w:left w:val="single" w:sz="4" w:space="0" w:color="D5DCE6"/>
-          <w:bottom w:val="single" w:sz="4" w:space="0" w:color="D5DCE6"/>
-          <w:right w:val="single" w:sz="4" w:space="0" w:color="D5DCE6"/>
-          <w:insideH w:val="single" w:sz="4" w:space="0" w:color="D5DCE6"/>
-          <w:insideV w:val="single" w:sz="4" w:space="0" w:color="D5DCE6"/>
-        </w:tblBorders>
-      </w:tblPr>
-      <w:tblGrid>
-        <w:gridCol w:w="2523"/>
-        <w:gridCol w:w="2523"/>
-        <w:gridCol w:w="2523"/>
-        <w:gridCol w:w="2523"/>
-      </w:tblGrid>
-      <w:tr>
-        <w:trPr>
-          <w:cantSplit/>
-        </w:trPr>
-        <w:tc>
-          <w:tcPr>
-            <w:tcW w:type="dxa" w:w="2381"/>
-            <w:shd w:val="clear" w:color="auto" w:fill="0F2043"/>
-            <w:tcMar>
-              <w:top w:w="60" w:type="dxa"/>
-              <w:left w:w="80" w:type="dxa"/>
-              <w:bottom w:w="60" w:type="dxa"/>
-              <w:right w:w="80" w:type="dxa"/>
-            </w:tcMar>
-          </w:tcPr>
-          <w:p>
-            <w:pPr>
-              <w:spacing w:before="0" w:after="0" w:line="269" w:lineRule="auto"/>
-              <w:jc w:val="center"/>
-            </w:pPr>
-            <w:r/>
-            <w:r>
-              <w:rPr>
-                <w:rFonts w:ascii="맑은 고딕" w:hAnsi="맑은 고딕" w:eastAsia="맑은 고딕"/>
-                <w:b/>
-                <w:i w:val="0"/>
-                <w:color w:val="FFFFFF"/>
-                <w:sz w:val="19"/>
-              </w:rPr>
-              <w:t>주제</w:t>
-            </w:r>
-          </w:p>
-        </w:tc>
-        <w:tc>
-          <w:tcPr>
-            <w:tcW w:type="dxa" w:w="2381"/>
-            <w:shd w:val="clear" w:color="auto" w:fill="0F2043"/>
-            <w:tcMar>
-              <w:top w:w="60" w:type="dxa"/>
-              <w:left w:w="80" w:type="dxa"/>
-              <w:bottom w:w="60" w:type="dxa"/>
-              <w:right w:w="80" w:type="dxa"/>
-            </w:tcMar>
-          </w:tcPr>
-          <w:p>
-            <w:pPr>
-              <w:spacing w:before="0" w:after="0" w:line="269" w:lineRule="auto"/>
-              <w:jc w:val="center"/>
-            </w:pPr>
-            <w:r/>
-            <w:r>
-              <w:rPr>
-                <w:rFonts w:ascii="맑은 고딕" w:hAnsi="맑은 고딕" w:eastAsia="맑은 고딕"/>
-                <w:b/>
-                <w:i w:val="0"/>
-                <w:color w:val="FFFFFF"/>
-                <w:sz w:val="19"/>
-              </w:rPr>
-              <w:t>V1</w:t>
-            </w:r>
-          </w:p>
-        </w:tc>
-        <w:tc>
-          <w:tcPr>
-            <w:tcW w:type="dxa" w:w="2608"/>
-            <w:shd w:val="clear" w:color="auto" w:fill="0F2043"/>
-            <w:tcMar>
-              <w:top w:w="60" w:type="dxa"/>
-              <w:left w:w="80" w:type="dxa"/>
-              <w:bottom w:w="60" w:type="dxa"/>
-              <w:right w:w="80" w:type="dxa"/>
-            </w:tcMar>
-          </w:tcPr>
-          <w:p>
-            <w:pPr>
-              <w:spacing w:before="0" w:after="0" w:line="269" w:lineRule="auto"/>
-              <w:jc w:val="center"/>
-            </w:pPr>
-            <w:r/>
-            <w:r>
-              <w:rPr>
-                <w:rFonts w:ascii="맑은 고딕" w:hAnsi="맑은 고딕" w:eastAsia="맑은 고딕"/>
-                <w:b/>
-                <w:i w:val="0"/>
-                <w:color w:val="FFFFFF"/>
-                <w:sz w:val="19"/>
-              </w:rPr>
-              <w:t>V2</w:t>
-            </w:r>
-          </w:p>
-        </w:tc>
-        <w:tc>
-          <w:tcPr>
-            <w:tcW w:type="dxa" w:w="2608"/>
-            <w:shd w:val="clear" w:color="auto" w:fill="0F2043"/>
-            <w:tcMar>
-              <w:top w:w="60" w:type="dxa"/>
-              <w:left w:w="80" w:type="dxa"/>
-              <w:bottom w:w="60" w:type="dxa"/>
-              <w:right w:w="80" w:type="dxa"/>
-            </w:tcMar>
-          </w:tcPr>
-          <w:p>
-            <w:pPr>
-              <w:spacing w:before="0" w:after="0" w:line="269" w:lineRule="auto"/>
-              <w:jc w:val="center"/>
-            </w:pPr>
-            <w:r/>
-            <w:r>
-              <w:rPr>
-                <w:rFonts w:ascii="맑은 고딕" w:hAnsi="맑은 고딕" w:eastAsia="맑은 고딕"/>
-                <w:b/>
-                <w:i w:val="0"/>
-                <w:color w:val="FFFFFF"/>
-                <w:sz w:val="19"/>
-              </w:rPr>
-              <w:t>V3</w:t>
-            </w:r>
-          </w:p>
-        </w:tc>
-      </w:tr>
-      <w:tr>
-        <w:trPr>
-          <w:cantSplit/>
-        </w:trPr>
-        <w:tc>
-          <w:tcPr>
-            <w:tcW w:type="dxa" w:w="2381"/>
-            <w:shd w:val="clear" w:color="auto" w:fill="FFFFFF"/>
-            <w:tcMar>
-              <w:top w:w="60" w:type="dxa"/>
-              <w:left w:w="80" w:type="dxa"/>
-              <w:bottom w:w="60" w:type="dxa"/>
-              <w:right w:w="80" w:type="dxa"/>
-            </w:tcMar>
-          </w:tcPr>
-          <w:p>
-            <w:pPr>
-              <w:spacing w:before="0" w:after="0" w:line="269" w:lineRule="auto"/>
-              <w:jc w:val="left"/>
-            </w:pPr>
-            <w:r/>
-            <w:r>
-              <w:rPr>
-                <w:rFonts w:ascii="맑은 고딕" w:hAnsi="맑은 고딕" w:eastAsia="맑은 고딕"/>
-                <w:b/>
-                <w:i w:val="0"/>
-                <w:color w:val="1A1A1A"/>
-                <w:sz w:val="19"/>
-              </w:rPr>
-              <w:t>유가·10년물</w:t>
-            </w:r>
-          </w:p>
-        </w:tc>
-        <w:tc>
-          <w:tcPr>
-            <w:tcW w:type="dxa" w:w="2381"/>
-            <w:shd w:val="clear" w:color="auto" w:fill="FFFFFF"/>
-            <w:tcMar>
-              <w:top w:w="60" w:type="dxa"/>
-              <w:left w:w="80" w:type="dxa"/>
-              <w:bottom w:w="60" w:type="dxa"/>
-              <w:right w:w="80" w:type="dxa"/>
-            </w:tcMar>
-          </w:tcPr>
-          <w:p>
-            <w:pPr>
-              <w:spacing w:before="0" w:after="0" w:line="269" w:lineRule="auto"/>
-              <w:jc w:val="center"/>
-            </w:pPr>
-            <w:r/>
-            <w:r>
-              <w:rPr>
-                <w:rFonts w:ascii="맑은 고딕" w:hAnsi="맑은 고딕" w:eastAsia="맑은 고딕"/>
-                <w:b w:val="0"/>
-                <w:i w:val="0"/>
-                <w:color w:val="1A1A1A"/>
-                <w:sz w:val="19"/>
-              </w:rPr>
-              <w:t>00:08–00:43</w:t>
-            </w:r>
-          </w:p>
-        </w:tc>
-        <w:tc>
-          <w:tcPr>
-            <w:tcW w:type="dxa" w:w="2608"/>
-            <w:shd w:val="clear" w:color="auto" w:fill="FFFFFF"/>
-            <w:tcMar>
-              <w:top w:w="60" w:type="dxa"/>
-              <w:left w:w="80" w:type="dxa"/>
-              <w:bottom w:w="60" w:type="dxa"/>
-              <w:right w:w="80" w:type="dxa"/>
-            </w:tcMar>
-          </w:tcPr>
-          <w:p>
-            <w:pPr>
-              <w:spacing w:before="0" w:after="0" w:line="269" w:lineRule="auto"/>
-              <w:jc w:val="center"/>
-            </w:pPr>
-            <w:r/>
-            <w:r>
-              <w:rPr>
-                <w:rFonts w:ascii="맑은 고딕" w:hAnsi="맑은 고딕" w:eastAsia="맑은 고딕"/>
-                <w:b w:val="0"/>
-                <w:i w:val="0"/>
-                <w:color w:val="1A1A1A"/>
-                <w:sz w:val="19"/>
-              </w:rPr>
-              <w:t>03:32–04:43</w:t>
-            </w:r>
-          </w:p>
-        </w:tc>
-        <w:tc>
-          <w:tcPr>
-            <w:tcW w:type="dxa" w:w="2608"/>
-            <w:shd w:val="clear" w:color="auto" w:fill="FFFFFF"/>
-            <w:tcMar>
-              <w:top w:w="60" w:type="dxa"/>
-              <w:left w:w="80" w:type="dxa"/>
-              <w:bottom w:w="60" w:type="dxa"/>
-              <w:right w:w="80" w:type="dxa"/>
-            </w:tcMar>
-          </w:tcPr>
-          <w:p>
-            <w:pPr>
-              <w:spacing w:before="0" w:after="0" w:line="269" w:lineRule="auto"/>
-              <w:jc w:val="center"/>
-            </w:pPr>
-            <w:r/>
-            <w:r>
-              <w:rPr>
-                <w:rFonts w:ascii="맑은 고딕" w:hAnsi="맑은 고딕" w:eastAsia="맑은 고딕"/>
-                <w:b w:val="0"/>
-                <w:i w:val="0"/>
-                <w:color w:val="1A1A1A"/>
-                <w:sz w:val="19"/>
-              </w:rPr>
-              <w:t>19:14–20:19</w:t>
-            </w:r>
-          </w:p>
-        </w:tc>
-      </w:tr>
-      <w:tr>
-        <w:trPr>
-          <w:cantSplit/>
-        </w:trPr>
-        <w:tc>
-          <w:tcPr>
-            <w:tcW w:type="dxa" w:w="2381"/>
-            <w:shd w:val="clear" w:color="auto" w:fill="F7F9FC"/>
-            <w:tcMar>
-              <w:top w:w="60" w:type="dxa"/>
-              <w:left w:w="80" w:type="dxa"/>
-              <w:bottom w:w="60" w:type="dxa"/>
-              <w:right w:w="80" w:type="dxa"/>
-            </w:tcMar>
-          </w:tcPr>
-          <w:p>
-            <w:pPr>
-              <w:spacing w:before="0" w:after="0" w:line="269" w:lineRule="auto"/>
-              <w:jc w:val="left"/>
-            </w:pPr>
-            <w:r/>
-            <w:r>
-              <w:rPr>
-                <w:rFonts w:ascii="맑은 고딕" w:hAnsi="맑은 고딕" w:eastAsia="맑은 고딕"/>
-                <w:b/>
-                <w:i w:val="0"/>
-                <w:color w:val="1A1A1A"/>
-                <w:sz w:val="19"/>
-              </w:rPr>
-              <w:t>CLARITY/스테이블</w:t>
-            </w:r>
-          </w:p>
-        </w:tc>
-        <w:tc>
-          <w:tcPr>
-            <w:tcW w:type="dxa" w:w="2381"/>
-            <w:shd w:val="clear" w:color="auto" w:fill="F7F9FC"/>
-            <w:tcMar>
-              <w:top w:w="60" w:type="dxa"/>
-              <w:left w:w="80" w:type="dxa"/>
-              <w:bottom w:w="60" w:type="dxa"/>
-              <w:right w:w="80" w:type="dxa"/>
-            </w:tcMar>
-          </w:tcPr>
-          <w:p>
-            <w:pPr>
-              <w:spacing w:before="0" w:after="0" w:line="269" w:lineRule="auto"/>
-              <w:jc w:val="center"/>
-            </w:pPr>
-            <w:r/>
-            <w:r>
-              <w:rPr>
-                <w:rFonts w:ascii="맑은 고딕" w:hAnsi="맑은 고딕" w:eastAsia="맑은 고딕"/>
-                <w:b w:val="0"/>
-                <w:i w:val="0"/>
-                <w:color w:val="1A1A1A"/>
-                <w:sz w:val="19"/>
-              </w:rPr>
-              <w:t>00:43–01:06</w:t>
-            </w:r>
-          </w:p>
-        </w:tc>
-        <w:tc>
-          <w:tcPr>
-            <w:tcW w:type="dxa" w:w="2608"/>
-            <w:shd w:val="clear" w:color="auto" w:fill="F7F9FC"/>
-            <w:tcMar>
-              <w:top w:w="60" w:type="dxa"/>
-              <w:left w:w="80" w:type="dxa"/>
-              <w:bottom w:w="60" w:type="dxa"/>
-              <w:right w:w="80" w:type="dxa"/>
-            </w:tcMar>
-          </w:tcPr>
-          <w:p>
-            <w:pPr>
-              <w:spacing w:before="0" w:after="0" w:line="269" w:lineRule="auto"/>
-              <w:jc w:val="center"/>
-            </w:pPr>
-            <w:r/>
-            <w:r>
-              <w:rPr>
-                <w:rFonts w:ascii="맑은 고딕" w:hAnsi="맑은 고딕" w:eastAsia="맑은 고딕"/>
-                <w:b w:val="0"/>
-                <w:i w:val="0"/>
-                <w:color w:val="1A1A1A"/>
-                <w:sz w:val="19"/>
-              </w:rPr>
-              <w:t>—</w:t>
-            </w:r>
-          </w:p>
-        </w:tc>
-        <w:tc>
-          <w:tcPr>
-            <w:tcW w:type="dxa" w:w="2608"/>
-            <w:shd w:val="clear" w:color="auto" w:fill="F7F9FC"/>
-            <w:tcMar>
-              <w:top w:w="60" w:type="dxa"/>
-              <w:left w:w="80" w:type="dxa"/>
-              <w:bottom w:w="60" w:type="dxa"/>
-              <w:right w:w="80" w:type="dxa"/>
-            </w:tcMar>
-          </w:tcPr>
-          <w:p>
-            <w:pPr>
-              <w:spacing w:before="0" w:after="0" w:line="269" w:lineRule="auto"/>
-              <w:jc w:val="center"/>
-            </w:pPr>
-            <w:r/>
-            <w:r>
-              <w:rPr>
-                <w:rFonts w:ascii="맑은 고딕" w:hAnsi="맑은 고딕" w:eastAsia="맑은 고딕"/>
-                <w:b w:val="0"/>
-                <w:i w:val="0"/>
-                <w:color w:val="1A1A1A"/>
-                <w:sz w:val="19"/>
-              </w:rPr>
-              <w:t>15:08–18:21</w:t>
-            </w:r>
-          </w:p>
-        </w:tc>
-      </w:tr>
-      <w:tr>
-        <w:trPr>
-          <w:cantSplit/>
-        </w:trPr>
-        <w:tc>
-          <w:tcPr>
-            <w:tcW w:type="dxa" w:w="2381"/>
-            <w:shd w:val="clear" w:color="auto" w:fill="FFFFFF"/>
-            <w:tcMar>
-              <w:top w:w="60" w:type="dxa"/>
-              <w:left w:w="80" w:type="dxa"/>
-              <w:bottom w:w="60" w:type="dxa"/>
-              <w:right w:w="80" w:type="dxa"/>
-            </w:tcMar>
-          </w:tcPr>
-          <w:p>
-            <w:pPr>
-              <w:spacing w:before="0" w:after="0" w:line="269" w:lineRule="auto"/>
-              <w:jc w:val="left"/>
-            </w:pPr>
-            <w:r/>
-            <w:r>
-              <w:rPr>
-                <w:rFonts w:ascii="맑은 고딕" w:hAnsi="맑은 고딕" w:eastAsia="맑은 고딕"/>
-                <w:b/>
-                <w:i w:val="0"/>
-                <w:color w:val="1A1A1A"/>
-                <w:sz w:val="19"/>
-              </w:rPr>
-              <w:t>속도조절</w:t>
-            </w:r>
-          </w:p>
-        </w:tc>
-        <w:tc>
-          <w:tcPr>
-            <w:tcW w:type="dxa" w:w="2381"/>
-            <w:shd w:val="clear" w:color="auto" w:fill="FFFFFF"/>
-            <w:tcMar>
-              <w:top w:w="60" w:type="dxa"/>
-              <w:left w:w="80" w:type="dxa"/>
-              <w:bottom w:w="60" w:type="dxa"/>
-              <w:right w:w="80" w:type="dxa"/>
-            </w:tcMar>
-          </w:tcPr>
-          <w:p>
-            <w:pPr>
-              <w:spacing w:before="0" w:after="0" w:line="269" w:lineRule="auto"/>
-              <w:jc w:val="center"/>
-            </w:pPr>
-            <w:r/>
-            <w:r>
-              <w:rPr>
-                <w:rFonts w:ascii="맑은 고딕" w:hAnsi="맑은 고딕" w:eastAsia="맑은 고딕"/>
-                <w:b w:val="0"/>
-                <w:i w:val="0"/>
-                <w:color w:val="1A1A1A"/>
-                <w:sz w:val="19"/>
-              </w:rPr>
-              <w:t>01:33–09:56</w:t>
-            </w:r>
-          </w:p>
-        </w:tc>
-        <w:tc>
-          <w:tcPr>
-            <w:tcW w:type="dxa" w:w="2608"/>
-            <w:shd w:val="clear" w:color="auto" w:fill="FFFFFF"/>
-            <w:tcMar>
-              <w:top w:w="60" w:type="dxa"/>
-              <w:left w:w="80" w:type="dxa"/>
-              <w:bottom w:w="60" w:type="dxa"/>
-              <w:right w:w="80" w:type="dxa"/>
-            </w:tcMar>
-          </w:tcPr>
-          <w:p>
-            <w:pPr>
-              <w:spacing w:before="0" w:after="0" w:line="269" w:lineRule="auto"/>
-              <w:jc w:val="center"/>
-            </w:pPr>
-            <w:r/>
-            <w:r>
-              <w:rPr>
-                <w:rFonts w:ascii="맑은 고딕" w:hAnsi="맑은 고딕" w:eastAsia="맑은 고딕"/>
-                <w:b w:val="0"/>
-                <w:i w:val="0"/>
-                <w:color w:val="1A1A1A"/>
-                <w:sz w:val="19"/>
-              </w:rPr>
-              <w:t>08:08–16:41</w:t>
-            </w:r>
-          </w:p>
-        </w:tc>
-        <w:tc>
-          <w:tcPr>
-            <w:tcW w:type="dxa" w:w="2608"/>
-            <w:shd w:val="clear" w:color="auto" w:fill="FFFFFF"/>
-            <w:tcMar>
-              <w:top w:w="60" w:type="dxa"/>
-              <w:left w:w="80" w:type="dxa"/>
-              <w:bottom w:w="60" w:type="dxa"/>
-              <w:right w:w="80" w:type="dxa"/>
-            </w:tcMar>
-          </w:tcPr>
-          <w:p>
-            <w:pPr>
-              <w:spacing w:before="0" w:after="0" w:line="269" w:lineRule="auto"/>
-              <w:jc w:val="center"/>
-            </w:pPr>
-            <w:r/>
-            <w:r>
-              <w:rPr>
-                <w:rFonts w:ascii="맑은 고딕" w:hAnsi="맑은 고딕" w:eastAsia="맑은 고딕"/>
-                <w:b w:val="0"/>
-                <w:i w:val="0"/>
-                <w:color w:val="1A1A1A"/>
-                <w:sz w:val="19"/>
-              </w:rPr>
-              <w:t>20:43–23:13</w:t>
-            </w:r>
-          </w:p>
-        </w:tc>
-      </w:tr>
-      <w:tr>
-        <w:trPr>
-          <w:cantSplit/>
-        </w:trPr>
-        <w:tc>
-          <w:tcPr>
-            <w:tcW w:type="dxa" w:w="2381"/>
-            <w:shd w:val="clear" w:color="auto" w:fill="F7F9FC"/>
-            <w:tcMar>
-              <w:top w:w="60" w:type="dxa"/>
-              <w:left w:w="80" w:type="dxa"/>
-              <w:bottom w:w="60" w:type="dxa"/>
-              <w:right w:w="80" w:type="dxa"/>
-            </w:tcMar>
-          </w:tcPr>
-          <w:p>
-            <w:pPr>
-              <w:spacing w:before="0" w:after="0" w:line="269" w:lineRule="auto"/>
-              <w:jc w:val="left"/>
-            </w:pPr>
-            <w:r/>
-            <w:r>
-              <w:rPr>
-                <w:rFonts w:ascii="맑은 고딕" w:hAnsi="맑은 고딕" w:eastAsia="맑은 고딕"/>
-                <w:b/>
-                <w:i w:val="0"/>
-                <w:color w:val="1A1A1A"/>
-                <w:sz w:val="19"/>
-              </w:rPr>
-              <w:t>캡엑스 유지</w:t>
-            </w:r>
-          </w:p>
-        </w:tc>
-        <w:tc>
-          <w:tcPr>
-            <w:tcW w:type="dxa" w:w="2381"/>
-            <w:shd w:val="clear" w:color="auto" w:fill="F7F9FC"/>
-            <w:tcMar>
-              <w:top w:w="60" w:type="dxa"/>
-              <w:left w:w="80" w:type="dxa"/>
-              <w:bottom w:w="60" w:type="dxa"/>
-              <w:right w:w="80" w:type="dxa"/>
-            </w:tcMar>
-          </w:tcPr>
-          <w:p>
-            <w:pPr>
-              <w:spacing w:before="0" w:after="0" w:line="269" w:lineRule="auto"/>
-              <w:jc w:val="center"/>
-            </w:pPr>
-            <w:r/>
-            <w:r>
-              <w:rPr>
-                <w:rFonts w:ascii="맑은 고딕" w:hAnsi="맑은 고딕" w:eastAsia="맑은 고딕"/>
-                <w:b w:val="0"/>
-                <w:i w:val="0"/>
-                <w:color w:val="1A1A1A"/>
-                <w:sz w:val="19"/>
-              </w:rPr>
-              <w:t>06:02–08:25</w:t>
-            </w:r>
-          </w:p>
-        </w:tc>
-        <w:tc>
-          <w:tcPr>
-            <w:tcW w:type="dxa" w:w="2608"/>
-            <w:shd w:val="clear" w:color="auto" w:fill="F7F9FC"/>
-            <w:tcMar>
-              <w:top w:w="60" w:type="dxa"/>
-              <w:left w:w="80" w:type="dxa"/>
-              <w:bottom w:w="60" w:type="dxa"/>
-              <w:right w:w="80" w:type="dxa"/>
-            </w:tcMar>
-          </w:tcPr>
-          <w:p>
-            <w:pPr>
-              <w:spacing w:before="0" w:after="0" w:line="269" w:lineRule="auto"/>
-              <w:jc w:val="center"/>
-            </w:pPr>
-            <w:r/>
-            <w:r>
-              <w:rPr>
-                <w:rFonts w:ascii="맑은 고딕" w:hAnsi="맑은 고딕" w:eastAsia="맑은 고딕"/>
-                <w:b w:val="0"/>
-                <w:i w:val="0"/>
-                <w:color w:val="1A1A1A"/>
-                <w:sz w:val="19"/>
-              </w:rPr>
-              <w:t>12:23–15:28</w:t>
-            </w:r>
-          </w:p>
-        </w:tc>
-        <w:tc>
-          <w:tcPr>
-            <w:tcW w:type="dxa" w:w="2608"/>
-            <w:shd w:val="clear" w:color="auto" w:fill="F7F9FC"/>
-            <w:tcMar>
-              <w:top w:w="60" w:type="dxa"/>
-              <w:left w:w="80" w:type="dxa"/>
-              <w:bottom w:w="60" w:type="dxa"/>
-              <w:right w:w="80" w:type="dxa"/>
-            </w:tcMar>
-          </w:tcPr>
-          <w:p>
-            <w:pPr>
-              <w:spacing w:before="0" w:after="0" w:line="269" w:lineRule="auto"/>
-              <w:jc w:val="center"/>
-            </w:pPr>
-            <w:r/>
-            <w:r>
-              <w:rPr>
-                <w:rFonts w:ascii="맑은 고딕" w:hAnsi="맑은 고딕" w:eastAsia="맑은 고딕"/>
-                <w:b w:val="0"/>
-                <w:i w:val="0"/>
-                <w:color w:val="1A1A1A"/>
-                <w:sz w:val="19"/>
-              </w:rPr>
-              <w:t>06:45–09:49</w:t>
-            </w:r>
-          </w:p>
-        </w:tc>
-      </w:tr>
-      <w:tr>
-        <w:trPr>
-          <w:cantSplit/>
-        </w:trPr>
-        <w:tc>
-          <w:tcPr>
-            <w:tcW w:type="dxa" w:w="2381"/>
-            <w:shd w:val="clear" w:color="auto" w:fill="FFFFFF"/>
-            <w:tcMar>
-              <w:top w:w="60" w:type="dxa"/>
-              <w:left w:w="80" w:type="dxa"/>
-              <w:bottom w:w="60" w:type="dxa"/>
-              <w:right w:w="80" w:type="dxa"/>
-            </w:tcMar>
-          </w:tcPr>
-          <w:p>
-            <w:pPr>
-              <w:spacing w:before="0" w:after="0" w:line="269" w:lineRule="auto"/>
-              <w:jc w:val="left"/>
-            </w:pPr>
-            <w:r/>
-            <w:r>
-              <w:rPr>
-                <w:rFonts w:ascii="맑은 고딕" w:hAnsi="맑은 고딕" w:eastAsia="맑은 고딕"/>
-                <w:b/>
-                <w:i w:val="0"/>
-                <w:color w:val="1A1A1A"/>
-                <w:sz w:val="19"/>
-              </w:rPr>
-              <w:t>배당·환원</w:t>
-            </w:r>
-          </w:p>
-        </w:tc>
-        <w:tc>
-          <w:tcPr>
-            <w:tcW w:type="dxa" w:w="2381"/>
-            <w:shd w:val="clear" w:color="auto" w:fill="FFFFFF"/>
-            <w:tcMar>
-              <w:top w:w="60" w:type="dxa"/>
-              <w:left w:w="80" w:type="dxa"/>
-              <w:bottom w:w="60" w:type="dxa"/>
-              <w:right w:w="80" w:type="dxa"/>
-            </w:tcMar>
-          </w:tcPr>
-          <w:p>
-            <w:pPr>
-              <w:spacing w:before="0" w:after="0" w:line="269" w:lineRule="auto"/>
-              <w:jc w:val="center"/>
-            </w:pPr>
-            <w:r/>
-            <w:r>
-              <w:rPr>
-                <w:rFonts w:ascii="맑은 고딕" w:hAnsi="맑은 고딕" w:eastAsia="맑은 고딕"/>
-                <w:b w:val="0"/>
-                <w:i w:val="0"/>
-                <w:color w:val="1A1A1A"/>
-                <w:sz w:val="19"/>
-              </w:rPr>
-              <w:t>10:41–11:36</w:t>
-            </w:r>
-          </w:p>
-        </w:tc>
-        <w:tc>
-          <w:tcPr>
-            <w:tcW w:type="dxa" w:w="2608"/>
-            <w:shd w:val="clear" w:color="auto" w:fill="FFFFFF"/>
-            <w:tcMar>
-              <w:top w:w="60" w:type="dxa"/>
-              <w:left w:w="80" w:type="dxa"/>
-              <w:bottom w:w="60" w:type="dxa"/>
-              <w:right w:w="80" w:type="dxa"/>
-            </w:tcMar>
-          </w:tcPr>
-          <w:p>
-            <w:pPr>
-              <w:spacing w:before="0" w:after="0" w:line="269" w:lineRule="auto"/>
-              <w:jc w:val="center"/>
-            </w:pPr>
-            <w:r/>
-            <w:r>
-              <w:rPr>
-                <w:rFonts w:ascii="맑은 고딕" w:hAnsi="맑은 고딕" w:eastAsia="맑은 고딕"/>
-                <w:b w:val="0"/>
-                <w:i w:val="0"/>
-                <w:color w:val="1A1A1A"/>
-                <w:sz w:val="19"/>
-              </w:rPr>
-              <w:t>—</w:t>
-            </w:r>
-          </w:p>
-        </w:tc>
-        <w:tc>
-          <w:tcPr>
-            <w:tcW w:type="dxa" w:w="2608"/>
-            <w:shd w:val="clear" w:color="auto" w:fill="FFFFFF"/>
-            <w:tcMar>
-              <w:top w:w="60" w:type="dxa"/>
-              <w:left w:w="80" w:type="dxa"/>
-              <w:bottom w:w="60" w:type="dxa"/>
-              <w:right w:w="80" w:type="dxa"/>
-            </w:tcMar>
-          </w:tcPr>
-          <w:p>
-            <w:pPr>
-              <w:spacing w:before="0" w:after="0" w:line="269" w:lineRule="auto"/>
-              <w:jc w:val="center"/>
-            </w:pPr>
-            <w:r/>
-            <w:r>
-              <w:rPr>
-                <w:rFonts w:ascii="맑은 고딕" w:hAnsi="맑은 고딕" w:eastAsia="맑은 고딕"/>
-                <w:b w:val="0"/>
-                <w:i w:val="0"/>
-                <w:color w:val="1A1A1A"/>
-                <w:sz w:val="19"/>
-              </w:rPr>
-              <w:t>23:52–26:22</w:t>
-            </w:r>
-          </w:p>
-        </w:tc>
-      </w:tr>
-      <w:tr>
-        <w:trPr>
-          <w:cantSplit/>
-        </w:trPr>
-        <w:tc>
-          <w:tcPr>
-            <w:tcW w:type="dxa" w:w="2381"/>
-            <w:shd w:val="clear" w:color="auto" w:fill="F7F9FC"/>
-            <w:tcMar>
-              <w:top w:w="60" w:type="dxa"/>
-              <w:left w:w="80" w:type="dxa"/>
-              <w:bottom w:w="60" w:type="dxa"/>
-              <w:right w:w="80" w:type="dxa"/>
-            </w:tcMar>
-          </w:tcPr>
-          <w:p>
-            <w:pPr>
-              <w:spacing w:before="0" w:after="0" w:line="269" w:lineRule="auto"/>
-              <w:jc w:val="left"/>
-            </w:pPr>
-            <w:r/>
-            <w:r>
-              <w:rPr>
-                <w:rFonts w:ascii="맑은 고딕" w:hAnsi="맑은 고딕" w:eastAsia="맑은 고딕"/>
-                <w:b/>
-                <w:i w:val="0"/>
-                <w:color w:val="1A1A1A"/>
-                <w:sz w:val="19"/>
-              </w:rPr>
-              <w:t>DC GW</w:t>
-            </w:r>
-          </w:p>
-        </w:tc>
-        <w:tc>
-          <w:tcPr>
-            <w:tcW w:type="dxa" w:w="2381"/>
-            <w:shd w:val="clear" w:color="auto" w:fill="F7F9FC"/>
-            <w:tcMar>
-              <w:top w:w="60" w:type="dxa"/>
-              <w:left w:w="80" w:type="dxa"/>
-              <w:bottom w:w="60" w:type="dxa"/>
-              <w:right w:w="80" w:type="dxa"/>
-            </w:tcMar>
-          </w:tcPr>
-          <w:p>
-            <w:pPr>
-              <w:spacing w:before="0" w:after="0" w:line="269" w:lineRule="auto"/>
-              <w:jc w:val="center"/>
-            </w:pPr>
-            <w:r/>
-            <w:r>
-              <w:rPr>
-                <w:rFonts w:ascii="맑은 고딕" w:hAnsi="맑은 고딕" w:eastAsia="맑은 고딕"/>
-                <w:b w:val="0"/>
-                <w:i w:val="0"/>
-                <w:color w:val="1A1A1A"/>
-                <w:sz w:val="19"/>
-              </w:rPr>
-              <w:t>11:36–12:31</w:t>
-            </w:r>
-          </w:p>
-        </w:tc>
-        <w:tc>
-          <w:tcPr>
-            <w:tcW w:type="dxa" w:w="2608"/>
-            <w:shd w:val="clear" w:color="auto" w:fill="F7F9FC"/>
-            <w:tcMar>
-              <w:top w:w="60" w:type="dxa"/>
-              <w:left w:w="80" w:type="dxa"/>
-              <w:bottom w:w="60" w:type="dxa"/>
-              <w:right w:w="80" w:type="dxa"/>
-            </w:tcMar>
-          </w:tcPr>
-          <w:p>
-            <w:pPr>
-              <w:spacing w:before="0" w:after="0" w:line="269" w:lineRule="auto"/>
-              <w:jc w:val="center"/>
-            </w:pPr>
-            <w:r/>
-            <w:r>
-              <w:rPr>
-                <w:rFonts w:ascii="맑은 고딕" w:hAnsi="맑은 고딕" w:eastAsia="맑은 고딕"/>
-                <w:b w:val="0"/>
-                <w:i w:val="0"/>
-                <w:color w:val="1A1A1A"/>
-                <w:sz w:val="19"/>
-              </w:rPr>
-              <w:t>—</w:t>
-            </w:r>
-          </w:p>
-        </w:tc>
-        <w:tc>
-          <w:tcPr>
-            <w:tcW w:type="dxa" w:w="2608"/>
-            <w:shd w:val="clear" w:color="auto" w:fill="F7F9FC"/>
-            <w:tcMar>
-              <w:top w:w="60" w:type="dxa"/>
-              <w:left w:w="80" w:type="dxa"/>
-              <w:bottom w:w="60" w:type="dxa"/>
-              <w:right w:w="80" w:type="dxa"/>
-            </w:tcMar>
-          </w:tcPr>
-          <w:p>
-            <w:pPr>
-              <w:spacing w:before="0" w:after="0" w:line="269" w:lineRule="auto"/>
-              <w:jc w:val="center"/>
-            </w:pPr>
-            <w:r/>
-            <w:r>
-              <w:rPr>
-                <w:rFonts w:ascii="맑은 고딕" w:hAnsi="맑은 고딕" w:eastAsia="맑은 고딕"/>
-                <w:b w:val="0"/>
-                <w:i w:val="0"/>
-                <w:color w:val="1A1A1A"/>
-                <w:sz w:val="19"/>
-              </w:rPr>
-              <w:t>—</w:t>
-            </w:r>
-          </w:p>
-        </w:tc>
-      </w:tr>
-      <w:tr>
-        <w:trPr>
-          <w:cantSplit/>
-        </w:trPr>
-        <w:tc>
-          <w:tcPr>
-            <w:tcW w:type="dxa" w:w="2381"/>
-            <w:shd w:val="clear" w:color="auto" w:fill="FFFFFF"/>
-            <w:tcMar>
-              <w:top w:w="60" w:type="dxa"/>
-              <w:left w:w="80" w:type="dxa"/>
-              <w:bottom w:w="60" w:type="dxa"/>
-              <w:right w:w="80" w:type="dxa"/>
-            </w:tcMar>
-          </w:tcPr>
-          <w:p>
-            <w:pPr>
-              <w:spacing w:before="0" w:after="0" w:line="269" w:lineRule="auto"/>
-              <w:jc w:val="left"/>
-            </w:pPr>
-            <w:r/>
-            <w:r>
-              <w:rPr>
-                <w:rFonts w:ascii="맑은 고딕" w:hAnsi="맑은 고딕" w:eastAsia="맑은 고딕"/>
-                <w:b/>
-                <w:i w:val="0"/>
-                <w:color w:val="1A1A1A"/>
-                <w:sz w:val="19"/>
-              </w:rPr>
-              <w:t>바벨·현금</w:t>
-            </w:r>
-          </w:p>
-        </w:tc>
-        <w:tc>
-          <w:tcPr>
-            <w:tcW w:type="dxa" w:w="2381"/>
-            <w:shd w:val="clear" w:color="auto" w:fill="FFFFFF"/>
-            <w:tcMar>
-              <w:top w:w="60" w:type="dxa"/>
-              <w:left w:w="80" w:type="dxa"/>
-              <w:bottom w:w="60" w:type="dxa"/>
-              <w:right w:w="80" w:type="dxa"/>
-            </w:tcMar>
-          </w:tcPr>
-          <w:p>
-            <w:pPr>
-              <w:spacing w:before="0" w:after="0" w:line="269" w:lineRule="auto"/>
-              <w:jc w:val="center"/>
-            </w:pPr>
-            <w:r/>
-            <w:r>
-              <w:rPr>
-                <w:rFonts w:ascii="맑은 고딕" w:hAnsi="맑은 고딕" w:eastAsia="맑은 고딕"/>
-                <w:b w:val="0"/>
-                <w:i w:val="0"/>
-                <w:color w:val="1A1A1A"/>
-                <w:sz w:val="19"/>
-              </w:rPr>
-              <w:t>12:56–15:43</w:t>
-            </w:r>
-          </w:p>
-        </w:tc>
-        <w:tc>
-          <w:tcPr>
-            <w:tcW w:type="dxa" w:w="2608"/>
-            <w:shd w:val="clear" w:color="auto" w:fill="FFFFFF"/>
-            <w:tcMar>
-              <w:top w:w="60" w:type="dxa"/>
-              <w:left w:w="80" w:type="dxa"/>
-              <w:bottom w:w="60" w:type="dxa"/>
-              <w:right w:w="80" w:type="dxa"/>
-            </w:tcMar>
-          </w:tcPr>
-          <w:p>
-            <w:pPr>
-              <w:spacing w:before="0" w:after="0" w:line="269" w:lineRule="auto"/>
-              <w:jc w:val="center"/>
-            </w:pPr>
-            <w:r/>
-            <w:r>
-              <w:rPr>
-                <w:rFonts w:ascii="맑은 고딕" w:hAnsi="맑은 고딕" w:eastAsia="맑은 고딕"/>
-                <w:b w:val="0"/>
-                <w:i w:val="0"/>
-                <w:color w:val="1A1A1A"/>
-                <w:sz w:val="19"/>
-              </w:rPr>
-              <w:t>17:30–18:34</w:t>
-            </w:r>
-          </w:p>
-        </w:tc>
-        <w:tc>
-          <w:tcPr>
-            <w:tcW w:type="dxa" w:w="2608"/>
-            <w:shd w:val="clear" w:color="auto" w:fill="FFFFFF"/>
-            <w:tcMar>
-              <w:top w:w="60" w:type="dxa"/>
-              <w:left w:w="80" w:type="dxa"/>
-              <w:bottom w:w="60" w:type="dxa"/>
-              <w:right w:w="80" w:type="dxa"/>
-            </w:tcMar>
-          </w:tcPr>
-          <w:p>
-            <w:pPr>
-              <w:spacing w:before="0" w:after="0" w:line="269" w:lineRule="auto"/>
-              <w:jc w:val="center"/>
-            </w:pPr>
-            <w:r/>
-            <w:r>
-              <w:rPr>
-                <w:rFonts w:ascii="맑은 고딕" w:hAnsi="맑은 고딕" w:eastAsia="맑은 고딕"/>
-                <w:b w:val="0"/>
-                <w:i w:val="0"/>
-                <w:color w:val="1A1A1A"/>
-                <w:sz w:val="19"/>
-              </w:rPr>
-              <w:t>—</w:t>
-            </w:r>
-          </w:p>
-        </w:tc>
-      </w:tr>
-      <w:tr>
-        <w:trPr>
-          <w:cantSplit/>
-        </w:trPr>
-        <w:tc>
-          <w:tcPr>
-            <w:tcW w:type="dxa" w:w="2381"/>
-            <w:shd w:val="clear" w:color="auto" w:fill="F7F9FC"/>
-            <w:tcMar>
-              <w:top w:w="60" w:type="dxa"/>
-              <w:left w:w="80" w:type="dxa"/>
-              <w:bottom w:w="60" w:type="dxa"/>
-              <w:right w:w="80" w:type="dxa"/>
-            </w:tcMar>
-          </w:tcPr>
-          <w:p>
-            <w:pPr>
-              <w:spacing w:before="0" w:after="0" w:line="269" w:lineRule="auto"/>
-              <w:jc w:val="left"/>
-            </w:pPr>
-            <w:r/>
-            <w:r>
-              <w:rPr>
-                <w:rFonts w:ascii="맑은 고딕" w:hAnsi="맑은 고딕" w:eastAsia="맑은 고딕"/>
-                <w:b/>
-                <w:i w:val="0"/>
-                <w:color w:val="1A1A1A"/>
-                <w:sz w:val="19"/>
-              </w:rPr>
-              <w:t>박스권</w:t>
-            </w:r>
-          </w:p>
-        </w:tc>
-        <w:tc>
-          <w:tcPr>
-            <w:tcW w:type="dxa" w:w="2381"/>
-            <w:shd w:val="clear" w:color="auto" w:fill="F7F9FC"/>
-            <w:tcMar>
-              <w:top w:w="60" w:type="dxa"/>
-              <w:left w:w="80" w:type="dxa"/>
-              <w:bottom w:w="60" w:type="dxa"/>
-              <w:right w:w="80" w:type="dxa"/>
-            </w:tcMar>
-          </w:tcPr>
-          <w:p>
-            <w:pPr>
-              <w:spacing w:before="0" w:after="0" w:line="269" w:lineRule="auto"/>
-              <w:jc w:val="center"/>
-            </w:pPr>
-            <w:r/>
-            <w:r>
-              <w:rPr>
-                <w:rFonts w:ascii="맑은 고딕" w:hAnsi="맑은 고딕" w:eastAsia="맑은 고딕"/>
-                <w:b w:val="0"/>
-                <w:i w:val="0"/>
-                <w:color w:val="1A1A1A"/>
-                <w:sz w:val="19"/>
-              </w:rPr>
-              <w:t>—</w:t>
-            </w:r>
-          </w:p>
-        </w:tc>
-        <w:tc>
-          <w:tcPr>
-            <w:tcW w:type="dxa" w:w="2608"/>
-            <w:shd w:val="clear" w:color="auto" w:fill="F7F9FC"/>
-            <w:tcMar>
-              <w:top w:w="60" w:type="dxa"/>
-              <w:left w:w="80" w:type="dxa"/>
-              <w:bottom w:w="60" w:type="dxa"/>
-              <w:right w:w="80" w:type="dxa"/>
-            </w:tcMar>
-          </w:tcPr>
-          <w:p>
-            <w:pPr>
-              <w:spacing w:before="0" w:after="0" w:line="269" w:lineRule="auto"/>
-              <w:jc w:val="center"/>
-            </w:pPr>
-            <w:r/>
-            <w:r>
-              <w:rPr>
-                <w:rFonts w:ascii="맑은 고딕" w:hAnsi="맑은 고딕" w:eastAsia="맑은 고딕"/>
-                <w:b w:val="0"/>
-                <w:i w:val="0"/>
-                <w:color w:val="1A1A1A"/>
-                <w:sz w:val="19"/>
-              </w:rPr>
-              <w:t>01:19–07:55</w:t>
-            </w:r>
-          </w:p>
-        </w:tc>
-        <w:tc>
-          <w:tcPr>
-            <w:tcW w:type="dxa" w:w="2608"/>
-            <w:shd w:val="clear" w:color="auto" w:fill="F7F9FC"/>
-            <w:tcMar>
-              <w:top w:w="60" w:type="dxa"/>
-              <w:left w:w="80" w:type="dxa"/>
-              <w:bottom w:w="60" w:type="dxa"/>
-              <w:right w:w="80" w:type="dxa"/>
-            </w:tcMar>
-          </w:tcPr>
-          <w:p>
-            <w:pPr>
-              <w:spacing w:before="0" w:after="0" w:line="269" w:lineRule="auto"/>
-              <w:jc w:val="center"/>
-            </w:pPr>
-            <w:r/>
-            <w:r>
-              <w:rPr>
-                <w:rFonts w:ascii="맑은 고딕" w:hAnsi="맑은 고딕" w:eastAsia="맑은 고딕"/>
-                <w:b w:val="0"/>
-                <w:i w:val="0"/>
-                <w:color w:val="1A1A1A"/>
-                <w:sz w:val="19"/>
-              </w:rPr>
-              <w:t>13:23–14:15</w:t>
-            </w:r>
-          </w:p>
-        </w:tc>
-      </w:tr>
-      <w:tr>
-        <w:trPr>
-          <w:cantSplit/>
-        </w:trPr>
-        <w:tc>
-          <w:tcPr>
-            <w:tcW w:type="dxa" w:w="2381"/>
-            <w:shd w:val="clear" w:color="auto" w:fill="FFFFFF"/>
-            <w:tcMar>
-              <w:top w:w="60" w:type="dxa"/>
-              <w:left w:w="80" w:type="dxa"/>
-              <w:bottom w:w="60" w:type="dxa"/>
-              <w:right w:w="80" w:type="dxa"/>
-            </w:tcMar>
-          </w:tcPr>
-          <w:p>
-            <w:pPr>
-              <w:spacing w:before="0" w:after="0" w:line="269" w:lineRule="auto"/>
-              <w:jc w:val="left"/>
-            </w:pPr>
-            <w:r/>
-            <w:r>
-              <w:rPr>
-                <w:rFonts w:ascii="맑은 고딕" w:hAnsi="맑은 고딕" w:eastAsia="맑은 고딕"/>
-                <w:b/>
-                <w:i w:val="0"/>
-                <w:color w:val="1A1A1A"/>
-                <w:sz w:val="19"/>
-              </w:rPr>
-              <w:t>FOMC</w:t>
-            </w:r>
-          </w:p>
-        </w:tc>
-        <w:tc>
-          <w:tcPr>
-            <w:tcW w:type="dxa" w:w="2381"/>
-            <w:shd w:val="clear" w:color="auto" w:fill="FFFFFF"/>
-            <w:tcMar>
-              <w:top w:w="60" w:type="dxa"/>
-              <w:left w:w="80" w:type="dxa"/>
-              <w:bottom w:w="60" w:type="dxa"/>
-              <w:right w:w="80" w:type="dxa"/>
-            </w:tcMar>
-          </w:tcPr>
-          <w:p>
-            <w:pPr>
-              <w:spacing w:before="0" w:after="0" w:line="269" w:lineRule="auto"/>
-              <w:jc w:val="center"/>
-            </w:pPr>
-            <w:r/>
-            <w:r>
-              <w:rPr>
-                <w:rFonts w:ascii="맑은 고딕" w:hAnsi="맑은 고딕" w:eastAsia="맑은 고딕"/>
-                <w:b w:val="0"/>
-                <w:i w:val="0"/>
-                <w:color w:val="1A1A1A"/>
-                <w:sz w:val="19"/>
-              </w:rPr>
-              <w:t>06:41–06:57</w:t>
-            </w:r>
-          </w:p>
-        </w:tc>
-        <w:tc>
-          <w:tcPr>
-            <w:tcW w:type="dxa" w:w="2608"/>
-            <w:shd w:val="clear" w:color="auto" w:fill="FFFFFF"/>
-            <w:tcMar>
-              <w:top w:w="60" w:type="dxa"/>
-              <w:left w:w="80" w:type="dxa"/>
-              <w:bottom w:w="60" w:type="dxa"/>
-              <w:right w:w="80" w:type="dxa"/>
-            </w:tcMar>
-          </w:tcPr>
-          <w:p>
-            <w:pPr>
-              <w:spacing w:before="0" w:after="0" w:line="269" w:lineRule="auto"/>
-              <w:jc w:val="center"/>
-            </w:pPr>
-            <w:r/>
-            <w:r>
-              <w:rPr>
-                <w:rFonts w:ascii="맑은 고딕" w:hAnsi="맑은 고딕" w:eastAsia="맑은 고딕"/>
-                <w:b w:val="0"/>
-                <w:i w:val="0"/>
-                <w:color w:val="1A1A1A"/>
-                <w:sz w:val="19"/>
-              </w:rPr>
-              <w:t>16:34–35:20</w:t>
-            </w:r>
-          </w:p>
-        </w:tc>
-        <w:tc>
-          <w:tcPr>
-            <w:tcW w:type="dxa" w:w="2608"/>
-            <w:shd w:val="clear" w:color="auto" w:fill="FFFFFF"/>
-            <w:tcMar>
-              <w:top w:w="60" w:type="dxa"/>
-              <w:left w:w="80" w:type="dxa"/>
-              <w:bottom w:w="60" w:type="dxa"/>
-              <w:right w:w="80" w:type="dxa"/>
-            </w:tcMar>
-          </w:tcPr>
-          <w:p>
-            <w:pPr>
-              <w:spacing w:before="0" w:after="0" w:line="269" w:lineRule="auto"/>
-              <w:jc w:val="center"/>
-            </w:pPr>
-            <w:r/>
-            <w:r>
-              <w:rPr>
-                <w:rFonts w:ascii="맑은 고딕" w:hAnsi="맑은 고딕" w:eastAsia="맑은 고딕"/>
-                <w:b w:val="0"/>
-                <w:i w:val="0"/>
-                <w:color w:val="1A1A1A"/>
-                <w:sz w:val="19"/>
-              </w:rPr>
-              <w:t>—</w:t>
-            </w:r>
-          </w:p>
-        </w:tc>
-      </w:tr>
-      <w:tr>
-        <w:trPr>
-          <w:cantSplit/>
-        </w:trPr>
-        <w:tc>
-          <w:tcPr>
-            <w:tcW w:type="dxa" w:w="2381"/>
-            <w:shd w:val="clear" w:color="auto" w:fill="F7F9FC"/>
-            <w:tcMar>
-              <w:top w:w="60" w:type="dxa"/>
-              <w:left w:w="80" w:type="dxa"/>
-              <w:bottom w:w="60" w:type="dxa"/>
-              <w:right w:w="80" w:type="dxa"/>
-            </w:tcMar>
-          </w:tcPr>
-          <w:p>
-            <w:pPr>
-              <w:spacing w:before="0" w:after="0" w:line="269" w:lineRule="auto"/>
-              <w:jc w:val="left"/>
-            </w:pPr>
-            <w:r/>
-            <w:r>
-              <w:rPr>
-                <w:rFonts w:ascii="맑은 고딕" w:hAnsi="맑은 고딕" w:eastAsia="맑은 고딕"/>
-                <w:b/>
-                <w:i w:val="0"/>
-                <w:color w:val="1A1A1A"/>
-                <w:sz w:val="19"/>
-              </w:rPr>
-              <w:t>Bessent</w:t>
-            </w:r>
-          </w:p>
-        </w:tc>
-        <w:tc>
-          <w:tcPr>
-            <w:tcW w:type="dxa" w:w="2381"/>
-            <w:shd w:val="clear" w:color="auto" w:fill="F7F9FC"/>
-            <w:tcMar>
-              <w:top w:w="60" w:type="dxa"/>
-              <w:left w:w="80" w:type="dxa"/>
-              <w:bottom w:w="60" w:type="dxa"/>
-              <w:right w:w="80" w:type="dxa"/>
-            </w:tcMar>
-          </w:tcPr>
-          <w:p>
-            <w:pPr>
-              <w:spacing w:before="0" w:after="0" w:line="269" w:lineRule="auto"/>
-              <w:jc w:val="center"/>
-            </w:pPr>
-            <w:r/>
-            <w:r>
-              <w:rPr>
-                <w:rFonts w:ascii="맑은 고딕" w:hAnsi="맑은 고딕" w:eastAsia="맑은 고딕"/>
-                <w:b w:val="0"/>
-                <w:i w:val="0"/>
-                <w:color w:val="1A1A1A"/>
-                <w:sz w:val="19"/>
-              </w:rPr>
-              <w:t>—</w:t>
-            </w:r>
-          </w:p>
-        </w:tc>
-        <w:tc>
-          <w:tcPr>
-            <w:tcW w:type="dxa" w:w="2608"/>
-            <w:shd w:val="clear" w:color="auto" w:fill="F7F9FC"/>
-            <w:tcMar>
-              <w:top w:w="60" w:type="dxa"/>
-              <w:left w:w="80" w:type="dxa"/>
-              <w:bottom w:w="60" w:type="dxa"/>
-              <w:right w:w="80" w:type="dxa"/>
-            </w:tcMar>
-          </w:tcPr>
-          <w:p>
-            <w:pPr>
-              <w:spacing w:before="0" w:after="0" w:line="269" w:lineRule="auto"/>
-              <w:jc w:val="center"/>
-            </w:pPr>
-            <w:r/>
-            <w:r>
-              <w:rPr>
-                <w:rFonts w:ascii="맑은 고딕" w:hAnsi="맑은 고딕" w:eastAsia="맑은 고딕"/>
-                <w:b w:val="0"/>
-                <w:i w:val="0"/>
-                <w:color w:val="1A1A1A"/>
-                <w:sz w:val="19"/>
-              </w:rPr>
-              <w:t>09:11–12:21</w:t>
-            </w:r>
-          </w:p>
-        </w:tc>
-        <w:tc>
-          <w:tcPr>
-            <w:tcW w:type="dxa" w:w="2608"/>
-            <w:shd w:val="clear" w:color="auto" w:fill="F7F9FC"/>
-            <w:tcMar>
-              <w:top w:w="60" w:type="dxa"/>
-              <w:left w:w="80" w:type="dxa"/>
-              <w:bottom w:w="60" w:type="dxa"/>
-              <w:right w:w="80" w:type="dxa"/>
-            </w:tcMar>
-          </w:tcPr>
-          <w:p>
-            <w:pPr>
-              <w:spacing w:before="0" w:after="0" w:line="269" w:lineRule="auto"/>
-              <w:jc w:val="center"/>
-            </w:pPr>
-            <w:r/>
-            <w:r>
-              <w:rPr>
-                <w:rFonts w:ascii="맑은 고딕" w:hAnsi="맑은 고딕" w:eastAsia="맑은 고딕"/>
-                <w:b w:val="0"/>
-                <w:i w:val="0"/>
-                <w:color w:val="1A1A1A"/>
-                <w:sz w:val="19"/>
-              </w:rPr>
-              <w:t>02:51–04:29</w:t>
-            </w:r>
-          </w:p>
-        </w:tc>
-      </w:tr>
-      <w:tr>
-        <w:trPr>
-          <w:cantSplit/>
-        </w:trPr>
-        <w:tc>
-          <w:tcPr>
-            <w:tcW w:type="dxa" w:w="2381"/>
-            <w:shd w:val="clear" w:color="auto" w:fill="FFFFFF"/>
-            <w:tcMar>
-              <w:top w:w="60" w:type="dxa"/>
-              <w:left w:w="80" w:type="dxa"/>
-              <w:bottom w:w="60" w:type="dxa"/>
-              <w:right w:w="80" w:type="dxa"/>
-            </w:tcMar>
-          </w:tcPr>
-          <w:p>
-            <w:pPr>
-              <w:spacing w:before="0" w:after="0" w:line="269" w:lineRule="auto"/>
-              <w:jc w:val="left"/>
-            </w:pPr>
-            <w:r/>
-            <w:r>
-              <w:rPr>
-                <w:rFonts w:ascii="맑은 고딕" w:hAnsi="맑은 고딕" w:eastAsia="맑은 고딕"/>
-                <w:b/>
-                <w:i w:val="0"/>
-                <w:color w:val="1A1A1A"/>
-                <w:sz w:val="19"/>
-              </w:rPr>
-              <w:t>엔비디아 금융</w:t>
-            </w:r>
-          </w:p>
-        </w:tc>
-        <w:tc>
-          <w:tcPr>
-            <w:tcW w:type="dxa" w:w="2381"/>
-            <w:shd w:val="clear" w:color="auto" w:fill="FFFFFF"/>
-            <w:tcMar>
-              <w:top w:w="60" w:type="dxa"/>
-              <w:left w:w="80" w:type="dxa"/>
-              <w:bottom w:w="60" w:type="dxa"/>
-              <w:right w:w="80" w:type="dxa"/>
-            </w:tcMar>
-          </w:tcPr>
-          <w:p>
-            <w:pPr>
-              <w:spacing w:before="0" w:after="0" w:line="269" w:lineRule="auto"/>
-              <w:jc w:val="center"/>
-            </w:pPr>
-            <w:r/>
-            <w:r>
-              <w:rPr>
-                <w:rFonts w:ascii="맑은 고딕" w:hAnsi="맑은 고딕" w:eastAsia="맑은 고딕"/>
-                <w:b w:val="0"/>
-                <w:i w:val="0"/>
-                <w:color w:val="1A1A1A"/>
-                <w:sz w:val="19"/>
-              </w:rPr>
-              <w:t>—</w:t>
-            </w:r>
-          </w:p>
-        </w:tc>
-        <w:tc>
-          <w:tcPr>
-            <w:tcW w:type="dxa" w:w="2608"/>
-            <w:shd w:val="clear" w:color="auto" w:fill="FFFFFF"/>
-            <w:tcMar>
-              <w:top w:w="60" w:type="dxa"/>
-              <w:left w:w="80" w:type="dxa"/>
-              <w:bottom w:w="60" w:type="dxa"/>
-              <w:right w:w="80" w:type="dxa"/>
-            </w:tcMar>
-          </w:tcPr>
-          <w:p>
-            <w:pPr>
-              <w:spacing w:before="0" w:after="0" w:line="269" w:lineRule="auto"/>
-              <w:jc w:val="center"/>
-            </w:pPr>
-            <w:r/>
-            <w:r>
-              <w:rPr>
-                <w:rFonts w:ascii="맑은 고딕" w:hAnsi="맑은 고딕" w:eastAsia="맑은 고딕"/>
-                <w:b w:val="0"/>
-                <w:i w:val="0"/>
-                <w:color w:val="1A1A1A"/>
-                <w:sz w:val="19"/>
-              </w:rPr>
-              <w:t>—</w:t>
-            </w:r>
-          </w:p>
-        </w:tc>
-        <w:tc>
-          <w:tcPr>
-            <w:tcW w:type="dxa" w:w="2608"/>
-            <w:shd w:val="clear" w:color="auto" w:fill="FFFFFF"/>
-            <w:tcMar>
-              <w:top w:w="60" w:type="dxa"/>
-              <w:left w:w="80" w:type="dxa"/>
-              <w:bottom w:w="60" w:type="dxa"/>
-              <w:right w:w="80" w:type="dxa"/>
-            </w:tcMar>
-          </w:tcPr>
-          <w:p>
-            <w:pPr>
-              <w:spacing w:before="0" w:after="0" w:line="269" w:lineRule="auto"/>
-              <w:jc w:val="center"/>
-            </w:pPr>
-            <w:r/>
-            <w:r>
-              <w:rPr>
-                <w:rFonts w:ascii="맑은 고딕" w:hAnsi="맑은 고딕" w:eastAsia="맑은 고딕"/>
-                <w:b w:val="0"/>
-                <w:i w:val="0"/>
-                <w:color w:val="1A1A1A"/>
-                <w:sz w:val="19"/>
-              </w:rPr>
-              <w:t>00:06–09:49</w:t>
-            </w:r>
-          </w:p>
-        </w:tc>
-      </w:tr>
-      <w:tr>
-        <w:trPr>
-          <w:cantSplit/>
-        </w:trPr>
-        <w:tc>
-          <w:tcPr>
-            <w:tcW w:type="dxa" w:w="2381"/>
-            <w:shd w:val="clear" w:color="auto" w:fill="F7F9FC"/>
-            <w:tcMar>
-              <w:top w:w="60" w:type="dxa"/>
-              <w:left w:w="80" w:type="dxa"/>
-              <w:bottom w:w="60" w:type="dxa"/>
-              <w:right w:w="80" w:type="dxa"/>
-            </w:tcMar>
-          </w:tcPr>
-          <w:p>
-            <w:pPr>
-              <w:spacing w:before="0" w:after="0" w:line="269" w:lineRule="auto"/>
-              <w:jc w:val="left"/>
-            </w:pPr>
-            <w:r/>
-            <w:r>
-              <w:rPr>
-                <w:rFonts w:ascii="맑은 고딕" w:hAnsi="맑은 고딕" w:eastAsia="맑은 고딕"/>
-                <w:b/>
-                <w:i w:val="0"/>
-                <w:color w:val="1A1A1A"/>
-                <w:sz w:val="19"/>
-              </w:rPr>
-              <w:t>지배구조</w:t>
-            </w:r>
-          </w:p>
-        </w:tc>
-        <w:tc>
-          <w:tcPr>
-            <w:tcW w:type="dxa" w:w="2381"/>
-            <w:shd w:val="clear" w:color="auto" w:fill="F7F9FC"/>
-            <w:tcMar>
-              <w:top w:w="60" w:type="dxa"/>
-              <w:left w:w="80" w:type="dxa"/>
-              <w:bottom w:w="60" w:type="dxa"/>
-              <w:right w:w="80" w:type="dxa"/>
-            </w:tcMar>
-          </w:tcPr>
-          <w:p>
-            <w:pPr>
-              <w:spacing w:before="0" w:after="0" w:line="269" w:lineRule="auto"/>
-              <w:jc w:val="center"/>
-            </w:pPr>
-            <w:r/>
-            <w:r>
-              <w:rPr>
-                <w:rFonts w:ascii="맑은 고딕" w:hAnsi="맑은 고딕" w:eastAsia="맑은 고딕"/>
-                <w:b w:val="0"/>
-                <w:i w:val="0"/>
-                <w:color w:val="1A1A1A"/>
-                <w:sz w:val="19"/>
-              </w:rPr>
-              <w:t>—</w:t>
-            </w:r>
-          </w:p>
-        </w:tc>
-        <w:tc>
-          <w:tcPr>
-            <w:tcW w:type="dxa" w:w="2608"/>
-            <w:shd w:val="clear" w:color="auto" w:fill="F7F9FC"/>
-            <w:tcMar>
-              <w:top w:w="60" w:type="dxa"/>
-              <w:left w:w="80" w:type="dxa"/>
-              <w:bottom w:w="60" w:type="dxa"/>
-              <w:right w:w="80" w:type="dxa"/>
-            </w:tcMar>
-          </w:tcPr>
-          <w:p>
-            <w:pPr>
-              <w:spacing w:before="0" w:after="0" w:line="269" w:lineRule="auto"/>
-              <w:jc w:val="center"/>
-            </w:pPr>
-            <w:r/>
-            <w:r>
-              <w:rPr>
-                <w:rFonts w:ascii="맑은 고딕" w:hAnsi="맑은 고딕" w:eastAsia="맑은 고딕"/>
-                <w:b w:val="0"/>
-                <w:i w:val="0"/>
-                <w:color w:val="1A1A1A"/>
-                <w:sz w:val="19"/>
-              </w:rPr>
-              <w:t>—</w:t>
-            </w:r>
-          </w:p>
-        </w:tc>
-        <w:tc>
-          <w:tcPr>
-            <w:tcW w:type="dxa" w:w="2608"/>
-            <w:shd w:val="clear" w:color="auto" w:fill="F7F9FC"/>
-            <w:tcMar>
-              <w:top w:w="60" w:type="dxa"/>
-              <w:left w:w="80" w:type="dxa"/>
-              <w:bottom w:w="60" w:type="dxa"/>
-              <w:right w:w="80" w:type="dxa"/>
-            </w:tcMar>
-          </w:tcPr>
-          <w:p>
-            <w:pPr>
-              <w:spacing w:before="0" w:after="0" w:line="269" w:lineRule="auto"/>
-              <w:jc w:val="center"/>
-            </w:pPr>
-            <w:r/>
-            <w:r>
-              <w:rPr>
-                <w:rFonts w:ascii="맑은 고딕" w:hAnsi="맑은 고딕" w:eastAsia="맑은 고딕"/>
-                <w:b w:val="0"/>
-                <w:i w:val="0"/>
-                <w:color w:val="1A1A1A"/>
-                <w:sz w:val="19"/>
-              </w:rPr>
-              <w:t>23:30–26:22</w:t>
             </w:r>
           </w:p>
         </w:tc>
@@ -10941,7 +7465,7 @@
         <w:color w:val="4B5563"/>
         <w:sz w:val="16"/>
       </w:rPr>
-      <w:t xml:space="preserve">원문 핵심정리 + 3영상  ·  검증 2026-09-16  ·  FOMC 발표 전  </w:t>
+      <w:t xml:space="preserve">핵심정리 + 당일 방송 + 공개 검증  ·  2026-09-16  ·  FOMC 발표 전  ·  </w:t>
     </w:r>
     <w:fldSimple w:instr=" PAGE ">
       <w:r>
@@ -10972,7 +7496,7 @@
         <w:color w:val="4B5563"/>
         <w:sz w:val="17"/>
       </w:rPr>
-      <w:t>9/16  주제별 통합  ·  핵심정리 + 노근창 + 박병창 + 금리해설</w:t>
+      <w:t>9/16  주제별 핵심  ·  금리 · 유가 · 연준 · AI · 반도체 · 주식 · 환원 · 환율</w:t>
     </w:r>
   </w:p>
 </w:hdr>
